--- a/files/DmytroGrendachCV.docx
+++ b/files/DmytroGrendachCV.docx
@@ -1,6 +1,6 @@
 
 <file path=word/document.xml><?xml version="1.0" encoding="utf-8"?>
-<w:document xmlns:mc="http://schemas.openxmlformats.org/markup-compatibility/2006" xmlns:o="urn:schemas-microsoft-com:office:office" xmlns:r="http://schemas.openxmlformats.org/officeDocument/2006/relationships" xmlns:m="http://schemas.openxmlformats.org/officeDocument/2006/math" xmlns:v="urn:schemas-microsoft-com:vml" xmlns:wp="http://schemas.openxmlformats.org/drawingml/2006/wordprocessingDrawing" xmlns:w10="urn:schemas-microsoft-com:office:word" xmlns:w="http://schemas.openxmlformats.org/wordprocessingml/2006/main" xmlns:wne="http://schemas.microsoft.com/office/word/2006/wordml" xmlns:sl="http://schemas.openxmlformats.org/schemaLibrary/2006/main" xmlns:a="http://schemas.openxmlformats.org/drawingml/2006/main" xmlns:pic="http://schemas.openxmlformats.org/drawingml/2006/picture" xmlns:c="http://schemas.openxmlformats.org/drawingml/2006/chart" xmlns:lc="http://schemas.openxmlformats.org/drawingml/2006/lockedCanvas" xmlns:dgm="http://schemas.openxmlformats.org/drawingml/2006/diagram" xmlns:wps="http://schemas.microsoft.com/office/word/2010/wordprocessingShape" xmlns:wpg="http://schemas.microsoft.com/office/word/2010/wordprocessingGroup" xmlns:w14="http://schemas.microsoft.com/office/word/2010/wordml" xmlns:w15="http://schemas.microsoft.com/office/word/2012/wordml">
+<w:document xmlns:mc="http://schemas.openxmlformats.org/markup-compatibility/2006" xmlns:o="urn:schemas-microsoft-com:office:office" xmlns:r="http://schemas.openxmlformats.org/officeDocument/2006/relationships" xmlns:m="http://schemas.openxmlformats.org/officeDocument/2006/math" xmlns:v="urn:schemas-microsoft-com:vml" xmlns:wp="http://schemas.openxmlformats.org/drawingml/2006/wordprocessingDrawing" xmlns:w10="urn:schemas-microsoft-com:office:word" xmlns:w="http://schemas.openxmlformats.org/wordprocessingml/2006/main" xmlns:wne="http://schemas.microsoft.com/office/word/2006/wordml" xmlns:sl="http://schemas.openxmlformats.org/schemaLibrary/2006/main" xmlns:a="http://schemas.openxmlformats.org/drawingml/2006/main" xmlns:pic="http://schemas.openxmlformats.org/drawingml/2006/picture" xmlns:c="http://schemas.openxmlformats.org/drawingml/2006/chart" xmlns:lc="http://schemas.openxmlformats.org/drawingml/2006/lockedCanvas" xmlns:dgm="http://schemas.openxmlformats.org/drawingml/2006/diagram" xmlns:wps="http://schemas.microsoft.com/office/word/2010/wordprocessingShape" xmlns:wpg="http://schemas.microsoft.com/office/word/2010/wordprocessingGroup" xmlns:w14="http://schemas.microsoft.com/office/word/2010/wordml" xmlns:w15="http://schemas.microsoft.com/office/word/2012/wordml" xmlns:w16="http://schemas.microsoft.com/office/word/2018/wordml" xmlns:w16cex="http://schemas.microsoft.com/office/word/2018/wordml/cex" xmlns:w16cid="http://schemas.microsoft.com/office/word/2016/wordml/cid" xmlns="http://schemas.microsoft.com/office/tasks/2019/documenttasks" xmlns:cr="http://schemas.microsoft.com/office/comments/2020/reactions">
   <w:background w:color="FFFFFF"/>
   <w:body>
     <w:p>
@@ -11,7 +11,7 @@
         <w:widowControl w:val="1"/>
         <w:numPr>
           <w:ilvl w:val="6"/>
-          <w:numId w:val="4"/>
+          <w:numId w:val="1"/>
         </w:numPr>
         <w:pBdr>
           <w:top w:space="0" w:sz="0" w:val="nil"/>
@@ -57,7 +57,7 @@
           <w:vertAlign w:val="baseline"/>
           <w:rtl w:val="0"/>
         </w:rPr>
-        <w:t xml:space="preserve">Dmytro Grendach  </w:t>
+        <w:t xml:space="preserve">Dmytro Grendach</w:t>
       </w:r>
       <w:r>
         <w:rPr>
@@ -87,7 +87,7 @@
                   </pic:nvPicPr>
                   <pic:blipFill>
                     <a:blip r:embed="rId6"/>
-                    <a:srcRect b="0" l="0" r="21460" t="0"/>
+                    <a:srcRect b="0" l="0" r="21461" t="0"/>
                     <a:stretch>
                       <a:fillRect/>
                     </a:stretch>
@@ -280,7 +280,25 @@
           <w:szCs w:val="24"/>
           <w:rtl w:val="0"/>
         </w:rPr>
-        <w:t xml:space="preserve">Phone: +48883644164; +380666441644 </w:t>
+        <w:t xml:space="preserve">Mobile 1: +48 883 644 1 64</w:t>
+      </w:r>
+    </w:p>
+    <w:p>
+      <w:pPr>
+        <w:pageBreakBefore w:val="0"/>
+        <w:spacing w:after="0" w:line="240" w:lineRule="auto"/>
+        <w:rPr>
+          <w:sz w:val="24"/>
+          <w:szCs w:val="24"/>
+        </w:rPr>
+      </w:pPr>
+      <w:r>
+        <w:rPr>
+          <w:sz w:val="24"/>
+          <w:szCs w:val="24"/>
+          <w:rtl w:val="0"/>
+        </w:rPr>
+        <w:t xml:space="preserve">Mobile 2: +38 066 644 1 644</w:t>
       </w:r>
     </w:p>
     <w:p>
@@ -409,17 +427,9 @@
         <w:ind w:left="0" w:right="0" w:firstLine="0"/>
         <w:jc w:val="left"/>
         <w:rPr>
-          <w:rFonts w:ascii="Calibri" w:cs="Calibri" w:eastAsia="Calibri" w:hAnsi="Calibri"/>
-          <w:b w:val="1"/>
-          <w:i w:val="0"/>
-          <w:smallCaps w:val="0"/>
-          <w:strike w:val="0"/>
-          <w:color w:val="000000"/>
+          <w:b w:val="1"/>
           <w:sz w:val="28"/>
           <w:szCs w:val="28"/>
-          <w:u w:val="none"/>
-          <w:shd w:fill="auto" w:val="clear"/>
-          <w:vertAlign w:val="baseline"/>
         </w:rPr>
       </w:pPr>
       <w:r>
@@ -439,176 +449,665 @@
         </w:rPr>
         <w:t xml:space="preserve">Key competence:</w:t>
       </w:r>
-    </w:p>
-    <w:p>
-      <w:pPr>
-        <w:pStyle w:val="Heading2"/>
-        <w:keepNext w:val="0"/>
-        <w:keepLines w:val="0"/>
+      <w:r>
+        <w:rPr>
+          <w:rtl w:val="0"/>
+        </w:rPr>
+      </w:r>
+    </w:p>
+    <w:p>
+      <w:pPr>
+        <w:keepNext w:val="0"/>
+        <w:keepLines w:val="0"/>
+        <w:pageBreakBefore w:val="0"/>
+        <w:widowControl w:val="1"/>
+        <w:pBdr>
+          <w:top w:space="0" w:sz="0" w:val="nil"/>
+          <w:left w:space="0" w:sz="0" w:val="nil"/>
+          <w:bottom w:space="0" w:sz="0" w:val="nil"/>
+          <w:right w:space="0" w:sz="0" w:val="nil"/>
+          <w:between w:space="0" w:sz="0" w:val="nil"/>
+        </w:pBdr>
+        <w:shd w:fill="auto" w:val="clear"/>
+        <w:spacing w:after="0" w:before="0" w:line="240" w:lineRule="auto"/>
+        <w:ind w:left="720" w:right="0" w:firstLine="0"/>
+        <w:jc w:val="left"/>
+        <w:rPr>
+          <w:sz w:val="24"/>
+          <w:szCs w:val="24"/>
+        </w:rPr>
+      </w:pPr>
+      <w:r>
+        <w:rPr>
+          <w:rtl w:val="0"/>
+        </w:rPr>
+      </w:r>
+    </w:p>
+    <w:p>
+      <w:pPr>
+        <w:keepNext w:val="0"/>
+        <w:keepLines w:val="0"/>
+        <w:pageBreakBefore w:val="0"/>
         <w:widowControl w:val="1"/>
         <w:numPr>
           <w:ilvl w:val="0"/>
           <w:numId w:val="3"/>
         </w:numPr>
         <w:pBdr>
-          <w:top w:color="auto" w:space="0" w:sz="0" w:val="none"/>
-          <w:left w:color="auto" w:space="0" w:sz="0" w:val="none"/>
-          <w:bottom w:color="auto" w:space="0" w:sz="0" w:val="none"/>
-          <w:right w:color="auto" w:space="0" w:sz="0" w:val="none"/>
-          <w:between w:color="auto" w:space="0" w:sz="0" w:val="none"/>
-        </w:pBdr>
-        <w:shd w:fill="ffffff" w:val="clear"/>
-        <w:spacing w:before="0" w:line="276" w:lineRule="auto"/>
-        <w:ind w:left="720" w:hanging="360"/>
-        <w:rPr>
-          <w:b w:val="0"/>
-          <w:sz w:val="24"/>
-          <w:szCs w:val="24"/>
-        </w:rPr>
-      </w:pPr>
-      <w:bookmarkStart w:colFirst="0" w:colLast="0" w:name="_ytppcvp1px9e" w:id="0"/>
-      <w:bookmarkEnd w:id="0"/>
-      <w:r>
-        <w:rPr>
-          <w:b w:val="0"/>
-          <w:color w:val="000716"/>
-          <w:sz w:val="24"/>
-          <w:szCs w:val="24"/>
-          <w:rtl w:val="0"/>
-        </w:rPr>
-        <w:t xml:space="preserve">AWS Database - Specialty </w:t>
-      </w:r>
-      <w:r>
-        <w:rPr>
-          <w:b w:val="0"/>
-          <w:sz w:val="24"/>
-          <w:szCs w:val="24"/>
-          <w:rtl w:val="0"/>
-        </w:rPr>
-        <w:t xml:space="preserve">(expired: April 29, 2027) </w:t>
-      </w:r>
-      <w:r>
-        <w:rPr>
-          <w:rtl w:val="0"/>
-        </w:rPr>
-      </w:r>
-    </w:p>
-    <w:p>
-      <w:pPr>
-        <w:pStyle w:val="Heading2"/>
-        <w:keepNext w:val="0"/>
-        <w:keepLines w:val="0"/>
+          <w:top w:space="0" w:sz="0" w:val="nil"/>
+          <w:left w:space="0" w:sz="0" w:val="nil"/>
+          <w:bottom w:space="0" w:sz="0" w:val="nil"/>
+          <w:right w:space="0" w:sz="0" w:val="nil"/>
+          <w:between w:space="0" w:sz="0" w:val="nil"/>
+        </w:pBdr>
+        <w:shd w:fill="auto" w:val="clear"/>
+        <w:spacing w:after="0" w:before="0" w:line="240" w:lineRule="auto"/>
+        <w:ind w:left="720" w:right="0" w:hanging="360"/>
+        <w:jc w:val="left"/>
+        <w:rPr>
+          <w:i w:val="0"/>
+          <w:smallCaps w:val="0"/>
+          <w:strike w:val="0"/>
+          <w:color w:val="000000"/>
+          <w:sz w:val="24"/>
+          <w:szCs w:val="24"/>
+          <w:u w:val="none"/>
+          <w:shd w:fill="auto" w:val="clear"/>
+          <w:vertAlign w:val="baseline"/>
+        </w:rPr>
+      </w:pPr>
+      <w:r>
+        <w:rPr>
+          <w:i w:val="0"/>
+          <w:smallCaps w:val="0"/>
+          <w:strike w:val="0"/>
+          <w:color w:val="000000"/>
+          <w:sz w:val="24"/>
+          <w:szCs w:val="24"/>
+          <w:u w:val="none"/>
+          <w:shd w:fill="auto" w:val="clear"/>
+          <w:vertAlign w:val="baseline"/>
+          <w:rtl w:val="0"/>
+        </w:rPr>
+        <w:t xml:space="preserve">DevOps engineer with </w:t>
+      </w:r>
+      <w:r>
+        <w:rPr>
+          <w:sz w:val="24"/>
+          <w:szCs w:val="24"/>
+          <w:rtl w:val="0"/>
+        </w:rPr>
+        <w:t xml:space="preserve">bash and </w:t>
+      </w:r>
+      <w:r>
+        <w:rPr>
+          <w:i w:val="0"/>
+          <w:smallCaps w:val="0"/>
+          <w:strike w:val="0"/>
+          <w:color w:val="000000"/>
+          <w:sz w:val="24"/>
+          <w:szCs w:val="24"/>
+          <w:u w:val="none"/>
+          <w:shd w:fill="auto" w:val="clear"/>
+          <w:vertAlign w:val="baseline"/>
+          <w:rtl w:val="0"/>
+        </w:rPr>
+        <w:t xml:space="preserve">Python experience. </w:t>
+      </w:r>
+    </w:p>
+    <w:p>
+      <w:pPr>
+        <w:keepNext w:val="0"/>
+        <w:keepLines w:val="0"/>
+        <w:pageBreakBefore w:val="0"/>
         <w:widowControl w:val="1"/>
         <w:numPr>
           <w:ilvl w:val="0"/>
           <w:numId w:val="3"/>
         </w:numPr>
         <w:pBdr>
-          <w:top w:color="auto" w:space="0" w:sz="0" w:val="none"/>
-          <w:left w:color="auto" w:space="0" w:sz="0" w:val="none"/>
-          <w:bottom w:color="auto" w:space="0" w:sz="0" w:val="none"/>
-          <w:right w:color="auto" w:space="0" w:sz="0" w:val="none"/>
-          <w:between w:color="auto" w:space="0" w:sz="0" w:val="none"/>
-        </w:pBdr>
-        <w:shd w:fill="ffffff" w:val="clear"/>
-        <w:spacing w:before="0" w:line="276" w:lineRule="auto"/>
-        <w:ind w:left="720" w:hanging="360"/>
-        <w:rPr>
-          <w:b w:val="0"/>
-          <w:sz w:val="24"/>
-          <w:szCs w:val="24"/>
-        </w:rPr>
-      </w:pPr>
-      <w:bookmarkStart w:colFirst="0" w:colLast="0" w:name="_ka7d6iu95kxw" w:id="1"/>
-      <w:bookmarkEnd w:id="1"/>
-      <w:r>
-        <w:rPr>
-          <w:b w:val="0"/>
-          <w:color w:val="000716"/>
-          <w:sz w:val="24"/>
-          <w:szCs w:val="24"/>
-          <w:rtl w:val="0"/>
-        </w:rPr>
-        <w:t xml:space="preserve">AWS Solutions Architect - Associate </w:t>
-      </w:r>
-      <w:r>
-        <w:rPr>
-          <w:b w:val="0"/>
-          <w:sz w:val="24"/>
-          <w:szCs w:val="24"/>
-          <w:rtl w:val="0"/>
-        </w:rPr>
-        <w:t xml:space="preserve">(expired: April 7, 2026)</w:t>
-      </w:r>
-    </w:p>
-    <w:p>
-      <w:pPr>
-        <w:pStyle w:val="Heading2"/>
-        <w:keepNext w:val="0"/>
-        <w:keepLines w:val="0"/>
-        <w:widowControl w:val="1"/>
+          <w:top w:space="0" w:sz="0" w:val="nil"/>
+          <w:left w:space="0" w:sz="0" w:val="nil"/>
+          <w:bottom w:space="0" w:sz="0" w:val="nil"/>
+          <w:right w:space="0" w:sz="0" w:val="nil"/>
+          <w:between w:space="0" w:sz="0" w:val="nil"/>
+        </w:pBdr>
+        <w:shd w:fill="auto" w:val="clear"/>
+        <w:spacing w:after="0" w:before="0" w:line="240" w:lineRule="auto"/>
+        <w:ind w:left="720" w:right="0" w:hanging="360"/>
+        <w:jc w:val="left"/>
+        <w:rPr>
+          <w:i w:val="0"/>
+          <w:smallCaps w:val="0"/>
+          <w:strike w:val="0"/>
+          <w:color w:val="000000"/>
+          <w:sz w:val="24"/>
+          <w:szCs w:val="24"/>
+          <w:u w:val="none"/>
+          <w:shd w:fill="auto" w:val="clear"/>
+          <w:vertAlign w:val="baseline"/>
+        </w:rPr>
+      </w:pPr>
+      <w:r>
+        <w:rPr>
+          <w:i w:val="0"/>
+          <w:smallCaps w:val="0"/>
+          <w:strike w:val="0"/>
+          <w:color w:val="000000"/>
+          <w:sz w:val="24"/>
+          <w:szCs w:val="24"/>
+          <w:u w:val="none"/>
+          <w:shd w:fill="auto" w:val="clear"/>
+          <w:vertAlign w:val="baseline"/>
+          <w:rtl w:val="0"/>
+        </w:rPr>
+        <w:t xml:space="preserve">Working with Docker,</w:t>
+      </w:r>
+      <w:r>
+        <w:rPr>
+          <w:sz w:val="24"/>
+          <w:szCs w:val="24"/>
+          <w:rtl w:val="0"/>
+        </w:rPr>
+        <w:t xml:space="preserve"> </w:t>
+      </w:r>
+      <w:r>
+        <w:rPr>
+          <w:i w:val="0"/>
+          <w:smallCaps w:val="0"/>
+          <w:strike w:val="0"/>
+          <w:color w:val="000000"/>
+          <w:sz w:val="24"/>
+          <w:szCs w:val="24"/>
+          <w:u w:val="none"/>
+          <w:shd w:fill="auto" w:val="clear"/>
+          <w:vertAlign w:val="baseline"/>
+          <w:rtl w:val="0"/>
+        </w:rPr>
+        <w:t xml:space="preserve">K</w:t>
+      </w:r>
+      <w:r>
+        <w:rPr>
+          <w:sz w:val="24"/>
+          <w:szCs w:val="24"/>
+          <w:rtl w:val="0"/>
+        </w:rPr>
+        <w:t xml:space="preserve">ubernete</w:t>
+      </w:r>
+      <w:r>
+        <w:rPr>
+          <w:i w:val="0"/>
+          <w:smallCaps w:val="0"/>
+          <w:strike w:val="0"/>
+          <w:color w:val="000000"/>
+          <w:sz w:val="24"/>
+          <w:szCs w:val="24"/>
+          <w:u w:val="none"/>
+          <w:shd w:fill="auto" w:val="clear"/>
+          <w:vertAlign w:val="baseline"/>
+          <w:rtl w:val="0"/>
+        </w:rPr>
+        <w:t xml:space="preserve">s, Terraform, Ansible, Packer,  Helm, Rancher, Kafka, Prometheus, Grafana, CouchDB, GitLab, GitHub, </w:t>
+      </w:r>
+      <w:r>
+        <w:rPr>
+          <w:sz w:val="24"/>
+          <w:szCs w:val="24"/>
+          <w:rtl w:val="0"/>
+        </w:rPr>
+        <w:t xml:space="preserve">TeamCity, Jenkins,</w:t>
+      </w:r>
+      <w:r>
+        <w:rPr>
+          <w:i w:val="0"/>
+          <w:smallCaps w:val="0"/>
+          <w:strike w:val="0"/>
+          <w:color w:val="000000"/>
+          <w:sz w:val="24"/>
+          <w:szCs w:val="24"/>
+          <w:u w:val="none"/>
+          <w:shd w:fill="auto" w:val="clear"/>
+          <w:vertAlign w:val="baseline"/>
+          <w:rtl w:val="0"/>
+        </w:rPr>
+        <w:t xml:space="preserve"> Spinnaker, ELK etc. </w:t>
+      </w:r>
+    </w:p>
+    <w:p>
+      <w:pPr>
+        <w:pageBreakBefore w:val="0"/>
         <w:numPr>
           <w:ilvl w:val="0"/>
           <w:numId w:val="3"/>
         </w:numPr>
-        <w:pBdr>
-          <w:top w:color="auto" w:space="0" w:sz="0" w:val="none"/>
-          <w:left w:color="auto" w:space="0" w:sz="0" w:val="none"/>
-          <w:bottom w:color="auto" w:space="0" w:sz="0" w:val="none"/>
-          <w:right w:color="auto" w:space="0" w:sz="0" w:val="none"/>
-          <w:between w:color="auto" w:space="0" w:sz="0" w:val="none"/>
-        </w:pBdr>
-        <w:shd w:fill="ffffff" w:val="clear"/>
-        <w:spacing w:before="0" w:line="276" w:lineRule="auto"/>
+        <w:spacing w:after="0" w:line="240" w:lineRule="auto"/>
         <w:ind w:left="720" w:hanging="360"/>
         <w:rPr>
-          <w:b w:val="0"/>
-          <w:sz w:val="24"/>
-          <w:szCs w:val="24"/>
-        </w:rPr>
-      </w:pPr>
-      <w:bookmarkStart w:colFirst="0" w:colLast="0" w:name="_v0v5dbr12e59" w:id="2"/>
-      <w:bookmarkEnd w:id="2"/>
-      <w:r>
-        <w:rPr>
-          <w:b w:val="0"/>
-          <w:i w:val="0"/>
-          <w:smallCaps w:val="0"/>
-          <w:strike w:val="0"/>
-          <w:color w:val="000000"/>
-          <w:sz w:val="24"/>
-          <w:szCs w:val="24"/>
-          <w:u w:val="none"/>
-          <w:shd w:fill="auto" w:val="clear"/>
-          <w:vertAlign w:val="baseline"/>
-          <w:rtl w:val="0"/>
-        </w:rPr>
-        <w:t xml:space="preserve">DevOps engineer with </w:t>
-      </w:r>
-      <w:r>
-        <w:rPr>
-          <w:b w:val="0"/>
-          <w:sz w:val="24"/>
-          <w:szCs w:val="24"/>
-          <w:rtl w:val="0"/>
-        </w:rPr>
-        <w:t xml:space="preserve">bash and </w:t>
-      </w:r>
-      <w:r>
-        <w:rPr>
-          <w:b w:val="0"/>
-          <w:i w:val="0"/>
-          <w:smallCaps w:val="0"/>
-          <w:strike w:val="0"/>
-          <w:color w:val="000000"/>
-          <w:sz w:val="24"/>
-          <w:szCs w:val="24"/>
-          <w:u w:val="none"/>
-          <w:shd w:fill="auto" w:val="clear"/>
-          <w:vertAlign w:val="baseline"/>
-          <w:rtl w:val="0"/>
-        </w:rPr>
-        <w:t xml:space="preserve">Python experience. </w:t>
+          <w:sz w:val="24"/>
+          <w:szCs w:val="24"/>
+        </w:rPr>
+      </w:pPr>
+      <w:r>
+        <w:rPr>
+          <w:sz w:val="24"/>
+          <w:szCs w:val="24"/>
+          <w:rtl w:val="0"/>
+        </w:rPr>
+        <w:t xml:space="preserve">AWS, OpenStack cloud providers.</w:t>
+      </w:r>
+    </w:p>
+    <w:p>
+      <w:pPr>
+        <w:keepNext w:val="0"/>
+        <w:keepLines w:val="0"/>
+        <w:pageBreakBefore w:val="0"/>
+        <w:widowControl w:val="1"/>
+        <w:numPr>
+          <w:ilvl w:val="0"/>
+          <w:numId w:val="3"/>
+        </w:numPr>
+        <w:pBdr>
+          <w:top w:space="0" w:sz="0" w:val="nil"/>
+          <w:left w:space="0" w:sz="0" w:val="nil"/>
+          <w:bottom w:space="0" w:sz="0" w:val="nil"/>
+          <w:right w:space="0" w:sz="0" w:val="nil"/>
+          <w:between w:space="0" w:sz="0" w:val="nil"/>
+        </w:pBdr>
+        <w:shd w:fill="auto" w:val="clear"/>
+        <w:spacing w:after="0" w:before="0" w:line="240" w:lineRule="auto"/>
+        <w:ind w:left="720" w:right="0" w:hanging="360"/>
+        <w:jc w:val="left"/>
+        <w:rPr>
+          <w:i w:val="0"/>
+          <w:smallCaps w:val="0"/>
+          <w:strike w:val="0"/>
+          <w:color w:val="000000"/>
+          <w:sz w:val="24"/>
+          <w:szCs w:val="24"/>
+          <w:u w:val="none"/>
+          <w:shd w:fill="auto" w:val="clear"/>
+          <w:vertAlign w:val="baseline"/>
+        </w:rPr>
+      </w:pPr>
+      <w:r>
+        <w:rPr>
+          <w:i w:val="0"/>
+          <w:smallCaps w:val="0"/>
+          <w:strike w:val="0"/>
+          <w:color w:val="000000"/>
+          <w:sz w:val="24"/>
+          <w:szCs w:val="24"/>
+          <w:u w:val="none"/>
+          <w:shd w:fill="auto" w:val="clear"/>
+          <w:vertAlign w:val="baseline"/>
+          <w:rtl w:val="0"/>
+        </w:rPr>
+        <w:t xml:space="preserve">Linux administrator skills</w:t>
+      </w:r>
+      <w:r>
+        <w:rPr>
+          <w:sz w:val="24"/>
+          <w:szCs w:val="24"/>
+          <w:rtl w:val="0"/>
+        </w:rPr>
+        <w:t xml:space="preserve">.</w:t>
+      </w:r>
+      <w:r>
+        <w:rPr>
+          <w:rtl w:val="0"/>
+        </w:rPr>
+      </w:r>
+    </w:p>
+    <w:p>
+      <w:pPr>
+        <w:keepNext w:val="0"/>
+        <w:keepLines w:val="0"/>
+        <w:pageBreakBefore w:val="0"/>
+        <w:widowControl w:val="1"/>
+        <w:numPr>
+          <w:ilvl w:val="0"/>
+          <w:numId w:val="3"/>
+        </w:numPr>
+        <w:pBdr>
+          <w:top w:space="0" w:sz="0" w:val="nil"/>
+          <w:left w:space="0" w:sz="0" w:val="nil"/>
+          <w:bottom w:space="0" w:sz="0" w:val="nil"/>
+          <w:right w:space="0" w:sz="0" w:val="nil"/>
+          <w:between w:space="0" w:sz="0" w:val="nil"/>
+        </w:pBdr>
+        <w:shd w:fill="auto" w:val="clear"/>
+        <w:spacing w:after="0" w:before="0" w:line="240" w:lineRule="auto"/>
+        <w:ind w:left="720" w:right="0" w:hanging="360"/>
+        <w:jc w:val="left"/>
+        <w:rPr>
+          <w:i w:val="0"/>
+          <w:smallCaps w:val="0"/>
+          <w:strike w:val="0"/>
+          <w:color w:val="000000"/>
+          <w:sz w:val="24"/>
+          <w:szCs w:val="24"/>
+          <w:u w:val="none"/>
+          <w:shd w:fill="auto" w:val="clear"/>
+          <w:vertAlign w:val="baseline"/>
+        </w:rPr>
+      </w:pPr>
+      <w:r>
+        <w:rPr>
+          <w:i w:val="0"/>
+          <w:smallCaps w:val="0"/>
+          <w:strike w:val="0"/>
+          <w:color w:val="000000"/>
+          <w:sz w:val="24"/>
+          <w:szCs w:val="24"/>
+          <w:u w:val="none"/>
+          <w:shd w:fill="auto" w:val="clear"/>
+          <w:vertAlign w:val="baseline"/>
+          <w:rtl w:val="0"/>
+        </w:rPr>
+        <w:t xml:space="preserve">Almost 10 years of experience as </w:t>
+      </w:r>
+      <w:r>
+        <w:rPr>
+          <w:sz w:val="24"/>
+          <w:szCs w:val="24"/>
+          <w:rtl w:val="0"/>
+        </w:rPr>
+        <w:t xml:space="preserve">an </w:t>
+      </w:r>
+      <w:r>
+        <w:rPr>
+          <w:i w:val="0"/>
+          <w:smallCaps w:val="0"/>
+          <w:strike w:val="0"/>
+          <w:color w:val="000000"/>
+          <w:sz w:val="24"/>
+          <w:szCs w:val="24"/>
+          <w:u w:val="none"/>
+          <w:shd w:fill="auto" w:val="clear"/>
+          <w:vertAlign w:val="baseline"/>
+          <w:rtl w:val="0"/>
+        </w:rPr>
+        <w:t xml:space="preserve">integration engineer in Telecom projects all over the world.</w:t>
+      </w:r>
+    </w:p>
+    <w:p>
+      <w:pPr>
+        <w:keepNext w:val="0"/>
+        <w:keepLines w:val="0"/>
+        <w:pageBreakBefore w:val="0"/>
+        <w:widowControl w:val="1"/>
+        <w:numPr>
+          <w:ilvl w:val="0"/>
+          <w:numId w:val="3"/>
+        </w:numPr>
+        <w:pBdr>
+          <w:top w:space="0" w:sz="0" w:val="nil"/>
+          <w:left w:space="0" w:sz="0" w:val="nil"/>
+          <w:bottom w:space="0" w:sz="0" w:val="nil"/>
+          <w:right w:space="0" w:sz="0" w:val="nil"/>
+          <w:between w:space="0" w:sz="0" w:val="nil"/>
+        </w:pBdr>
+        <w:shd w:fill="auto" w:val="clear"/>
+        <w:spacing w:after="0" w:before="0" w:line="240" w:lineRule="auto"/>
+        <w:ind w:left="720" w:right="0" w:hanging="360"/>
+        <w:jc w:val="left"/>
+        <w:rPr>
+          <w:i w:val="0"/>
+          <w:smallCaps w:val="0"/>
+          <w:strike w:val="0"/>
+          <w:color w:val="000000"/>
+          <w:sz w:val="24"/>
+          <w:szCs w:val="24"/>
+          <w:u w:val="none"/>
+          <w:shd w:fill="auto" w:val="clear"/>
+          <w:vertAlign w:val="baseline"/>
+        </w:rPr>
+      </w:pPr>
+      <w:r>
+        <w:rPr>
+          <w:i w:val="0"/>
+          <w:smallCaps w:val="0"/>
+          <w:strike w:val="0"/>
+          <w:color w:val="000000"/>
+          <w:sz w:val="24"/>
+          <w:szCs w:val="24"/>
+          <w:u w:val="none"/>
+          <w:shd w:fill="auto" w:val="clear"/>
+          <w:vertAlign w:val="baseline"/>
+          <w:rtl w:val="0"/>
+        </w:rPr>
+        <w:t xml:space="preserve">Deep understanding of network (TCP/IP) </w:t>
+      </w:r>
+      <w:r>
+        <w:rPr>
+          <w:sz w:val="24"/>
+          <w:szCs w:val="24"/>
+          <w:rtl w:val="0"/>
+        </w:rPr>
+        <w:t xml:space="preserve">protocols and OSI model. </w:t>
+      </w:r>
+    </w:p>
+    <w:p>
+      <w:pPr>
+        <w:numPr>
+          <w:ilvl w:val="0"/>
+          <w:numId w:val="3"/>
+        </w:numPr>
+        <w:spacing w:after="0" w:line="240" w:lineRule="auto"/>
+        <w:ind w:left="720" w:hanging="360"/>
+        <w:rPr>
+          <w:sz w:val="24"/>
+          <w:szCs w:val="24"/>
+        </w:rPr>
+      </w:pPr>
+      <w:r>
+        <w:rPr>
+          <w:color w:val="2e2e2e"/>
+          <w:sz w:val="24"/>
+          <w:szCs w:val="24"/>
+          <w:highlight w:val="white"/>
+          <w:rtl w:val="0"/>
+        </w:rPr>
+        <w:t xml:space="preserve">AWS Certified Developer – Associate (expired: 8/14/2028)</w:t>
+      </w:r>
+      <w:r>
+        <w:rPr>
+          <w:rtl w:val="0"/>
+        </w:rPr>
+      </w:r>
+    </w:p>
+    <w:p>
+      <w:pPr>
+        <w:numPr>
+          <w:ilvl w:val="0"/>
+          <w:numId w:val="3"/>
+        </w:numPr>
+        <w:spacing w:after="0" w:line="240" w:lineRule="auto"/>
+        <w:ind w:left="720" w:hanging="360"/>
+        <w:rPr>
+          <w:sz w:val="24"/>
+          <w:szCs w:val="24"/>
+        </w:rPr>
+      </w:pPr>
+      <w:r>
+        <w:rPr>
+          <w:color w:val="2e2e2e"/>
+          <w:sz w:val="24"/>
+          <w:szCs w:val="24"/>
+          <w:highlight w:val="white"/>
+          <w:rtl w:val="0"/>
+        </w:rPr>
+        <w:t xml:space="preserve">AWS Certified Database – Specialty</w:t>
+      </w:r>
+      <w:r>
+        <w:rPr>
+          <w:sz w:val="24"/>
+          <w:szCs w:val="24"/>
+          <w:rtl w:val="0"/>
+        </w:rPr>
+        <w:t xml:space="preserve"> (expired: </w:t>
+      </w:r>
+      <w:r>
+        <w:rPr>
+          <w:color w:val="2e2e2e"/>
+          <w:sz w:val="24"/>
+          <w:szCs w:val="24"/>
+          <w:highlight w:val="white"/>
+          <w:rtl w:val="0"/>
+        </w:rPr>
+        <w:t xml:space="preserve">4/29/2027</w:t>
+      </w:r>
+      <w:r>
+        <w:rPr>
+          <w:sz w:val="24"/>
+          <w:szCs w:val="24"/>
+          <w:rtl w:val="0"/>
+        </w:rPr>
+        <w:t xml:space="preserve">)</w:t>
+      </w:r>
+    </w:p>
+    <w:p>
+      <w:pPr>
+        <w:keepNext w:val="0"/>
+        <w:keepLines w:val="0"/>
+        <w:pageBreakBefore w:val="0"/>
+        <w:widowControl w:val="1"/>
+        <w:numPr>
+          <w:ilvl w:val="0"/>
+          <w:numId w:val="3"/>
+        </w:numPr>
+        <w:pBdr>
+          <w:top w:space="0" w:sz="0" w:val="nil"/>
+          <w:left w:space="0" w:sz="0" w:val="nil"/>
+          <w:bottom w:space="0" w:sz="0" w:val="nil"/>
+          <w:right w:space="0" w:sz="0" w:val="nil"/>
+          <w:between w:space="0" w:sz="0" w:val="nil"/>
+        </w:pBdr>
+        <w:shd w:fill="auto" w:val="clear"/>
+        <w:spacing w:after="0" w:before="0" w:line="240" w:lineRule="auto"/>
+        <w:ind w:left="720" w:right="0" w:hanging="360"/>
+        <w:jc w:val="left"/>
+        <w:rPr>
+          <w:i w:val="0"/>
+          <w:smallCaps w:val="0"/>
+          <w:strike w:val="0"/>
+          <w:color w:val="000000"/>
+          <w:sz w:val="24"/>
+          <w:szCs w:val="24"/>
+          <w:u w:val="none"/>
+          <w:shd w:fill="auto" w:val="clear"/>
+          <w:vertAlign w:val="baseline"/>
+        </w:rPr>
+      </w:pPr>
+      <w:r>
+        <w:rPr>
+          <w:color w:val="2e2e2e"/>
+          <w:sz w:val="24"/>
+          <w:szCs w:val="24"/>
+          <w:highlight w:val="white"/>
+          <w:rtl w:val="0"/>
+        </w:rPr>
+        <w:t xml:space="preserve">AWS Certified Solutions Architect – Associate (</w:t>
+      </w:r>
+      <w:r>
+        <w:rPr>
+          <w:sz w:val="24"/>
+          <w:szCs w:val="24"/>
+          <w:rtl w:val="0"/>
+        </w:rPr>
+        <w:t xml:space="preserve">expired: </w:t>
+      </w:r>
+      <w:r>
+        <w:rPr>
+          <w:color w:val="2e2e2e"/>
+          <w:sz w:val="24"/>
+          <w:szCs w:val="24"/>
+          <w:highlight w:val="white"/>
+          <w:rtl w:val="0"/>
+        </w:rPr>
+        <w:t xml:space="preserve">7/4/2026</w:t>
+      </w:r>
+      <w:r>
+        <w:rPr>
+          <w:sz w:val="24"/>
+          <w:szCs w:val="24"/>
+          <w:rtl w:val="0"/>
+        </w:rPr>
+        <w:t xml:space="preserve">)</w:t>
+      </w:r>
+      <w:r>
+        <w:rPr>
+          <w:i w:val="0"/>
+          <w:smallCaps w:val="0"/>
+          <w:strike w:val="0"/>
+          <w:color w:val="000000"/>
+          <w:sz w:val="28"/>
+          <w:szCs w:val="28"/>
+          <w:u w:val="none"/>
+          <w:shd w:fill="auto" w:val="clear"/>
+          <w:vertAlign w:val="baseline"/>
+          <w:rtl w:val="0"/>
+        </w:rPr>
+        <w:br w:type="textWrapping"/>
+      </w:r>
+      <w:r>
+        <w:rPr>
+          <w:rtl w:val="0"/>
+        </w:rPr>
+      </w:r>
+    </w:p>
+    <w:p>
+      <w:pPr>
+        <w:keepNext w:val="0"/>
+        <w:keepLines w:val="0"/>
+        <w:pageBreakBefore w:val="0"/>
+        <w:widowControl w:val="1"/>
+        <w:pBdr>
+          <w:top w:space="0" w:sz="0" w:val="nil"/>
+          <w:left w:space="0" w:sz="0" w:val="nil"/>
+          <w:bottom w:space="0" w:sz="0" w:val="nil"/>
+          <w:right w:space="0" w:sz="0" w:val="nil"/>
+          <w:between w:space="0" w:sz="0" w:val="nil"/>
+        </w:pBdr>
+        <w:shd w:fill="auto" w:val="clear"/>
+        <w:spacing w:after="0" w:before="0" w:line="240" w:lineRule="auto"/>
+        <w:ind w:left="0" w:right="0" w:firstLine="0"/>
+        <w:jc w:val="left"/>
+        <w:rPr>
+          <w:rFonts w:ascii="Calibri" w:cs="Calibri" w:eastAsia="Calibri" w:hAnsi="Calibri"/>
+          <w:b w:val="0"/>
+          <w:i w:val="0"/>
+          <w:smallCaps w:val="0"/>
+          <w:strike w:val="0"/>
+          <w:color w:val="000000"/>
+          <w:sz w:val="22"/>
+          <w:szCs w:val="22"/>
+          <w:u w:val="none"/>
+          <w:shd w:fill="auto" w:val="clear"/>
+          <w:vertAlign w:val="baseline"/>
+        </w:rPr>
+      </w:pPr>
+      <w:r>
+        <w:rPr>
+          <w:rFonts w:ascii="Calibri" w:cs="Calibri" w:eastAsia="Calibri" w:hAnsi="Calibri"/>
+          <w:b w:val="1"/>
+          <w:i w:val="0"/>
+          <w:smallCaps w:val="0"/>
+          <w:strike w:val="0"/>
+          <w:color w:val="000000"/>
+          <w:sz w:val="28"/>
+          <w:szCs w:val="28"/>
+          <w:u w:val="none"/>
+          <w:shd w:fill="auto" w:val="clear"/>
+          <w:vertAlign w:val="baseline"/>
+          <w:rtl w:val="0"/>
+        </w:rPr>
+        <w:t xml:space="preserve">Education:</w:t>
+      </w:r>
+      <w:r>
+        <w:rPr>
+          <w:rtl w:val="0"/>
+        </w:rPr>
       </w:r>
     </w:p>
     <w:p>
@@ -633,123 +1132,490 @@
         <w:ind w:left="720" w:right="0" w:hanging="360"/>
         <w:jc w:val="left"/>
         <w:rPr>
-          <w:i w:val="0"/>
-          <w:smallCaps w:val="0"/>
-          <w:strike w:val="0"/>
-          <w:color w:val="000000"/>
-          <w:sz w:val="24"/>
-          <w:szCs w:val="24"/>
-          <w:u w:val="none"/>
-          <w:shd w:fill="auto" w:val="clear"/>
-          <w:vertAlign w:val="baseline"/>
-        </w:rPr>
-      </w:pPr>
-      <w:r>
-        <w:rPr>
-          <w:i w:val="0"/>
-          <w:smallCaps w:val="0"/>
-          <w:strike w:val="0"/>
-          <w:color w:val="000000"/>
-          <w:sz w:val="24"/>
-          <w:szCs w:val="24"/>
-          <w:u w:val="none"/>
-          <w:shd w:fill="auto" w:val="clear"/>
-          <w:vertAlign w:val="baseline"/>
-          <w:rtl w:val="0"/>
-        </w:rPr>
-        <w:t xml:space="preserve">Working with Docker,</w:t>
-      </w:r>
-      <w:r>
-        <w:rPr>
-          <w:sz w:val="24"/>
-          <w:szCs w:val="24"/>
-          <w:rtl w:val="0"/>
-        </w:rPr>
-        <w:t xml:space="preserve"> </w:t>
-      </w:r>
-      <w:r>
-        <w:rPr>
-          <w:i w:val="0"/>
-          <w:smallCaps w:val="0"/>
-          <w:strike w:val="0"/>
-          <w:color w:val="000000"/>
-          <w:sz w:val="24"/>
-          <w:szCs w:val="24"/>
-          <w:u w:val="none"/>
-          <w:shd w:fill="auto" w:val="clear"/>
-          <w:vertAlign w:val="baseline"/>
-          <w:rtl w:val="0"/>
-        </w:rPr>
-        <w:t xml:space="preserve">K</w:t>
-      </w:r>
-      <w:r>
-        <w:rPr>
-          <w:sz w:val="24"/>
-          <w:szCs w:val="24"/>
-          <w:rtl w:val="0"/>
-        </w:rPr>
-        <w:t xml:space="preserve">ubernete</w:t>
-      </w:r>
-      <w:r>
-        <w:rPr>
-          <w:i w:val="0"/>
-          <w:smallCaps w:val="0"/>
-          <w:strike w:val="0"/>
-          <w:color w:val="000000"/>
-          <w:sz w:val="24"/>
-          <w:szCs w:val="24"/>
-          <w:u w:val="none"/>
-          <w:shd w:fill="auto" w:val="clear"/>
-          <w:vertAlign w:val="baseline"/>
-          <w:rtl w:val="0"/>
-        </w:rPr>
-        <w:t xml:space="preserve">s, Terraform, Ansible, Packer,  Helm, Rancher, Kafka, Prometheus, Grafana, CouchDB, GitLab, GitHub, </w:t>
-      </w:r>
-      <w:r>
-        <w:rPr>
-          <w:sz w:val="24"/>
-          <w:szCs w:val="24"/>
-          <w:rtl w:val="0"/>
-        </w:rPr>
-        <w:t xml:space="preserve">TeamCity, Jenkins,</w:t>
-      </w:r>
-      <w:r>
-        <w:rPr>
-          <w:i w:val="0"/>
-          <w:smallCaps w:val="0"/>
-          <w:strike w:val="0"/>
-          <w:color w:val="000000"/>
-          <w:sz w:val="24"/>
-          <w:szCs w:val="24"/>
-          <w:u w:val="none"/>
-          <w:shd w:fill="auto" w:val="clear"/>
-          <w:vertAlign w:val="baseline"/>
-          <w:rtl w:val="0"/>
-        </w:rPr>
-        <w:t xml:space="preserve"> Spinnaker etc. </w:t>
-      </w:r>
-    </w:p>
-    <w:p>
-      <w:pPr>
-        <w:pageBreakBefore w:val="0"/>
+          <w:rFonts w:ascii="Calibri" w:cs="Calibri" w:eastAsia="Calibri" w:hAnsi="Calibri"/>
+          <w:i w:val="0"/>
+          <w:smallCaps w:val="0"/>
+          <w:strike w:val="0"/>
+          <w:color w:val="000000"/>
+          <w:u w:val="none"/>
+          <w:shd w:fill="auto" w:val="clear"/>
+          <w:vertAlign w:val="baseline"/>
+        </w:rPr>
+      </w:pPr>
+      <w:r>
+        <w:rPr>
+          <w:rFonts w:ascii="Calibri" w:cs="Calibri" w:eastAsia="Calibri" w:hAnsi="Calibri"/>
+          <w:b w:val="0"/>
+          <w:i w:val="0"/>
+          <w:smallCaps w:val="0"/>
+          <w:strike w:val="0"/>
+          <w:color w:val="000000"/>
+          <w:sz w:val="24"/>
+          <w:szCs w:val="24"/>
+          <w:u w:val="none"/>
+          <w:shd w:fill="auto" w:val="clear"/>
+          <w:vertAlign w:val="baseline"/>
+          <w:rtl w:val="0"/>
+        </w:rPr>
+        <w:t xml:space="preserve">2002-2007 </w:t>
+      </w:r>
+      <w:r>
+        <w:rPr>
+          <w:b w:val="1"/>
+          <w:i w:val="0"/>
+          <w:smallCaps w:val="0"/>
+          <w:strike w:val="0"/>
+          <w:color w:val="000000"/>
+          <w:sz w:val="24"/>
+          <w:szCs w:val="24"/>
+          <w:u w:val="none"/>
+          <w:shd w:fill="auto" w:val="clear"/>
+          <w:vertAlign w:val="baseline"/>
+          <w:rtl w:val="0"/>
+        </w:rPr>
+        <w:t xml:space="preserve">Poltava Institute of Telecommunications</w:t>
+      </w:r>
+      <w:r>
+        <w:rPr>
+          <w:rtl w:val="0"/>
+        </w:rPr>
+      </w:r>
+    </w:p>
+    <w:p>
+      <w:pPr>
+        <w:keepNext w:val="0"/>
+        <w:keepLines w:val="0"/>
+        <w:pageBreakBefore w:val="0"/>
+        <w:widowControl w:val="1"/>
+        <w:pBdr>
+          <w:top w:space="0" w:sz="0" w:val="nil"/>
+          <w:left w:space="0" w:sz="0" w:val="nil"/>
+          <w:bottom w:space="0" w:sz="0" w:val="nil"/>
+          <w:right w:space="0" w:sz="0" w:val="nil"/>
+          <w:between w:space="0" w:sz="0" w:val="nil"/>
+        </w:pBdr>
+        <w:shd w:fill="auto" w:val="clear"/>
+        <w:spacing w:after="0" w:before="0" w:line="240" w:lineRule="auto"/>
+        <w:ind w:left="1170" w:right="0" w:firstLine="0"/>
+        <w:jc w:val="left"/>
+        <w:rPr>
+          <w:rFonts w:ascii="Calibri" w:cs="Calibri" w:eastAsia="Calibri" w:hAnsi="Calibri"/>
+          <w:b w:val="0"/>
+          <w:i w:val="0"/>
+          <w:smallCaps w:val="0"/>
+          <w:strike w:val="0"/>
+          <w:color w:val="000000"/>
+          <w:sz w:val="22"/>
+          <w:szCs w:val="22"/>
+          <w:u w:val="none"/>
+          <w:shd w:fill="auto" w:val="clear"/>
+          <w:vertAlign w:val="baseline"/>
+        </w:rPr>
+      </w:pPr>
+      <w:r>
+        <w:rPr>
+          <w:rFonts w:ascii="Calibri" w:cs="Calibri" w:eastAsia="Calibri" w:hAnsi="Calibri"/>
+          <w:b w:val="0"/>
+          <w:i w:val="0"/>
+          <w:smallCaps w:val="0"/>
+          <w:strike w:val="0"/>
+          <w:color w:val="000000"/>
+          <w:sz w:val="24"/>
+          <w:szCs w:val="24"/>
+          <w:u w:val="none"/>
+          <w:shd w:fill="auto" w:val="clear"/>
+          <w:vertAlign w:val="baseline"/>
+          <w:rtl w:val="0"/>
+        </w:rPr>
+        <w:t xml:space="preserve">Degree: specialist.</w:t>
+      </w:r>
+      <w:r>
+        <w:rPr>
+          <w:rtl w:val="0"/>
+        </w:rPr>
+      </w:r>
+    </w:p>
+    <w:p>
+      <w:pPr>
+        <w:keepNext w:val="0"/>
+        <w:keepLines w:val="0"/>
+        <w:pageBreakBefore w:val="0"/>
+        <w:widowControl w:val="1"/>
+        <w:pBdr>
+          <w:top w:space="0" w:sz="0" w:val="nil"/>
+          <w:left w:space="0" w:sz="0" w:val="nil"/>
+          <w:bottom w:space="0" w:sz="0" w:val="nil"/>
+          <w:right w:space="0" w:sz="0" w:val="nil"/>
+          <w:between w:space="0" w:sz="0" w:val="nil"/>
+        </w:pBdr>
+        <w:shd w:fill="auto" w:val="clear"/>
+        <w:spacing w:after="0" w:before="0" w:line="240" w:lineRule="auto"/>
+        <w:ind w:left="1170" w:right="0" w:firstLine="0"/>
+        <w:jc w:val="left"/>
+        <w:rPr>
+          <w:rFonts w:ascii="Calibri" w:cs="Calibri" w:eastAsia="Calibri" w:hAnsi="Calibri"/>
+          <w:b w:val="0"/>
+          <w:i w:val="0"/>
+          <w:smallCaps w:val="0"/>
+          <w:strike w:val="0"/>
+          <w:color w:val="000000"/>
+          <w:sz w:val="22"/>
+          <w:szCs w:val="22"/>
+          <w:u w:val="none"/>
+          <w:shd w:fill="auto" w:val="clear"/>
+          <w:vertAlign w:val="baseline"/>
+        </w:rPr>
+      </w:pPr>
+      <w:r>
+        <w:rPr>
+          <w:rFonts w:ascii="Calibri" w:cs="Calibri" w:eastAsia="Calibri" w:hAnsi="Calibri"/>
+          <w:b w:val="0"/>
+          <w:i w:val="0"/>
+          <w:smallCaps w:val="0"/>
+          <w:strike w:val="0"/>
+          <w:color w:val="000000"/>
+          <w:sz w:val="24"/>
+          <w:szCs w:val="24"/>
+          <w:u w:val="none"/>
+          <w:shd w:fill="auto" w:val="clear"/>
+          <w:vertAlign w:val="baseline"/>
+          <w:rtl w:val="0"/>
+        </w:rPr>
+        <w:t xml:space="preserve">Specialty: engineer of informational systems.</w:t>
+      </w:r>
+      <w:r>
+        <w:rPr>
+          <w:rtl w:val="0"/>
+        </w:rPr>
+      </w:r>
+    </w:p>
+    <w:p>
+      <w:pPr>
+        <w:keepNext w:val="0"/>
+        <w:keepLines w:val="0"/>
+        <w:pageBreakBefore w:val="0"/>
+        <w:widowControl w:val="1"/>
+        <w:pBdr>
+          <w:top w:space="0" w:sz="0" w:val="nil"/>
+          <w:left w:space="0" w:sz="0" w:val="nil"/>
+          <w:bottom w:space="0" w:sz="0" w:val="nil"/>
+          <w:right w:space="0" w:sz="0" w:val="nil"/>
+          <w:between w:space="0" w:sz="0" w:val="nil"/>
+        </w:pBdr>
+        <w:shd w:fill="auto" w:val="clear"/>
+        <w:spacing w:after="0" w:before="0" w:line="240" w:lineRule="auto"/>
+        <w:ind w:left="360" w:right="0" w:firstLine="0"/>
+        <w:jc w:val="left"/>
+        <w:rPr>
+          <w:b w:val="1"/>
+          <w:i w:val="0"/>
+          <w:smallCaps w:val="0"/>
+          <w:strike w:val="0"/>
+          <w:color w:val="000000"/>
+          <w:sz w:val="22"/>
+          <w:szCs w:val="22"/>
+          <w:u w:val="none"/>
+          <w:shd w:fill="auto" w:val="clear"/>
+          <w:vertAlign w:val="baseline"/>
+        </w:rPr>
+      </w:pPr>
+      <w:r>
+        <w:rPr>
+          <w:rFonts w:ascii="Calibri" w:cs="Calibri" w:eastAsia="Calibri" w:hAnsi="Calibri"/>
+          <w:b w:val="0"/>
+          <w:i w:val="0"/>
+          <w:smallCaps w:val="0"/>
+          <w:strike w:val="0"/>
+          <w:color w:val="000000"/>
+          <w:sz w:val="24"/>
+          <w:szCs w:val="24"/>
+          <w:u w:val="none"/>
+          <w:shd w:fill="auto" w:val="clear"/>
+          <w:vertAlign w:val="baseline"/>
+          <w:rtl w:val="0"/>
+        </w:rPr>
+        <w:t xml:space="preserve">-   2018 </w:t>
+      </w:r>
+      <w:r>
+        <w:rPr>
+          <w:b w:val="1"/>
+          <w:i w:val="0"/>
+          <w:smallCaps w:val="0"/>
+          <w:strike w:val="0"/>
+          <w:color w:val="000000"/>
+          <w:sz w:val="24"/>
+          <w:szCs w:val="24"/>
+          <w:u w:val="none"/>
+          <w:shd w:fill="auto" w:val="clear"/>
+          <w:vertAlign w:val="baseline"/>
+          <w:rtl w:val="0"/>
+        </w:rPr>
+        <w:t xml:space="preserve">Wroclaw Economical University</w:t>
+      </w:r>
+      <w:r>
+        <w:rPr>
+          <w:rtl w:val="0"/>
+        </w:rPr>
+      </w:r>
+    </w:p>
+    <w:p>
+      <w:pPr>
+        <w:keepNext w:val="0"/>
+        <w:keepLines w:val="0"/>
+        <w:pageBreakBefore w:val="0"/>
+        <w:widowControl w:val="1"/>
+        <w:pBdr>
+          <w:top w:space="0" w:sz="0" w:val="nil"/>
+          <w:left w:space="0" w:sz="0" w:val="nil"/>
+          <w:bottom w:space="0" w:sz="0" w:val="nil"/>
+          <w:right w:space="0" w:sz="0" w:val="nil"/>
+          <w:between w:space="0" w:sz="0" w:val="nil"/>
+        </w:pBdr>
+        <w:shd w:fill="auto" w:val="clear"/>
+        <w:spacing w:after="0" w:before="0" w:line="240" w:lineRule="auto"/>
+        <w:ind w:left="1170" w:right="0" w:firstLine="0"/>
+        <w:jc w:val="left"/>
+        <w:rPr>
+          <w:rFonts w:ascii="Calibri" w:cs="Calibri" w:eastAsia="Calibri" w:hAnsi="Calibri"/>
+          <w:b w:val="0"/>
+          <w:i w:val="0"/>
+          <w:smallCaps w:val="0"/>
+          <w:strike w:val="0"/>
+          <w:color w:val="000000"/>
+          <w:sz w:val="22"/>
+          <w:szCs w:val="22"/>
+          <w:u w:val="none"/>
+          <w:shd w:fill="auto" w:val="clear"/>
+          <w:vertAlign w:val="baseline"/>
+        </w:rPr>
+      </w:pPr>
+      <w:r>
+        <w:rPr>
+          <w:rFonts w:ascii="Calibri" w:cs="Calibri" w:eastAsia="Calibri" w:hAnsi="Calibri"/>
+          <w:b w:val="0"/>
+          <w:i w:val="0"/>
+          <w:smallCaps w:val="0"/>
+          <w:strike w:val="0"/>
+          <w:color w:val="000000"/>
+          <w:sz w:val="24"/>
+          <w:szCs w:val="24"/>
+          <w:u w:val="none"/>
+          <w:shd w:fill="auto" w:val="clear"/>
+          <w:vertAlign w:val="baseline"/>
+          <w:rtl w:val="0"/>
+        </w:rPr>
+        <w:t xml:space="preserve">Specialty: project management.</w:t>
+      </w:r>
+      <w:r>
+        <w:rPr>
+          <w:rtl w:val="0"/>
+        </w:rPr>
+      </w:r>
+    </w:p>
+    <w:p>
+      <w:pPr>
+        <w:keepNext w:val="0"/>
+        <w:keepLines w:val="0"/>
+        <w:pageBreakBefore w:val="0"/>
+        <w:widowControl w:val="1"/>
+        <w:pBdr>
+          <w:top w:space="0" w:sz="0" w:val="nil"/>
+          <w:left w:space="0" w:sz="0" w:val="nil"/>
+          <w:bottom w:space="0" w:sz="0" w:val="nil"/>
+          <w:right w:space="0" w:sz="0" w:val="nil"/>
+          <w:between w:space="0" w:sz="0" w:val="nil"/>
+        </w:pBdr>
+        <w:shd w:fill="auto" w:val="clear"/>
+        <w:spacing w:after="0" w:before="0" w:line="240" w:lineRule="auto"/>
+        <w:ind w:left="0" w:right="0" w:firstLine="0"/>
+        <w:jc w:val="left"/>
+        <w:rPr>
+          <w:b w:val="1"/>
+          <w:sz w:val="28"/>
+          <w:szCs w:val="28"/>
+        </w:rPr>
+      </w:pPr>
+      <w:r>
+        <w:rPr>
+          <w:rtl w:val="0"/>
+        </w:rPr>
+      </w:r>
+    </w:p>
+    <w:p>
+      <w:pPr>
+        <w:keepNext w:val="0"/>
+        <w:keepLines w:val="0"/>
+        <w:pageBreakBefore w:val="0"/>
+        <w:widowControl w:val="1"/>
+        <w:pBdr>
+          <w:top w:space="0" w:sz="0" w:val="nil"/>
+          <w:left w:space="0" w:sz="0" w:val="nil"/>
+          <w:bottom w:space="0" w:sz="0" w:val="nil"/>
+          <w:right w:space="0" w:sz="0" w:val="nil"/>
+          <w:between w:space="0" w:sz="0" w:val="nil"/>
+        </w:pBdr>
+        <w:shd w:fill="auto" w:val="clear"/>
+        <w:spacing w:after="0" w:before="0" w:line="240" w:lineRule="auto"/>
+        <w:ind w:left="0" w:right="0" w:firstLine="0"/>
+        <w:jc w:val="left"/>
+        <w:rPr>
+          <w:rFonts w:ascii="Calibri" w:cs="Calibri" w:eastAsia="Calibri" w:hAnsi="Calibri"/>
+          <w:b w:val="0"/>
+          <w:i w:val="0"/>
+          <w:smallCaps w:val="0"/>
+          <w:strike w:val="0"/>
+          <w:color w:val="000000"/>
+          <w:sz w:val="22"/>
+          <w:szCs w:val="22"/>
+          <w:u w:val="none"/>
+          <w:shd w:fill="auto" w:val="clear"/>
+          <w:vertAlign w:val="baseline"/>
+        </w:rPr>
+      </w:pPr>
+      <w:r>
+        <w:rPr>
+          <w:rFonts w:ascii="Calibri" w:cs="Calibri" w:eastAsia="Calibri" w:hAnsi="Calibri"/>
+          <w:b w:val="1"/>
+          <w:i w:val="0"/>
+          <w:smallCaps w:val="0"/>
+          <w:strike w:val="0"/>
+          <w:color w:val="000000"/>
+          <w:sz w:val="28"/>
+          <w:szCs w:val="28"/>
+          <w:u w:val="none"/>
+          <w:shd w:fill="auto" w:val="clear"/>
+          <w:vertAlign w:val="baseline"/>
+          <w:rtl w:val="0"/>
+        </w:rPr>
+        <w:t xml:space="preserve">Additional </w:t>
+      </w:r>
+      <w:r>
+        <w:rPr>
+          <w:b w:val="1"/>
+          <w:sz w:val="28"/>
+          <w:szCs w:val="28"/>
+          <w:rtl w:val="0"/>
+        </w:rPr>
+        <w:t xml:space="preserve">training</w:t>
+      </w:r>
+      <w:r>
+        <w:rPr>
+          <w:rFonts w:ascii="Calibri" w:cs="Calibri" w:eastAsia="Calibri" w:hAnsi="Calibri"/>
+          <w:b w:val="1"/>
+          <w:i w:val="0"/>
+          <w:smallCaps w:val="0"/>
+          <w:strike w:val="0"/>
+          <w:color w:val="000000"/>
+          <w:sz w:val="28"/>
+          <w:szCs w:val="28"/>
+          <w:u w:val="none"/>
+          <w:shd w:fill="auto" w:val="clear"/>
+          <w:vertAlign w:val="baseline"/>
+          <w:rtl w:val="0"/>
+        </w:rPr>
+        <w:t xml:space="preserve">:</w:t>
+      </w:r>
+      <w:r>
+        <w:rPr>
+          <w:rFonts w:ascii="Calibri" w:cs="Calibri" w:eastAsia="Calibri" w:hAnsi="Calibri"/>
+          <w:b w:val="0"/>
+          <w:i w:val="0"/>
+          <w:smallCaps w:val="0"/>
+          <w:strike w:val="0"/>
+          <w:color w:val="000000"/>
+          <w:sz w:val="28"/>
+          <w:szCs w:val="28"/>
+          <w:u w:val="none"/>
+          <w:shd w:fill="auto" w:val="clear"/>
+          <w:vertAlign w:val="baseline"/>
+          <w:rtl w:val="0"/>
+        </w:rPr>
+        <w:t xml:space="preserve">  </w:t>
+      </w:r>
+      <w:r>
+        <w:rPr>
+          <w:rtl w:val="0"/>
+        </w:rPr>
+      </w:r>
+    </w:p>
+    <w:p>
+      <w:pPr>
+        <w:keepNext w:val="0"/>
+        <w:keepLines w:val="0"/>
+        <w:pageBreakBefore w:val="0"/>
+        <w:widowControl w:val="1"/>
         <w:numPr>
           <w:ilvl w:val="0"/>
           <w:numId w:val="2"/>
         </w:numPr>
-        <w:spacing w:after="0" w:line="240" w:lineRule="auto"/>
-        <w:ind w:left="720" w:hanging="360"/>
-        <w:rPr>
-          <w:sz w:val="24"/>
-          <w:szCs w:val="24"/>
-        </w:rPr>
-      </w:pPr>
-      <w:r>
-        <w:rPr>
-          <w:sz w:val="24"/>
-          <w:szCs w:val="24"/>
-          <w:rtl w:val="0"/>
-        </w:rPr>
-        <w:t xml:space="preserve">AWS, OpenStack cloud providers.</w:t>
+        <w:pBdr>
+          <w:top w:space="0" w:sz="0" w:val="nil"/>
+          <w:left w:space="0" w:sz="0" w:val="nil"/>
+          <w:bottom w:space="0" w:sz="0" w:val="nil"/>
+          <w:right w:space="0" w:sz="0" w:val="nil"/>
+          <w:between w:space="0" w:sz="0" w:val="nil"/>
+        </w:pBdr>
+        <w:shd w:fill="auto" w:val="clear"/>
+        <w:spacing w:after="0" w:before="0" w:line="240" w:lineRule="auto"/>
+        <w:ind w:left="720" w:right="0" w:hanging="360"/>
+        <w:jc w:val="left"/>
+        <w:rPr>
+          <w:rFonts w:ascii="Calibri" w:cs="Calibri" w:eastAsia="Calibri" w:hAnsi="Calibri"/>
+          <w:i w:val="0"/>
+          <w:smallCaps w:val="0"/>
+          <w:strike w:val="0"/>
+          <w:color w:val="000000"/>
+          <w:u w:val="none"/>
+          <w:shd w:fill="auto" w:val="clear"/>
+          <w:vertAlign w:val="baseline"/>
+        </w:rPr>
+      </w:pPr>
+      <w:r>
+        <w:rPr>
+          <w:rFonts w:ascii="Calibri" w:cs="Calibri" w:eastAsia="Calibri" w:hAnsi="Calibri"/>
+          <w:b w:val="0"/>
+          <w:i w:val="0"/>
+          <w:smallCaps w:val="0"/>
+          <w:strike w:val="0"/>
+          <w:color w:val="000000"/>
+          <w:sz w:val="24"/>
+          <w:szCs w:val="24"/>
+          <w:u w:val="none"/>
+          <w:shd w:fill="auto" w:val="clear"/>
+          <w:vertAlign w:val="baseline"/>
+          <w:rtl w:val="0"/>
+        </w:rPr>
+        <w:t xml:space="preserve">2008</w:t>
+      </w:r>
+      <w:r>
+        <w:rPr>
+          <w:sz w:val="24"/>
+          <w:szCs w:val="24"/>
+          <w:rtl w:val="0"/>
+        </w:rPr>
+        <w:t xml:space="preserve"> - </w:t>
+      </w:r>
+      <w:r>
+        <w:rPr>
+          <w:rFonts w:ascii="Calibri" w:cs="Calibri" w:eastAsia="Calibri" w:hAnsi="Calibri"/>
+          <w:b w:val="0"/>
+          <w:i w:val="0"/>
+          <w:smallCaps w:val="0"/>
+          <w:strike w:val="0"/>
+          <w:color w:val="000000"/>
+          <w:sz w:val="24"/>
+          <w:szCs w:val="24"/>
+          <w:u w:val="none"/>
+          <w:shd w:fill="auto" w:val="clear"/>
+          <w:vertAlign w:val="baseline"/>
+          <w:rtl w:val="0"/>
+        </w:rPr>
+        <w:t xml:space="preserve">installation of Huawei routers.</w:t>
+      </w:r>
+      <w:r>
+        <w:rPr>
+          <w:rtl w:val="0"/>
+        </w:rPr>
       </w:r>
     </w:p>
     <w:p>
@@ -774,39 +1640,57 @@
         <w:ind w:left="720" w:right="0" w:hanging="360"/>
         <w:jc w:val="left"/>
         <w:rPr>
-          <w:i w:val="0"/>
-          <w:smallCaps w:val="0"/>
-          <w:strike w:val="0"/>
-          <w:color w:val="000000"/>
-          <w:sz w:val="24"/>
-          <w:szCs w:val="24"/>
-          <w:u w:val="none"/>
-          <w:shd w:fill="auto" w:val="clear"/>
-          <w:vertAlign w:val="baseline"/>
-        </w:rPr>
-      </w:pPr>
-      <w:r>
-        <w:rPr>
-          <w:i w:val="0"/>
-          <w:smallCaps w:val="0"/>
-          <w:strike w:val="0"/>
-          <w:color w:val="000000"/>
-          <w:sz w:val="24"/>
-          <w:szCs w:val="24"/>
-          <w:u w:val="none"/>
-          <w:shd w:fill="auto" w:val="clear"/>
-          <w:vertAlign w:val="baseline"/>
-          <w:rtl w:val="0"/>
-        </w:rPr>
-        <w:t xml:space="preserve">Linux administrator skills</w:t>
-      </w:r>
-      <w:r>
-        <w:rPr>
-          <w:sz w:val="24"/>
-          <w:szCs w:val="24"/>
-          <w:rtl w:val="0"/>
-        </w:rPr>
-        <w:t xml:space="preserve">.</w:t>
+          <w:rFonts w:ascii="Calibri" w:cs="Calibri" w:eastAsia="Calibri" w:hAnsi="Calibri"/>
+          <w:i w:val="0"/>
+          <w:smallCaps w:val="0"/>
+          <w:strike w:val="0"/>
+          <w:color w:val="000000"/>
+          <w:u w:val="none"/>
+          <w:shd w:fill="auto" w:val="clear"/>
+          <w:vertAlign w:val="baseline"/>
+        </w:rPr>
+      </w:pPr>
+      <w:r>
+        <w:rPr>
+          <w:rFonts w:ascii="Calibri" w:cs="Calibri" w:eastAsia="Calibri" w:hAnsi="Calibri"/>
+          <w:b w:val="0"/>
+          <w:i w:val="0"/>
+          <w:smallCaps w:val="0"/>
+          <w:strike w:val="0"/>
+          <w:color w:val="000000"/>
+          <w:sz w:val="24"/>
+          <w:szCs w:val="24"/>
+          <w:u w:val="none"/>
+          <w:shd w:fill="auto" w:val="clear"/>
+          <w:vertAlign w:val="baseline"/>
+          <w:rtl w:val="0"/>
+        </w:rPr>
+        <w:t xml:space="preserve">2010 </w:t>
+      </w:r>
+      <w:r>
+        <w:rPr>
+          <w:sz w:val="24"/>
+          <w:szCs w:val="24"/>
+          <w:rtl w:val="0"/>
+        </w:rPr>
+        <w:t xml:space="preserve"> - </w:t>
+      </w:r>
+      <w:r>
+        <w:rPr>
+          <w:rFonts w:ascii="Calibri" w:cs="Calibri" w:eastAsia="Calibri" w:hAnsi="Calibri"/>
+          <w:b w:val="0"/>
+          <w:i w:val="0"/>
+          <w:smallCaps w:val="0"/>
+          <w:strike w:val="0"/>
+          <w:color w:val="000000"/>
+          <w:sz w:val="24"/>
+          <w:szCs w:val="24"/>
+          <w:u w:val="none"/>
+          <w:shd w:fill="auto" w:val="clear"/>
+          <w:vertAlign w:val="baseline"/>
+          <w:rtl w:val="0"/>
+        </w:rPr>
+        <w:t xml:space="preserve">Oracle Database 10g: SQL Fundamentals I.</w:t>
       </w:r>
       <w:r>
         <w:rPr>
@@ -836,54 +1720,62 @@
         <w:ind w:left="720" w:right="0" w:hanging="360"/>
         <w:jc w:val="left"/>
         <w:rPr>
-          <w:i w:val="0"/>
-          <w:smallCaps w:val="0"/>
-          <w:strike w:val="0"/>
-          <w:color w:val="000000"/>
-          <w:sz w:val="24"/>
-          <w:szCs w:val="24"/>
-          <w:u w:val="none"/>
-          <w:shd w:fill="auto" w:val="clear"/>
-          <w:vertAlign w:val="baseline"/>
-        </w:rPr>
-      </w:pPr>
-      <w:r>
-        <w:rPr>
-          <w:i w:val="0"/>
-          <w:smallCaps w:val="0"/>
-          <w:strike w:val="0"/>
-          <w:color w:val="000000"/>
-          <w:sz w:val="24"/>
-          <w:szCs w:val="24"/>
-          <w:u w:val="none"/>
-          <w:shd w:fill="auto" w:val="clear"/>
-          <w:vertAlign w:val="baseline"/>
-          <w:rtl w:val="0"/>
-        </w:rPr>
-        <w:t xml:space="preserve">Almost 10 years of experience as </w:t>
-      </w:r>
-      <w:r>
-        <w:rPr>
-          <w:sz w:val="24"/>
-          <w:szCs w:val="24"/>
-          <w:rtl w:val="0"/>
-        </w:rPr>
-        <w:t xml:space="preserve">an </w:t>
-      </w:r>
-      <w:r>
-        <w:rPr>
-          <w:i w:val="0"/>
-          <w:smallCaps w:val="0"/>
-          <w:strike w:val="0"/>
-          <w:color w:val="000000"/>
-          <w:sz w:val="24"/>
-          <w:szCs w:val="24"/>
-          <w:u w:val="none"/>
-          <w:shd w:fill="auto" w:val="clear"/>
-          <w:vertAlign w:val="baseline"/>
-          <w:rtl w:val="0"/>
-        </w:rPr>
-        <w:t xml:space="preserve">integration engineer in Telecom projects all over the world.</w:t>
+          <w:rFonts w:ascii="Calibri" w:cs="Calibri" w:eastAsia="Calibri" w:hAnsi="Calibri"/>
+          <w:i w:val="0"/>
+          <w:smallCaps w:val="0"/>
+          <w:strike w:val="0"/>
+          <w:color w:val="000000"/>
+          <w:u w:val="none"/>
+          <w:shd w:fill="auto" w:val="clear"/>
+          <w:vertAlign w:val="baseline"/>
+        </w:rPr>
+      </w:pPr>
+      <w:r>
+        <w:rPr>
+          <w:rFonts w:ascii="Calibri" w:cs="Calibri" w:eastAsia="Calibri" w:hAnsi="Calibri"/>
+          <w:b w:val="0"/>
+          <w:i w:val="0"/>
+          <w:smallCaps w:val="0"/>
+          <w:strike w:val="0"/>
+          <w:color w:val="000000"/>
+          <w:sz w:val="24"/>
+          <w:szCs w:val="24"/>
+          <w:u w:val="none"/>
+          <w:shd w:fill="auto" w:val="clear"/>
+          <w:vertAlign w:val="baseline"/>
+          <w:rtl w:val="0"/>
+        </w:rPr>
+        <w:t xml:space="preserve">2013 </w:t>
+      </w:r>
+      <w:r>
+        <w:rPr>
+          <w:sz w:val="24"/>
+          <w:szCs w:val="24"/>
+          <w:rtl w:val="0"/>
+        </w:rPr>
+        <w:t xml:space="preserve">- </w:t>
+      </w:r>
+      <w:r>
+        <w:rPr>
+          <w:rFonts w:ascii="Calibri" w:cs="Calibri" w:eastAsia="Calibri" w:hAnsi="Calibri"/>
+          <w:b w:val="0"/>
+          <w:i w:val="0"/>
+          <w:smallCaps w:val="0"/>
+          <w:strike w:val="0"/>
+          <w:color w:val="000000"/>
+          <w:sz w:val="24"/>
+          <w:szCs w:val="24"/>
+          <w:u w:val="none"/>
+          <w:shd w:fill="auto" w:val="clear"/>
+          <w:vertAlign w:val="baseline"/>
+          <w:rtl w:val="0"/>
+        </w:rPr>
+        <w:t xml:space="preserve">Java learning courses, Basic level.</w:t>
+      </w:r>
+      <w:r>
+        <w:rPr>
+          <w:rtl w:val="0"/>
+        </w:rPr>
       </w:r>
     </w:p>
     <w:p>
@@ -908,55 +1800,327 @@
         <w:ind w:left="720" w:right="0" w:hanging="360"/>
         <w:jc w:val="left"/>
         <w:rPr>
-          <w:i w:val="0"/>
-          <w:smallCaps w:val="0"/>
-          <w:strike w:val="0"/>
-          <w:color w:val="000000"/>
-          <w:sz w:val="24"/>
-          <w:szCs w:val="24"/>
-          <w:u w:val="none"/>
-          <w:shd w:fill="auto" w:val="clear"/>
-          <w:vertAlign w:val="baseline"/>
-        </w:rPr>
-      </w:pPr>
-      <w:r>
-        <w:rPr>
-          <w:i w:val="0"/>
-          <w:smallCaps w:val="0"/>
-          <w:strike w:val="0"/>
-          <w:color w:val="000000"/>
-          <w:sz w:val="24"/>
-          <w:szCs w:val="24"/>
-          <w:u w:val="none"/>
-          <w:shd w:fill="auto" w:val="clear"/>
-          <w:vertAlign w:val="baseline"/>
-          <w:rtl w:val="0"/>
-        </w:rPr>
-        <w:t xml:space="preserve">Deep understanding of network (TCP/IP) </w:t>
-      </w:r>
-      <w:r>
-        <w:rPr>
-          <w:sz w:val="24"/>
-          <w:szCs w:val="24"/>
-          <w:rtl w:val="0"/>
-        </w:rPr>
-        <w:t xml:space="preserve">protocols and OSI model. </w:t>
-      </w:r>
-      <w:r>
-        <w:rPr>
-          <w:i w:val="0"/>
-          <w:smallCaps w:val="0"/>
-          <w:strike w:val="0"/>
-          <w:color w:val="000000"/>
+          <w:rFonts w:ascii="Calibri" w:cs="Calibri" w:eastAsia="Calibri" w:hAnsi="Calibri"/>
+          <w:i w:val="0"/>
+          <w:smallCaps w:val="0"/>
+          <w:strike w:val="0"/>
+          <w:color w:val="000000"/>
+          <w:u w:val="none"/>
+          <w:shd w:fill="auto" w:val="clear"/>
+          <w:vertAlign w:val="baseline"/>
+        </w:rPr>
+      </w:pPr>
+      <w:r>
+        <w:rPr>
+          <w:rFonts w:ascii="Calibri" w:cs="Calibri" w:eastAsia="Calibri" w:hAnsi="Calibri"/>
+          <w:b w:val="0"/>
+          <w:i w:val="0"/>
+          <w:smallCaps w:val="0"/>
+          <w:strike w:val="0"/>
+          <w:color w:val="000000"/>
+          <w:sz w:val="24"/>
+          <w:szCs w:val="24"/>
+          <w:u w:val="none"/>
+          <w:shd w:fill="auto" w:val="clear"/>
+          <w:vertAlign w:val="baseline"/>
+          <w:rtl w:val="0"/>
+        </w:rPr>
+        <w:t xml:space="preserve">2014 </w:t>
+      </w:r>
+      <w:r>
+        <w:rPr>
+          <w:sz w:val="24"/>
+          <w:szCs w:val="24"/>
+          <w:rtl w:val="0"/>
+        </w:rPr>
+        <w:t xml:space="preserve">-</w:t>
+      </w:r>
+      <w:r>
+        <w:rPr>
+          <w:rFonts w:ascii="Calibri" w:cs="Calibri" w:eastAsia="Calibri" w:hAnsi="Calibri"/>
+          <w:b w:val="0"/>
+          <w:i w:val="0"/>
+          <w:smallCaps w:val="0"/>
+          <w:strike w:val="0"/>
+          <w:color w:val="000000"/>
+          <w:sz w:val="24"/>
+          <w:szCs w:val="24"/>
+          <w:u w:val="none"/>
+          <w:shd w:fill="auto" w:val="clear"/>
+          <w:vertAlign w:val="baseline"/>
+          <w:rtl w:val="0"/>
+        </w:rPr>
+        <w:t xml:space="preserve"> Presentational skills.</w:t>
+      </w:r>
+      <w:r>
+        <w:rPr>
+          <w:rtl w:val="0"/>
+        </w:rPr>
+      </w:r>
+    </w:p>
+    <w:p>
+      <w:pPr>
+        <w:keepNext w:val="0"/>
+        <w:keepLines w:val="0"/>
+        <w:pageBreakBefore w:val="0"/>
+        <w:widowControl w:val="1"/>
+        <w:numPr>
+          <w:ilvl w:val="0"/>
+          <w:numId w:val="2"/>
+        </w:numPr>
+        <w:pBdr>
+          <w:top w:space="0" w:sz="0" w:val="nil"/>
+          <w:left w:space="0" w:sz="0" w:val="nil"/>
+          <w:bottom w:space="0" w:sz="0" w:val="nil"/>
+          <w:right w:space="0" w:sz="0" w:val="nil"/>
+          <w:between w:space="0" w:sz="0" w:val="nil"/>
+        </w:pBdr>
+        <w:shd w:fill="auto" w:val="clear"/>
+        <w:spacing w:after="0" w:before="0" w:line="240" w:lineRule="auto"/>
+        <w:ind w:left="720" w:right="0" w:hanging="360"/>
+        <w:jc w:val="left"/>
+        <w:rPr>
+          <w:rFonts w:ascii="Calibri" w:cs="Calibri" w:eastAsia="Calibri" w:hAnsi="Calibri"/>
+          <w:i w:val="0"/>
+          <w:smallCaps w:val="0"/>
+          <w:strike w:val="0"/>
+          <w:color w:val="000000"/>
+          <w:u w:val="none"/>
+          <w:shd w:fill="auto" w:val="clear"/>
+          <w:vertAlign w:val="baseline"/>
+        </w:rPr>
+      </w:pPr>
+      <w:r>
+        <w:rPr>
+          <w:rFonts w:ascii="Calibri" w:cs="Calibri" w:eastAsia="Calibri" w:hAnsi="Calibri"/>
+          <w:b w:val="0"/>
+          <w:i w:val="0"/>
+          <w:smallCaps w:val="0"/>
+          <w:strike w:val="0"/>
+          <w:color w:val="000000"/>
+          <w:sz w:val="24"/>
+          <w:szCs w:val="24"/>
+          <w:u w:val="none"/>
+          <w:shd w:fill="auto" w:val="clear"/>
+          <w:vertAlign w:val="baseline"/>
+          <w:rtl w:val="0"/>
+        </w:rPr>
+        <w:t xml:space="preserve">2014 </w:t>
+      </w:r>
+      <w:r>
+        <w:rPr>
+          <w:sz w:val="24"/>
+          <w:szCs w:val="24"/>
+          <w:rtl w:val="0"/>
+        </w:rPr>
+        <w:t xml:space="preserve">-</w:t>
+      </w:r>
+      <w:r>
+        <w:rPr>
+          <w:rFonts w:ascii="Calibri" w:cs="Calibri" w:eastAsia="Calibri" w:hAnsi="Calibri"/>
+          <w:b w:val="0"/>
+          <w:i w:val="0"/>
+          <w:smallCaps w:val="0"/>
+          <w:strike w:val="0"/>
+          <w:color w:val="000000"/>
+          <w:sz w:val="24"/>
+          <w:szCs w:val="24"/>
+          <w:u w:val="none"/>
+          <w:shd w:fill="auto" w:val="clear"/>
+          <w:vertAlign w:val="baseline"/>
+          <w:rtl w:val="0"/>
+        </w:rPr>
+        <w:t xml:space="preserve"> Design of microwave transport network.</w:t>
+      </w:r>
+      <w:r>
+        <w:rPr>
+          <w:rtl w:val="0"/>
+        </w:rPr>
+      </w:r>
+    </w:p>
+    <w:p>
+      <w:pPr>
+        <w:keepNext w:val="0"/>
+        <w:keepLines w:val="0"/>
+        <w:pageBreakBefore w:val="0"/>
+        <w:widowControl w:val="1"/>
+        <w:numPr>
+          <w:ilvl w:val="0"/>
+          <w:numId w:val="2"/>
+        </w:numPr>
+        <w:pBdr>
+          <w:top w:space="0" w:sz="0" w:val="nil"/>
+          <w:left w:space="0" w:sz="0" w:val="nil"/>
+          <w:bottom w:space="0" w:sz="0" w:val="nil"/>
+          <w:right w:space="0" w:sz="0" w:val="nil"/>
+          <w:between w:space="0" w:sz="0" w:val="nil"/>
+        </w:pBdr>
+        <w:shd w:fill="auto" w:val="clear"/>
+        <w:spacing w:after="0" w:before="0" w:line="240" w:lineRule="auto"/>
+        <w:ind w:left="720" w:right="0" w:hanging="360"/>
+        <w:jc w:val="left"/>
+        <w:rPr>
+          <w:rFonts w:ascii="Calibri" w:cs="Calibri" w:eastAsia="Calibri" w:hAnsi="Calibri"/>
+          <w:i w:val="0"/>
+          <w:smallCaps w:val="0"/>
+          <w:strike w:val="0"/>
+          <w:color w:val="000000"/>
+          <w:u w:val="none"/>
+          <w:shd w:fill="auto" w:val="clear"/>
+          <w:vertAlign w:val="baseline"/>
+        </w:rPr>
+      </w:pPr>
+      <w:r>
+        <w:rPr>
+          <w:rFonts w:ascii="Calibri" w:cs="Calibri" w:eastAsia="Calibri" w:hAnsi="Calibri"/>
+          <w:b w:val="0"/>
+          <w:i w:val="0"/>
+          <w:smallCaps w:val="0"/>
+          <w:strike w:val="0"/>
+          <w:color w:val="000000"/>
+          <w:sz w:val="24"/>
+          <w:szCs w:val="24"/>
+          <w:u w:val="none"/>
+          <w:shd w:fill="auto" w:val="clear"/>
+          <w:vertAlign w:val="baseline"/>
+          <w:rtl w:val="0"/>
+        </w:rPr>
+        <w:t xml:space="preserve">2015 </w:t>
+      </w:r>
+      <w:r>
+        <w:rPr>
+          <w:sz w:val="24"/>
+          <w:szCs w:val="24"/>
+          <w:rtl w:val="0"/>
+        </w:rPr>
+        <w:t xml:space="preserve">-</w:t>
+      </w:r>
+      <w:r>
+        <w:rPr>
+          <w:rFonts w:ascii="Calibri" w:cs="Calibri" w:eastAsia="Calibri" w:hAnsi="Calibri"/>
+          <w:b w:val="0"/>
+          <w:i w:val="0"/>
+          <w:smallCaps w:val="0"/>
+          <w:strike w:val="0"/>
+          <w:color w:val="000000"/>
+          <w:sz w:val="24"/>
+          <w:szCs w:val="24"/>
+          <w:u w:val="none"/>
+          <w:shd w:fill="auto" w:val="clear"/>
+          <w:vertAlign w:val="baseline"/>
+          <w:rtl w:val="0"/>
+        </w:rPr>
+        <w:t xml:space="preserve"> WCDMA protocols and RNC integration.</w:t>
+      </w:r>
+      <w:r>
+        <w:rPr>
+          <w:rtl w:val="0"/>
+        </w:rPr>
+      </w:r>
+    </w:p>
+    <w:p>
+      <w:pPr>
+        <w:keepNext w:val="0"/>
+        <w:keepLines w:val="0"/>
+        <w:pageBreakBefore w:val="0"/>
+        <w:widowControl w:val="1"/>
+        <w:numPr>
+          <w:ilvl w:val="0"/>
+          <w:numId w:val="2"/>
+        </w:numPr>
+        <w:pBdr>
+          <w:top w:space="0" w:sz="0" w:val="nil"/>
+          <w:left w:space="0" w:sz="0" w:val="nil"/>
+          <w:bottom w:space="0" w:sz="0" w:val="nil"/>
+          <w:right w:space="0" w:sz="0" w:val="nil"/>
+          <w:between w:space="0" w:sz="0" w:val="nil"/>
+        </w:pBdr>
+        <w:shd w:fill="auto" w:val="clear"/>
+        <w:spacing w:after="0" w:before="0" w:line="240" w:lineRule="auto"/>
+        <w:ind w:left="720" w:right="0" w:hanging="360"/>
+        <w:jc w:val="left"/>
+        <w:rPr>
+          <w:rFonts w:ascii="Calibri" w:cs="Calibri" w:eastAsia="Calibri" w:hAnsi="Calibri"/>
+          <w:i w:val="0"/>
+          <w:smallCaps w:val="0"/>
+          <w:strike w:val="0"/>
+          <w:color w:val="000000"/>
+          <w:u w:val="none"/>
+          <w:shd w:fill="auto" w:val="clear"/>
+          <w:vertAlign w:val="baseline"/>
+        </w:rPr>
+      </w:pPr>
+      <w:r>
+        <w:rPr>
+          <w:rFonts w:ascii="Calibri" w:cs="Calibri" w:eastAsia="Calibri" w:hAnsi="Calibri"/>
+          <w:b w:val="0"/>
+          <w:i w:val="0"/>
+          <w:smallCaps w:val="0"/>
+          <w:strike w:val="0"/>
+          <w:color w:val="000000"/>
+          <w:sz w:val="24"/>
+          <w:szCs w:val="24"/>
+          <w:u w:val="none"/>
+          <w:shd w:fill="auto" w:val="clear"/>
+          <w:vertAlign w:val="baseline"/>
+          <w:rtl w:val="0"/>
+        </w:rPr>
+        <w:t xml:space="preserve">2018 </w:t>
+      </w:r>
+      <w:r>
+        <w:rPr>
+          <w:sz w:val="24"/>
+          <w:szCs w:val="24"/>
+          <w:rtl w:val="0"/>
+        </w:rPr>
+        <w:t xml:space="preserve">-</w:t>
+      </w:r>
+      <w:r>
+        <w:rPr>
+          <w:rFonts w:ascii="Calibri" w:cs="Calibri" w:eastAsia="Calibri" w:hAnsi="Calibri"/>
+          <w:b w:val="0"/>
+          <w:i w:val="0"/>
+          <w:smallCaps w:val="0"/>
+          <w:strike w:val="0"/>
+          <w:color w:val="000000"/>
+          <w:sz w:val="24"/>
+          <w:szCs w:val="24"/>
+          <w:u w:val="none"/>
+          <w:shd w:fill="auto" w:val="clear"/>
+          <w:vertAlign w:val="baseline"/>
+          <w:rtl w:val="0"/>
+        </w:rPr>
+        <w:t xml:space="preserve"> conferences: GoLab, CoDe, OpenStack days.</w:t>
+      </w:r>
+      <w:r>
+        <w:rPr>
+          <w:rtl w:val="0"/>
+        </w:rPr>
+      </w:r>
+    </w:p>
+    <w:p>
+      <w:pPr>
+        <w:keepNext w:val="0"/>
+        <w:keepLines w:val="0"/>
+        <w:pageBreakBefore w:val="0"/>
+        <w:widowControl w:val="1"/>
+        <w:pBdr>
+          <w:top w:space="0" w:sz="0" w:val="nil"/>
+          <w:left w:space="0" w:sz="0" w:val="nil"/>
+          <w:bottom w:space="0" w:sz="0" w:val="nil"/>
+          <w:right w:space="0" w:sz="0" w:val="nil"/>
+          <w:between w:space="0" w:sz="0" w:val="nil"/>
+        </w:pBdr>
+        <w:shd w:fill="auto" w:val="clear"/>
+        <w:spacing w:after="0" w:before="0" w:line="240" w:lineRule="auto"/>
+        <w:ind w:left="0" w:right="0" w:firstLine="0"/>
+        <w:jc w:val="left"/>
+        <w:rPr>
+          <w:b w:val="1"/>
           <w:sz w:val="28"/>
           <w:szCs w:val="28"/>
-          <w:u w:val="none"/>
-          <w:shd w:fill="auto" w:val="clear"/>
-          <w:vertAlign w:val="baseline"/>
-          <w:rtl w:val="0"/>
-        </w:rPr>
-        <w:br w:type="textWrapping"/>
-      </w:r>
+        </w:rPr>
+      </w:pPr>
       <w:r>
         <w:rPr>
           <w:rtl w:val="0"/>
@@ -1009,7 +2173,24 @@
           <w:vertAlign w:val="baseline"/>
           <w:rtl w:val="0"/>
         </w:rPr>
-        <w:t xml:space="preserve">Education:</w:t>
+        <w:t xml:space="preserve">Languages:</w:t>
+      </w:r>
+      <w:r>
+        <w:rPr>
+          <w:rFonts w:ascii="Calibri" w:cs="Calibri" w:eastAsia="Calibri" w:hAnsi="Calibri"/>
+          <w:b w:val="0"/>
+          <w:i w:val="0"/>
+          <w:smallCaps w:val="0"/>
+          <w:strike w:val="0"/>
+          <w:color w:val="000000"/>
+          <w:sz w:val="28"/>
+          <w:szCs w:val="28"/>
+          <w:u w:val="none"/>
+          <w:shd w:fill="auto" w:val="clear"/>
+          <w:vertAlign w:val="baseline"/>
+          <w:rtl w:val="0"/>
+        </w:rPr>
+        <w:t xml:space="preserve"> </w:t>
       </w:r>
       <w:r>
         <w:rPr>
@@ -1025,7 +2206,7 @@
         <w:widowControl w:val="1"/>
         <w:numPr>
           <w:ilvl w:val="0"/>
-          <w:numId w:val="1"/>
+          <w:numId w:val="2"/>
         </w:numPr>
         <w:pBdr>
           <w:top w:space="0" w:sz="0" w:val="nil"/>
@@ -1064,255 +2245,467 @@
           <w:vertAlign w:val="baseline"/>
           <w:rtl w:val="0"/>
         </w:rPr>
-        <w:t xml:space="preserve">2002-2007 </w:t>
-      </w:r>
-      <w:r>
-        <w:rPr>
-          <w:b w:val="1"/>
-          <w:i w:val="0"/>
-          <w:smallCaps w:val="0"/>
-          <w:strike w:val="0"/>
-          <w:color w:val="000000"/>
-          <w:sz w:val="24"/>
-          <w:szCs w:val="24"/>
-          <w:u w:val="none"/>
-          <w:shd w:fill="auto" w:val="clear"/>
-          <w:vertAlign w:val="baseline"/>
-          <w:rtl w:val="0"/>
-        </w:rPr>
-        <w:t xml:space="preserve">Poltava Institute of Telecommunications</w:t>
-      </w:r>
-      <w:r>
-        <w:rPr>
-          <w:rtl w:val="0"/>
-        </w:rPr>
-      </w:r>
-    </w:p>
-    <w:p>
-      <w:pPr>
-        <w:keepNext w:val="0"/>
-        <w:keepLines w:val="0"/>
-        <w:pageBreakBefore w:val="0"/>
-        <w:widowControl w:val="1"/>
-        <w:pBdr>
-          <w:top w:space="0" w:sz="0" w:val="nil"/>
-          <w:left w:space="0" w:sz="0" w:val="nil"/>
-          <w:bottom w:space="0" w:sz="0" w:val="nil"/>
-          <w:right w:space="0" w:sz="0" w:val="nil"/>
-          <w:between w:space="0" w:sz="0" w:val="nil"/>
-        </w:pBdr>
-        <w:shd w:fill="auto" w:val="clear"/>
-        <w:spacing w:after="0" w:before="0" w:line="240" w:lineRule="auto"/>
-        <w:ind w:left="1170" w:right="0" w:firstLine="0"/>
+        <w:t xml:space="preserve">Ukrainian</w:t>
+      </w:r>
+      <w:r>
+        <w:rPr>
+          <w:sz w:val="24"/>
+          <w:szCs w:val="24"/>
+          <w:rtl w:val="0"/>
+        </w:rPr>
+        <w:t xml:space="preserve"> - </w:t>
+      </w:r>
+      <w:r>
+        <w:rPr>
+          <w:rFonts w:ascii="Calibri" w:cs="Calibri" w:eastAsia="Calibri" w:hAnsi="Calibri"/>
+          <w:b w:val="0"/>
+          <w:i w:val="0"/>
+          <w:smallCaps w:val="0"/>
+          <w:strike w:val="0"/>
+          <w:color w:val="000000"/>
+          <w:sz w:val="24"/>
+          <w:szCs w:val="24"/>
+          <w:u w:val="none"/>
+          <w:shd w:fill="auto" w:val="clear"/>
+          <w:vertAlign w:val="baseline"/>
+          <w:rtl w:val="0"/>
+        </w:rPr>
+        <w:t xml:space="preserve">native speaker. </w:t>
+      </w:r>
+      <w:r>
+        <w:rPr>
+          <w:rtl w:val="0"/>
+        </w:rPr>
+      </w:r>
+    </w:p>
+    <w:p>
+      <w:pPr>
+        <w:keepNext w:val="0"/>
+        <w:keepLines w:val="0"/>
+        <w:pageBreakBefore w:val="0"/>
+        <w:widowControl w:val="1"/>
+        <w:numPr>
+          <w:ilvl w:val="0"/>
+          <w:numId w:val="2"/>
+        </w:numPr>
+        <w:pBdr>
+          <w:top w:space="0" w:sz="0" w:val="nil"/>
+          <w:left w:space="0" w:sz="0" w:val="nil"/>
+          <w:bottom w:space="0" w:sz="0" w:val="nil"/>
+          <w:right w:space="0" w:sz="0" w:val="nil"/>
+          <w:between w:space="0" w:sz="0" w:val="nil"/>
+        </w:pBdr>
+        <w:shd w:fill="auto" w:val="clear"/>
+        <w:spacing w:after="0" w:before="0" w:line="240" w:lineRule="auto"/>
+        <w:ind w:left="720" w:right="0" w:hanging="360"/>
         <w:jc w:val="left"/>
         <w:rPr>
           <w:rFonts w:ascii="Calibri" w:cs="Calibri" w:eastAsia="Calibri" w:hAnsi="Calibri"/>
-          <w:b w:val="0"/>
-          <w:i w:val="0"/>
-          <w:smallCaps w:val="0"/>
-          <w:strike w:val="0"/>
-          <w:color w:val="000000"/>
-          <w:sz w:val="22"/>
-          <w:szCs w:val="22"/>
-          <w:u w:val="none"/>
-          <w:shd w:fill="auto" w:val="clear"/>
-          <w:vertAlign w:val="baseline"/>
-        </w:rPr>
-      </w:pPr>
-      <w:r>
-        <w:rPr>
-          <w:rFonts w:ascii="Calibri" w:cs="Calibri" w:eastAsia="Calibri" w:hAnsi="Calibri"/>
-          <w:b w:val="0"/>
-          <w:i w:val="0"/>
-          <w:smallCaps w:val="0"/>
-          <w:strike w:val="0"/>
-          <w:color w:val="000000"/>
-          <w:sz w:val="24"/>
-          <w:szCs w:val="24"/>
-          <w:u w:val="none"/>
-          <w:shd w:fill="auto" w:val="clear"/>
-          <w:vertAlign w:val="baseline"/>
-          <w:rtl w:val="0"/>
-        </w:rPr>
-        <w:t xml:space="preserve">Degree: specialist.</w:t>
-      </w:r>
-      <w:r>
-        <w:rPr>
-          <w:rtl w:val="0"/>
-        </w:rPr>
-      </w:r>
-    </w:p>
-    <w:p>
-      <w:pPr>
-        <w:keepNext w:val="0"/>
-        <w:keepLines w:val="0"/>
-        <w:pageBreakBefore w:val="0"/>
-        <w:widowControl w:val="1"/>
-        <w:pBdr>
-          <w:top w:space="0" w:sz="0" w:val="nil"/>
-          <w:left w:space="0" w:sz="0" w:val="nil"/>
-          <w:bottom w:space="0" w:sz="0" w:val="nil"/>
-          <w:right w:space="0" w:sz="0" w:val="nil"/>
-          <w:between w:space="0" w:sz="0" w:val="nil"/>
-        </w:pBdr>
-        <w:shd w:fill="auto" w:val="clear"/>
-        <w:spacing w:after="0" w:before="0" w:line="240" w:lineRule="auto"/>
-        <w:ind w:left="1170" w:right="0" w:firstLine="0"/>
+          <w:i w:val="0"/>
+          <w:smallCaps w:val="0"/>
+          <w:strike w:val="0"/>
+          <w:color w:val="000000"/>
+          <w:u w:val="none"/>
+          <w:shd w:fill="auto" w:val="clear"/>
+          <w:vertAlign w:val="baseline"/>
+        </w:rPr>
+      </w:pPr>
+      <w:r>
+        <w:rPr>
+          <w:rFonts w:ascii="Calibri" w:cs="Calibri" w:eastAsia="Calibri" w:hAnsi="Calibri"/>
+          <w:b w:val="0"/>
+          <w:i w:val="0"/>
+          <w:smallCaps w:val="0"/>
+          <w:strike w:val="0"/>
+          <w:color w:val="000000"/>
+          <w:sz w:val="24"/>
+          <w:szCs w:val="24"/>
+          <w:u w:val="none"/>
+          <w:shd w:fill="auto" w:val="clear"/>
+          <w:vertAlign w:val="baseline"/>
+          <w:rtl w:val="0"/>
+        </w:rPr>
+        <w:t xml:space="preserve">English</w:t>
+      </w:r>
+      <w:r>
+        <w:rPr>
+          <w:sz w:val="24"/>
+          <w:szCs w:val="24"/>
+          <w:rtl w:val="0"/>
+        </w:rPr>
+        <w:t xml:space="preserve"> - advanced</w:t>
+      </w:r>
+      <w:r>
+        <w:rPr>
+          <w:rFonts w:ascii="Calibri" w:cs="Calibri" w:eastAsia="Calibri" w:hAnsi="Calibri"/>
+          <w:b w:val="0"/>
+          <w:i w:val="0"/>
+          <w:smallCaps w:val="0"/>
+          <w:strike w:val="0"/>
+          <w:color w:val="000000"/>
+          <w:sz w:val="24"/>
+          <w:szCs w:val="24"/>
+          <w:u w:val="none"/>
+          <w:shd w:fill="auto" w:val="clear"/>
+          <w:vertAlign w:val="baseline"/>
+          <w:rtl w:val="0"/>
+        </w:rPr>
+        <w:t xml:space="preserve">.</w:t>
+      </w:r>
+      <w:r>
+        <w:rPr>
+          <w:rtl w:val="0"/>
+        </w:rPr>
+      </w:r>
+    </w:p>
+    <w:p>
+      <w:pPr>
+        <w:keepNext w:val="0"/>
+        <w:keepLines w:val="0"/>
+        <w:pageBreakBefore w:val="0"/>
+        <w:widowControl w:val="1"/>
+        <w:numPr>
+          <w:ilvl w:val="0"/>
+          <w:numId w:val="2"/>
+        </w:numPr>
+        <w:pBdr>
+          <w:top w:space="0" w:sz="0" w:val="nil"/>
+          <w:left w:space="0" w:sz="0" w:val="nil"/>
+          <w:bottom w:space="0" w:sz="0" w:val="nil"/>
+          <w:right w:space="0" w:sz="0" w:val="nil"/>
+          <w:between w:space="0" w:sz="0" w:val="nil"/>
+        </w:pBdr>
+        <w:shd w:fill="auto" w:val="clear"/>
+        <w:spacing w:after="0" w:before="0" w:line="240" w:lineRule="auto"/>
+        <w:ind w:left="720" w:right="0" w:hanging="360"/>
         <w:jc w:val="left"/>
         <w:rPr>
           <w:rFonts w:ascii="Calibri" w:cs="Calibri" w:eastAsia="Calibri" w:hAnsi="Calibri"/>
-          <w:b w:val="0"/>
-          <w:i w:val="0"/>
-          <w:smallCaps w:val="0"/>
-          <w:strike w:val="0"/>
-          <w:color w:val="000000"/>
-          <w:sz w:val="22"/>
-          <w:szCs w:val="22"/>
-          <w:u w:val="none"/>
-          <w:shd w:fill="auto" w:val="clear"/>
-          <w:vertAlign w:val="baseline"/>
-        </w:rPr>
-      </w:pPr>
-      <w:r>
-        <w:rPr>
-          <w:rFonts w:ascii="Calibri" w:cs="Calibri" w:eastAsia="Calibri" w:hAnsi="Calibri"/>
-          <w:b w:val="0"/>
-          <w:i w:val="0"/>
-          <w:smallCaps w:val="0"/>
-          <w:strike w:val="0"/>
-          <w:color w:val="000000"/>
-          <w:sz w:val="24"/>
-          <w:szCs w:val="24"/>
-          <w:u w:val="none"/>
-          <w:shd w:fill="auto" w:val="clear"/>
-          <w:vertAlign w:val="baseline"/>
-          <w:rtl w:val="0"/>
-        </w:rPr>
-        <w:t xml:space="preserve">Specialty: engineer of informational systems.</w:t>
-      </w:r>
-      <w:r>
-        <w:rPr>
-          <w:rtl w:val="0"/>
-        </w:rPr>
-      </w:r>
-    </w:p>
-    <w:p>
-      <w:pPr>
-        <w:keepNext w:val="0"/>
-        <w:keepLines w:val="0"/>
-        <w:pageBreakBefore w:val="0"/>
-        <w:widowControl w:val="1"/>
-        <w:pBdr>
-          <w:top w:space="0" w:sz="0" w:val="nil"/>
-          <w:left w:space="0" w:sz="0" w:val="nil"/>
-          <w:bottom w:space="0" w:sz="0" w:val="nil"/>
-          <w:right w:space="0" w:sz="0" w:val="nil"/>
-          <w:between w:space="0" w:sz="0" w:val="nil"/>
-        </w:pBdr>
-        <w:shd w:fill="auto" w:val="clear"/>
-        <w:spacing w:after="0" w:before="0" w:line="240" w:lineRule="auto"/>
-        <w:ind w:left="360" w:right="0" w:firstLine="0"/>
+          <w:i w:val="0"/>
+          <w:smallCaps w:val="0"/>
+          <w:strike w:val="0"/>
+          <w:color w:val="000000"/>
+          <w:u w:val="none"/>
+          <w:shd w:fill="auto" w:val="clear"/>
+          <w:vertAlign w:val="baseline"/>
+        </w:rPr>
+      </w:pPr>
+      <w:r>
+        <w:rPr>
+          <w:sz w:val="24"/>
+          <w:szCs w:val="24"/>
+          <w:rtl w:val="0"/>
+        </w:rPr>
+        <w:t xml:space="preserve">Polish - advanced.</w:t>
+      </w:r>
+      <w:r>
+        <w:rPr>
+          <w:rtl w:val="0"/>
+        </w:rPr>
+      </w:r>
+    </w:p>
+    <w:p>
+      <w:pPr>
+        <w:keepNext w:val="0"/>
+        <w:keepLines w:val="0"/>
+        <w:pageBreakBefore w:val="0"/>
+        <w:widowControl w:val="1"/>
+        <w:pBdr>
+          <w:top w:space="0" w:sz="0" w:val="nil"/>
+          <w:left w:space="0" w:sz="0" w:val="nil"/>
+          <w:bottom w:space="0" w:sz="0" w:val="nil"/>
+          <w:right w:space="0" w:sz="0" w:val="nil"/>
+          <w:between w:space="0" w:sz="0" w:val="nil"/>
+        </w:pBdr>
+        <w:shd w:fill="auto" w:val="clear"/>
+        <w:spacing w:after="0" w:before="0" w:line="240" w:lineRule="auto"/>
+        <w:ind w:right="0"/>
         <w:jc w:val="left"/>
         <w:rPr>
-          <w:b w:val="1"/>
-          <w:i w:val="0"/>
-          <w:smallCaps w:val="0"/>
-          <w:strike w:val="0"/>
-          <w:color w:val="000000"/>
-          <w:sz w:val="22"/>
-          <w:szCs w:val="22"/>
-          <w:u w:val="none"/>
-          <w:shd w:fill="auto" w:val="clear"/>
-          <w:vertAlign w:val="baseline"/>
-        </w:rPr>
-      </w:pPr>
-      <w:r>
-        <w:rPr>
-          <w:rFonts w:ascii="Calibri" w:cs="Calibri" w:eastAsia="Calibri" w:hAnsi="Calibri"/>
-          <w:b w:val="0"/>
-          <w:i w:val="0"/>
-          <w:smallCaps w:val="0"/>
-          <w:strike w:val="0"/>
-          <w:color w:val="000000"/>
-          <w:sz w:val="24"/>
-          <w:szCs w:val="24"/>
-          <w:u w:val="none"/>
-          <w:shd w:fill="auto" w:val="clear"/>
-          <w:vertAlign w:val="baseline"/>
-          <w:rtl w:val="0"/>
-        </w:rPr>
-        <w:t xml:space="preserve">-   2018 </w:t>
-      </w:r>
-      <w:r>
-        <w:rPr>
-          <w:b w:val="1"/>
-          <w:i w:val="0"/>
-          <w:smallCaps w:val="0"/>
-          <w:strike w:val="0"/>
-          <w:color w:val="000000"/>
-          <w:sz w:val="24"/>
-          <w:szCs w:val="24"/>
-          <w:u w:val="none"/>
-          <w:shd w:fill="auto" w:val="clear"/>
-          <w:vertAlign w:val="baseline"/>
-          <w:rtl w:val="0"/>
-        </w:rPr>
-        <w:t xml:space="preserve">Wroclaw Economical University</w:t>
-      </w:r>
-      <w:r>
-        <w:rPr>
-          <w:rtl w:val="0"/>
-        </w:rPr>
-      </w:r>
-    </w:p>
-    <w:p>
-      <w:pPr>
-        <w:keepNext w:val="0"/>
-        <w:keepLines w:val="0"/>
-        <w:pageBreakBefore w:val="0"/>
-        <w:widowControl w:val="1"/>
-        <w:pBdr>
-          <w:top w:space="0" w:sz="0" w:val="nil"/>
-          <w:left w:space="0" w:sz="0" w:val="nil"/>
-          <w:bottom w:space="0" w:sz="0" w:val="nil"/>
-          <w:right w:space="0" w:sz="0" w:val="nil"/>
-          <w:between w:space="0" w:sz="0" w:val="nil"/>
-        </w:pBdr>
-        <w:shd w:fill="auto" w:val="clear"/>
-        <w:spacing w:after="0" w:before="0" w:line="240" w:lineRule="auto"/>
-        <w:ind w:left="1170" w:right="0" w:firstLine="0"/>
+          <w:sz w:val="24"/>
+          <w:szCs w:val="24"/>
+        </w:rPr>
+      </w:pPr>
+      <w:r>
+        <w:rPr>
+          <w:rtl w:val="0"/>
+        </w:rPr>
+      </w:r>
+    </w:p>
+    <w:p>
+      <w:pPr>
+        <w:keepNext w:val="0"/>
+        <w:keepLines w:val="0"/>
+        <w:pageBreakBefore w:val="0"/>
+        <w:widowControl w:val="1"/>
+        <w:pBdr>
+          <w:top w:space="0" w:sz="0" w:val="nil"/>
+          <w:left w:space="0" w:sz="0" w:val="nil"/>
+          <w:bottom w:space="0" w:sz="0" w:val="nil"/>
+          <w:right w:space="0" w:sz="0" w:val="nil"/>
+          <w:between w:space="0" w:sz="0" w:val="nil"/>
+        </w:pBdr>
+        <w:shd w:fill="auto" w:val="clear"/>
+        <w:spacing w:after="0" w:before="0" w:line="240" w:lineRule="auto"/>
+        <w:ind w:right="0"/>
         <w:jc w:val="left"/>
         <w:rPr>
-          <w:rFonts w:ascii="Calibri" w:cs="Calibri" w:eastAsia="Calibri" w:hAnsi="Calibri"/>
-          <w:b w:val="0"/>
-          <w:i w:val="0"/>
-          <w:smallCaps w:val="0"/>
-          <w:strike w:val="0"/>
-          <w:color w:val="000000"/>
-          <w:sz w:val="22"/>
-          <w:szCs w:val="22"/>
-          <w:u w:val="none"/>
-          <w:shd w:fill="auto" w:val="clear"/>
-          <w:vertAlign w:val="baseline"/>
-        </w:rPr>
-      </w:pPr>
-      <w:r>
-        <w:rPr>
-          <w:rFonts w:ascii="Calibri" w:cs="Calibri" w:eastAsia="Calibri" w:hAnsi="Calibri"/>
-          <w:b w:val="0"/>
-          <w:i w:val="0"/>
-          <w:smallCaps w:val="0"/>
-          <w:strike w:val="0"/>
-          <w:color w:val="000000"/>
-          <w:sz w:val="24"/>
-          <w:szCs w:val="24"/>
-          <w:u w:val="none"/>
-          <w:shd w:fill="auto" w:val="clear"/>
-          <w:vertAlign w:val="baseline"/>
-          <w:rtl w:val="0"/>
-        </w:rPr>
-        <w:t xml:space="preserve">Specialty: project management.</w:t>
-      </w:r>
+          <w:sz w:val="24"/>
+          <w:szCs w:val="24"/>
+        </w:rPr>
+      </w:pPr>
+      <w:r>
+        <w:rPr>
+          <w:rtl w:val="0"/>
+        </w:rPr>
+      </w:r>
+    </w:p>
+    <w:p>
+      <w:pPr>
+        <w:keepNext w:val="0"/>
+        <w:keepLines w:val="0"/>
+        <w:pageBreakBefore w:val="0"/>
+        <w:widowControl w:val="1"/>
+        <w:pBdr>
+          <w:top w:space="0" w:sz="0" w:val="nil"/>
+          <w:left w:space="0" w:sz="0" w:val="nil"/>
+          <w:bottom w:space="0" w:sz="0" w:val="nil"/>
+          <w:right w:space="0" w:sz="0" w:val="nil"/>
+          <w:between w:space="0" w:sz="0" w:val="nil"/>
+        </w:pBdr>
+        <w:shd w:fill="auto" w:val="clear"/>
+        <w:spacing w:after="0" w:before="0" w:line="240" w:lineRule="auto"/>
+        <w:ind w:right="0"/>
+        <w:jc w:val="left"/>
+        <w:rPr>
+          <w:sz w:val="24"/>
+          <w:szCs w:val="24"/>
+        </w:rPr>
+      </w:pPr>
+      <w:r>
+        <w:rPr>
+          <w:rtl w:val="0"/>
+        </w:rPr>
+      </w:r>
+    </w:p>
+    <w:p>
+      <w:pPr>
+        <w:keepNext w:val="0"/>
+        <w:keepLines w:val="0"/>
+        <w:pageBreakBefore w:val="0"/>
+        <w:widowControl w:val="1"/>
+        <w:pBdr>
+          <w:top w:space="0" w:sz="0" w:val="nil"/>
+          <w:left w:space="0" w:sz="0" w:val="nil"/>
+          <w:bottom w:space="0" w:sz="0" w:val="nil"/>
+          <w:right w:space="0" w:sz="0" w:val="nil"/>
+          <w:between w:space="0" w:sz="0" w:val="nil"/>
+        </w:pBdr>
+        <w:shd w:fill="auto" w:val="clear"/>
+        <w:spacing w:after="0" w:before="0" w:line="240" w:lineRule="auto"/>
+        <w:ind w:right="0"/>
+        <w:jc w:val="left"/>
+        <w:rPr>
+          <w:sz w:val="24"/>
+          <w:szCs w:val="24"/>
+        </w:rPr>
+      </w:pPr>
+      <w:r>
+        <w:rPr>
+          <w:rtl w:val="0"/>
+        </w:rPr>
+      </w:r>
+    </w:p>
+    <w:p>
+      <w:pPr>
+        <w:keepNext w:val="0"/>
+        <w:keepLines w:val="0"/>
+        <w:pageBreakBefore w:val="0"/>
+        <w:widowControl w:val="1"/>
+        <w:pBdr>
+          <w:top w:space="0" w:sz="0" w:val="nil"/>
+          <w:left w:space="0" w:sz="0" w:val="nil"/>
+          <w:bottom w:space="0" w:sz="0" w:val="nil"/>
+          <w:right w:space="0" w:sz="0" w:val="nil"/>
+          <w:between w:space="0" w:sz="0" w:val="nil"/>
+        </w:pBdr>
+        <w:shd w:fill="auto" w:val="clear"/>
+        <w:spacing w:after="0" w:before="0" w:line="240" w:lineRule="auto"/>
+        <w:ind w:right="0"/>
+        <w:jc w:val="left"/>
+        <w:rPr>
+          <w:sz w:val="24"/>
+          <w:szCs w:val="24"/>
+        </w:rPr>
+      </w:pPr>
+      <w:r>
+        <w:rPr>
+          <w:rtl w:val="0"/>
+        </w:rPr>
+      </w:r>
+    </w:p>
+    <w:p>
+      <w:pPr>
+        <w:keepNext w:val="0"/>
+        <w:keepLines w:val="0"/>
+        <w:pageBreakBefore w:val="0"/>
+        <w:widowControl w:val="1"/>
+        <w:pBdr>
+          <w:top w:space="0" w:sz="0" w:val="nil"/>
+          <w:left w:space="0" w:sz="0" w:val="nil"/>
+          <w:bottom w:space="0" w:sz="0" w:val="nil"/>
+          <w:right w:space="0" w:sz="0" w:val="nil"/>
+          <w:between w:space="0" w:sz="0" w:val="nil"/>
+        </w:pBdr>
+        <w:shd w:fill="auto" w:val="clear"/>
+        <w:spacing w:after="0" w:before="0" w:line="240" w:lineRule="auto"/>
+        <w:ind w:right="0"/>
+        <w:jc w:val="left"/>
+        <w:rPr>
+          <w:sz w:val="24"/>
+          <w:szCs w:val="24"/>
+        </w:rPr>
+      </w:pPr>
+      <w:r>
+        <w:rPr>
+          <w:rtl w:val="0"/>
+        </w:rPr>
+      </w:r>
+    </w:p>
+    <w:p>
+      <w:pPr>
+        <w:keepNext w:val="0"/>
+        <w:keepLines w:val="0"/>
+        <w:pageBreakBefore w:val="0"/>
+        <w:widowControl w:val="1"/>
+        <w:pBdr>
+          <w:top w:space="0" w:sz="0" w:val="nil"/>
+          <w:left w:space="0" w:sz="0" w:val="nil"/>
+          <w:bottom w:space="0" w:sz="0" w:val="nil"/>
+          <w:right w:space="0" w:sz="0" w:val="nil"/>
+          <w:between w:space="0" w:sz="0" w:val="nil"/>
+        </w:pBdr>
+        <w:shd w:fill="auto" w:val="clear"/>
+        <w:spacing w:after="0" w:before="0" w:line="240" w:lineRule="auto"/>
+        <w:ind w:right="0"/>
+        <w:jc w:val="left"/>
+        <w:rPr>
+          <w:sz w:val="24"/>
+          <w:szCs w:val="24"/>
+        </w:rPr>
+      </w:pPr>
+      <w:r>
+        <w:rPr>
+          <w:rtl w:val="0"/>
+        </w:rPr>
+      </w:r>
+    </w:p>
+    <w:p>
+      <w:pPr>
+        <w:keepNext w:val="0"/>
+        <w:keepLines w:val="0"/>
+        <w:pageBreakBefore w:val="0"/>
+        <w:widowControl w:val="1"/>
+        <w:pBdr>
+          <w:top w:space="0" w:sz="0" w:val="nil"/>
+          <w:left w:space="0" w:sz="0" w:val="nil"/>
+          <w:bottom w:space="0" w:sz="0" w:val="nil"/>
+          <w:right w:space="0" w:sz="0" w:val="nil"/>
+          <w:between w:space="0" w:sz="0" w:val="nil"/>
+        </w:pBdr>
+        <w:shd w:fill="auto" w:val="clear"/>
+        <w:spacing w:after="0" w:before="0" w:line="240" w:lineRule="auto"/>
+        <w:ind w:right="0"/>
+        <w:jc w:val="left"/>
+        <w:rPr>
+          <w:sz w:val="24"/>
+          <w:szCs w:val="24"/>
+        </w:rPr>
+      </w:pPr>
+      <w:r>
+        <w:rPr>
+          <w:rtl w:val="0"/>
+        </w:rPr>
+      </w:r>
+    </w:p>
+    <w:p>
+      <w:pPr>
+        <w:keepNext w:val="0"/>
+        <w:keepLines w:val="0"/>
+        <w:pageBreakBefore w:val="0"/>
+        <w:widowControl w:val="1"/>
+        <w:pBdr>
+          <w:top w:space="0" w:sz="0" w:val="nil"/>
+          <w:left w:space="0" w:sz="0" w:val="nil"/>
+          <w:bottom w:space="0" w:sz="0" w:val="nil"/>
+          <w:right w:space="0" w:sz="0" w:val="nil"/>
+          <w:between w:space="0" w:sz="0" w:val="nil"/>
+        </w:pBdr>
+        <w:shd w:fill="auto" w:val="clear"/>
+        <w:spacing w:after="0" w:before="0" w:line="240" w:lineRule="auto"/>
+        <w:ind w:right="0"/>
+        <w:jc w:val="left"/>
+        <w:rPr>
+          <w:sz w:val="24"/>
+          <w:szCs w:val="24"/>
+        </w:rPr>
+      </w:pPr>
+      <w:r>
+        <w:rPr>
+          <w:rtl w:val="0"/>
+        </w:rPr>
+      </w:r>
+    </w:p>
+    <w:p>
+      <w:pPr>
+        <w:keepNext w:val="0"/>
+        <w:keepLines w:val="0"/>
+        <w:pageBreakBefore w:val="0"/>
+        <w:widowControl w:val="1"/>
+        <w:pBdr>
+          <w:top w:space="0" w:sz="0" w:val="nil"/>
+          <w:left w:space="0" w:sz="0" w:val="nil"/>
+          <w:bottom w:space="0" w:sz="0" w:val="nil"/>
+          <w:right w:space="0" w:sz="0" w:val="nil"/>
+          <w:between w:space="0" w:sz="0" w:val="nil"/>
+        </w:pBdr>
+        <w:shd w:fill="auto" w:val="clear"/>
+        <w:spacing w:after="0" w:before="0" w:line="240" w:lineRule="auto"/>
+        <w:ind w:right="0"/>
+        <w:jc w:val="left"/>
+        <w:rPr>
+          <w:sz w:val="24"/>
+          <w:szCs w:val="24"/>
+        </w:rPr>
+      </w:pPr>
+      <w:r>
+        <w:rPr>
+          <w:rtl w:val="0"/>
+        </w:rPr>
+      </w:r>
+    </w:p>
+    <w:p>
+      <w:pPr>
+        <w:keepNext w:val="0"/>
+        <w:keepLines w:val="0"/>
+        <w:pageBreakBefore w:val="0"/>
+        <w:widowControl w:val="1"/>
+        <w:pBdr>
+          <w:top w:space="0" w:sz="0" w:val="nil"/>
+          <w:left w:space="0" w:sz="0" w:val="nil"/>
+          <w:bottom w:space="0" w:sz="0" w:val="nil"/>
+          <w:right w:space="0" w:sz="0" w:val="nil"/>
+          <w:between w:space="0" w:sz="0" w:val="nil"/>
+        </w:pBdr>
+        <w:shd w:fill="auto" w:val="clear"/>
+        <w:spacing w:after="0" w:before="0" w:line="240" w:lineRule="auto"/>
+        <w:ind w:right="0"/>
+        <w:jc w:val="left"/>
+        <w:rPr>
+          <w:sz w:val="24"/>
+          <w:szCs w:val="24"/>
+        </w:rPr>
+      </w:pPr>
       <w:r>
         <w:rPr>
           <w:rtl w:val="0"/>
@@ -1367,21 +2760,6 @@
         <w:jc w:val="left"/>
         <w:rPr>
           <w:rFonts w:ascii="Calibri" w:cs="Calibri" w:eastAsia="Calibri" w:hAnsi="Calibri"/>
-          <w:b w:val="0"/>
-          <w:i w:val="0"/>
-          <w:smallCaps w:val="0"/>
-          <w:strike w:val="0"/>
-          <w:color w:val="000000"/>
-          <w:sz w:val="22"/>
-          <w:szCs w:val="22"/>
-          <w:u w:val="none"/>
-          <w:shd w:fill="auto" w:val="clear"/>
-          <w:vertAlign w:val="baseline"/>
-        </w:rPr>
-      </w:pPr>
-      <w:r>
-        <w:rPr>
-          <w:rFonts w:ascii="Calibri" w:cs="Calibri" w:eastAsia="Calibri" w:hAnsi="Calibri"/>
           <w:b w:val="1"/>
           <w:i w:val="0"/>
           <w:smallCaps w:val="0"/>
@@ -1392,1285 +2770,47 @@
           <w:u w:val="none"/>
           <w:shd w:fill="auto" w:val="clear"/>
           <w:vertAlign w:val="baseline"/>
-          <w:rtl w:val="0"/>
-        </w:rPr>
-        <w:t xml:space="preserve">Additional </w:t>
-      </w:r>
-      <w:r>
-        <w:rPr>
-          <w:b w:val="1"/>
+        </w:rPr>
+      </w:pPr>
+      <w:r>
+        <w:rPr>
+          <w:rFonts w:ascii="Calibri" w:cs="Calibri" w:eastAsia="Calibri" w:hAnsi="Calibri"/>
+          <w:b w:val="1"/>
+          <w:i w:val="0"/>
+          <w:smallCaps w:val="0"/>
+          <w:strike w:val="0"/>
+          <w:color w:val="000000"/>
           <w:sz w:val="28"/>
           <w:szCs w:val="28"/>
-          <w:rtl w:val="0"/>
-        </w:rPr>
-        <w:t xml:space="preserve">training</w:t>
-      </w:r>
-      <w:r>
-        <w:rPr>
-          <w:rFonts w:ascii="Calibri" w:cs="Calibri" w:eastAsia="Calibri" w:hAnsi="Calibri"/>
-          <w:b w:val="1"/>
-          <w:i w:val="0"/>
-          <w:smallCaps w:val="0"/>
-          <w:strike w:val="0"/>
-          <w:color w:val="000000"/>
+          <w:u w:val="none"/>
+          <w:shd w:fill="auto" w:val="clear"/>
+          <w:vertAlign w:val="baseline"/>
+          <w:rtl w:val="0"/>
+        </w:rPr>
+        <w:t xml:space="preserve">Working experience:</w:t>
+      </w:r>
+    </w:p>
+    <w:p>
+      <w:pPr>
+        <w:keepNext w:val="0"/>
+        <w:keepLines w:val="0"/>
+        <w:pageBreakBefore w:val="0"/>
+        <w:widowControl w:val="1"/>
+        <w:pBdr>
+          <w:top w:space="0" w:sz="0" w:val="nil"/>
+          <w:left w:space="0" w:sz="0" w:val="nil"/>
+          <w:bottom w:space="0" w:sz="0" w:val="nil"/>
+          <w:right w:space="0" w:sz="0" w:val="nil"/>
+          <w:between w:space="0" w:sz="0" w:val="nil"/>
+        </w:pBdr>
+        <w:shd w:fill="auto" w:val="clear"/>
+        <w:spacing w:after="0" w:before="0" w:line="240" w:lineRule="auto"/>
+        <w:ind w:left="0" w:right="0" w:firstLine="0"/>
+        <w:jc w:val="left"/>
+        <w:rPr>
+          <w:b w:val="1"/>
           <w:sz w:val="28"/>
           <w:szCs w:val="28"/>
-          <w:u w:val="none"/>
-          <w:shd w:fill="auto" w:val="clear"/>
-          <w:vertAlign w:val="baseline"/>
-          <w:rtl w:val="0"/>
-        </w:rPr>
-        <w:t xml:space="preserve">:</w:t>
-      </w:r>
-      <w:r>
-        <w:rPr>
-          <w:rFonts w:ascii="Calibri" w:cs="Calibri" w:eastAsia="Calibri" w:hAnsi="Calibri"/>
-          <w:b w:val="0"/>
-          <w:i w:val="0"/>
-          <w:smallCaps w:val="0"/>
-          <w:strike w:val="0"/>
-          <w:color w:val="000000"/>
-          <w:sz w:val="28"/>
-          <w:szCs w:val="28"/>
-          <w:u w:val="none"/>
-          <w:shd w:fill="auto" w:val="clear"/>
-          <w:vertAlign w:val="baseline"/>
-          <w:rtl w:val="0"/>
-        </w:rPr>
-        <w:t xml:space="preserve">  </w:t>
-      </w:r>
-      <w:r>
-        <w:rPr>
-          <w:rtl w:val="0"/>
-        </w:rPr>
-      </w:r>
-    </w:p>
-    <w:p>
-      <w:pPr>
-        <w:keepNext w:val="0"/>
-        <w:keepLines w:val="0"/>
-        <w:pageBreakBefore w:val="0"/>
-        <w:widowControl w:val="1"/>
-        <w:numPr>
-          <w:ilvl w:val="0"/>
-          <w:numId w:val="1"/>
-        </w:numPr>
-        <w:pBdr>
-          <w:top w:space="0" w:sz="0" w:val="nil"/>
-          <w:left w:space="0" w:sz="0" w:val="nil"/>
-          <w:bottom w:space="0" w:sz="0" w:val="nil"/>
-          <w:right w:space="0" w:sz="0" w:val="nil"/>
-          <w:between w:space="0" w:sz="0" w:val="nil"/>
-        </w:pBdr>
-        <w:shd w:fill="auto" w:val="clear"/>
-        <w:spacing w:after="0" w:before="0" w:line="240" w:lineRule="auto"/>
-        <w:ind w:left="720" w:right="0" w:hanging="360"/>
-        <w:jc w:val="left"/>
-        <w:rPr>
-          <w:rFonts w:ascii="Calibri" w:cs="Calibri" w:eastAsia="Calibri" w:hAnsi="Calibri"/>
-          <w:i w:val="0"/>
-          <w:smallCaps w:val="0"/>
-          <w:strike w:val="0"/>
-          <w:color w:val="000000"/>
-          <w:u w:val="none"/>
-          <w:shd w:fill="auto" w:val="clear"/>
-          <w:vertAlign w:val="baseline"/>
-        </w:rPr>
-      </w:pPr>
-      <w:r>
-        <w:rPr>
-          <w:rFonts w:ascii="Calibri" w:cs="Calibri" w:eastAsia="Calibri" w:hAnsi="Calibri"/>
-          <w:b w:val="0"/>
-          <w:i w:val="0"/>
-          <w:smallCaps w:val="0"/>
-          <w:strike w:val="0"/>
-          <w:color w:val="000000"/>
-          <w:sz w:val="24"/>
-          <w:szCs w:val="24"/>
-          <w:u w:val="none"/>
-          <w:shd w:fill="auto" w:val="clear"/>
-          <w:vertAlign w:val="baseline"/>
-          <w:rtl w:val="0"/>
-        </w:rPr>
-        <w:t xml:space="preserve">2008</w:t>
-      </w:r>
-      <w:r>
-        <w:rPr>
-          <w:sz w:val="24"/>
-          <w:szCs w:val="24"/>
-          <w:rtl w:val="0"/>
-        </w:rPr>
-        <w:t xml:space="preserve"> - </w:t>
-      </w:r>
-      <w:r>
-        <w:rPr>
-          <w:rFonts w:ascii="Calibri" w:cs="Calibri" w:eastAsia="Calibri" w:hAnsi="Calibri"/>
-          <w:b w:val="0"/>
-          <w:i w:val="0"/>
-          <w:smallCaps w:val="0"/>
-          <w:strike w:val="0"/>
-          <w:color w:val="000000"/>
-          <w:sz w:val="24"/>
-          <w:szCs w:val="24"/>
-          <w:u w:val="none"/>
-          <w:shd w:fill="auto" w:val="clear"/>
-          <w:vertAlign w:val="baseline"/>
-          <w:rtl w:val="0"/>
-        </w:rPr>
-        <w:t xml:space="preserve">installation of Huawei routers.</w:t>
-      </w:r>
-      <w:r>
-        <w:rPr>
-          <w:rtl w:val="0"/>
-        </w:rPr>
-      </w:r>
-    </w:p>
-    <w:p>
-      <w:pPr>
-        <w:keepNext w:val="0"/>
-        <w:keepLines w:val="0"/>
-        <w:pageBreakBefore w:val="0"/>
-        <w:widowControl w:val="1"/>
-        <w:numPr>
-          <w:ilvl w:val="0"/>
-          <w:numId w:val="1"/>
-        </w:numPr>
-        <w:pBdr>
-          <w:top w:space="0" w:sz="0" w:val="nil"/>
-          <w:left w:space="0" w:sz="0" w:val="nil"/>
-          <w:bottom w:space="0" w:sz="0" w:val="nil"/>
-          <w:right w:space="0" w:sz="0" w:val="nil"/>
-          <w:between w:space="0" w:sz="0" w:val="nil"/>
-        </w:pBdr>
-        <w:shd w:fill="auto" w:val="clear"/>
-        <w:spacing w:after="0" w:before="0" w:line="240" w:lineRule="auto"/>
-        <w:ind w:left="720" w:right="0" w:hanging="360"/>
-        <w:jc w:val="left"/>
-        <w:rPr>
-          <w:rFonts w:ascii="Calibri" w:cs="Calibri" w:eastAsia="Calibri" w:hAnsi="Calibri"/>
-          <w:i w:val="0"/>
-          <w:smallCaps w:val="0"/>
-          <w:strike w:val="0"/>
-          <w:color w:val="000000"/>
-          <w:u w:val="none"/>
-          <w:shd w:fill="auto" w:val="clear"/>
-          <w:vertAlign w:val="baseline"/>
-        </w:rPr>
-      </w:pPr>
-      <w:r>
-        <w:rPr>
-          <w:rFonts w:ascii="Calibri" w:cs="Calibri" w:eastAsia="Calibri" w:hAnsi="Calibri"/>
-          <w:b w:val="0"/>
-          <w:i w:val="0"/>
-          <w:smallCaps w:val="0"/>
-          <w:strike w:val="0"/>
-          <w:color w:val="000000"/>
-          <w:sz w:val="24"/>
-          <w:szCs w:val="24"/>
-          <w:u w:val="none"/>
-          <w:shd w:fill="auto" w:val="clear"/>
-          <w:vertAlign w:val="baseline"/>
-          <w:rtl w:val="0"/>
-        </w:rPr>
-        <w:t xml:space="preserve">2010 </w:t>
-      </w:r>
-      <w:r>
-        <w:rPr>
-          <w:sz w:val="24"/>
-          <w:szCs w:val="24"/>
-          <w:rtl w:val="0"/>
-        </w:rPr>
-        <w:t xml:space="preserve"> - </w:t>
-      </w:r>
-      <w:r>
-        <w:rPr>
-          <w:rFonts w:ascii="Calibri" w:cs="Calibri" w:eastAsia="Calibri" w:hAnsi="Calibri"/>
-          <w:b w:val="0"/>
-          <w:i w:val="0"/>
-          <w:smallCaps w:val="0"/>
-          <w:strike w:val="0"/>
-          <w:color w:val="000000"/>
-          <w:sz w:val="24"/>
-          <w:szCs w:val="24"/>
-          <w:u w:val="none"/>
-          <w:shd w:fill="auto" w:val="clear"/>
-          <w:vertAlign w:val="baseline"/>
-          <w:rtl w:val="0"/>
-        </w:rPr>
-        <w:t xml:space="preserve">Oracle Database 10g: SQL Fundamentals I.</w:t>
-      </w:r>
-      <w:r>
-        <w:rPr>
-          <w:rtl w:val="0"/>
-        </w:rPr>
-      </w:r>
-    </w:p>
-    <w:p>
-      <w:pPr>
-        <w:keepNext w:val="0"/>
-        <w:keepLines w:val="0"/>
-        <w:pageBreakBefore w:val="0"/>
-        <w:widowControl w:val="1"/>
-        <w:numPr>
-          <w:ilvl w:val="0"/>
-          <w:numId w:val="1"/>
-        </w:numPr>
-        <w:pBdr>
-          <w:top w:space="0" w:sz="0" w:val="nil"/>
-          <w:left w:space="0" w:sz="0" w:val="nil"/>
-          <w:bottom w:space="0" w:sz="0" w:val="nil"/>
-          <w:right w:space="0" w:sz="0" w:val="nil"/>
-          <w:between w:space="0" w:sz="0" w:val="nil"/>
-        </w:pBdr>
-        <w:shd w:fill="auto" w:val="clear"/>
-        <w:spacing w:after="0" w:before="0" w:line="240" w:lineRule="auto"/>
-        <w:ind w:left="720" w:right="0" w:hanging="360"/>
-        <w:jc w:val="left"/>
-        <w:rPr>
-          <w:rFonts w:ascii="Calibri" w:cs="Calibri" w:eastAsia="Calibri" w:hAnsi="Calibri"/>
-          <w:i w:val="0"/>
-          <w:smallCaps w:val="0"/>
-          <w:strike w:val="0"/>
-          <w:color w:val="000000"/>
-          <w:u w:val="none"/>
-          <w:shd w:fill="auto" w:val="clear"/>
-          <w:vertAlign w:val="baseline"/>
-        </w:rPr>
-      </w:pPr>
-      <w:r>
-        <w:rPr>
-          <w:rFonts w:ascii="Calibri" w:cs="Calibri" w:eastAsia="Calibri" w:hAnsi="Calibri"/>
-          <w:b w:val="0"/>
-          <w:i w:val="0"/>
-          <w:smallCaps w:val="0"/>
-          <w:strike w:val="0"/>
-          <w:color w:val="000000"/>
-          <w:sz w:val="24"/>
-          <w:szCs w:val="24"/>
-          <w:u w:val="none"/>
-          <w:shd w:fill="auto" w:val="clear"/>
-          <w:vertAlign w:val="baseline"/>
-          <w:rtl w:val="0"/>
-        </w:rPr>
-        <w:t xml:space="preserve">2013 </w:t>
-      </w:r>
-      <w:r>
-        <w:rPr>
-          <w:sz w:val="24"/>
-          <w:szCs w:val="24"/>
-          <w:rtl w:val="0"/>
-        </w:rPr>
-        <w:t xml:space="preserve">- </w:t>
-      </w:r>
-      <w:r>
-        <w:rPr>
-          <w:rFonts w:ascii="Calibri" w:cs="Calibri" w:eastAsia="Calibri" w:hAnsi="Calibri"/>
-          <w:b w:val="0"/>
-          <w:i w:val="0"/>
-          <w:smallCaps w:val="0"/>
-          <w:strike w:val="0"/>
-          <w:color w:val="000000"/>
-          <w:sz w:val="24"/>
-          <w:szCs w:val="24"/>
-          <w:u w:val="none"/>
-          <w:shd w:fill="auto" w:val="clear"/>
-          <w:vertAlign w:val="baseline"/>
-          <w:rtl w:val="0"/>
-        </w:rPr>
-        <w:t xml:space="preserve">Java learning courses, Basic level.</w:t>
-      </w:r>
-      <w:r>
-        <w:rPr>
-          <w:rtl w:val="0"/>
-        </w:rPr>
-      </w:r>
-    </w:p>
-    <w:p>
-      <w:pPr>
-        <w:keepNext w:val="0"/>
-        <w:keepLines w:val="0"/>
-        <w:pageBreakBefore w:val="0"/>
-        <w:widowControl w:val="1"/>
-        <w:numPr>
-          <w:ilvl w:val="0"/>
-          <w:numId w:val="1"/>
-        </w:numPr>
-        <w:pBdr>
-          <w:top w:space="0" w:sz="0" w:val="nil"/>
-          <w:left w:space="0" w:sz="0" w:val="nil"/>
-          <w:bottom w:space="0" w:sz="0" w:val="nil"/>
-          <w:right w:space="0" w:sz="0" w:val="nil"/>
-          <w:between w:space="0" w:sz="0" w:val="nil"/>
-        </w:pBdr>
-        <w:shd w:fill="auto" w:val="clear"/>
-        <w:spacing w:after="0" w:before="0" w:line="240" w:lineRule="auto"/>
-        <w:ind w:left="720" w:right="0" w:hanging="360"/>
-        <w:jc w:val="left"/>
-        <w:rPr>
-          <w:rFonts w:ascii="Calibri" w:cs="Calibri" w:eastAsia="Calibri" w:hAnsi="Calibri"/>
-          <w:i w:val="0"/>
-          <w:smallCaps w:val="0"/>
-          <w:strike w:val="0"/>
-          <w:color w:val="000000"/>
-          <w:u w:val="none"/>
-          <w:shd w:fill="auto" w:val="clear"/>
-          <w:vertAlign w:val="baseline"/>
-        </w:rPr>
-      </w:pPr>
-      <w:r>
-        <w:rPr>
-          <w:rFonts w:ascii="Calibri" w:cs="Calibri" w:eastAsia="Calibri" w:hAnsi="Calibri"/>
-          <w:b w:val="0"/>
-          <w:i w:val="0"/>
-          <w:smallCaps w:val="0"/>
-          <w:strike w:val="0"/>
-          <w:color w:val="000000"/>
-          <w:sz w:val="24"/>
-          <w:szCs w:val="24"/>
-          <w:u w:val="none"/>
-          <w:shd w:fill="auto" w:val="clear"/>
-          <w:vertAlign w:val="baseline"/>
-          <w:rtl w:val="0"/>
-        </w:rPr>
-        <w:t xml:space="preserve">2014 </w:t>
-      </w:r>
-      <w:r>
-        <w:rPr>
-          <w:sz w:val="24"/>
-          <w:szCs w:val="24"/>
-          <w:rtl w:val="0"/>
-        </w:rPr>
-        <w:t xml:space="preserve">-</w:t>
-      </w:r>
-      <w:r>
-        <w:rPr>
-          <w:rFonts w:ascii="Calibri" w:cs="Calibri" w:eastAsia="Calibri" w:hAnsi="Calibri"/>
-          <w:b w:val="0"/>
-          <w:i w:val="0"/>
-          <w:smallCaps w:val="0"/>
-          <w:strike w:val="0"/>
-          <w:color w:val="000000"/>
-          <w:sz w:val="24"/>
-          <w:szCs w:val="24"/>
-          <w:u w:val="none"/>
-          <w:shd w:fill="auto" w:val="clear"/>
-          <w:vertAlign w:val="baseline"/>
-          <w:rtl w:val="0"/>
-        </w:rPr>
-        <w:t xml:space="preserve"> Presentational skills.</w:t>
-      </w:r>
-      <w:r>
-        <w:rPr>
-          <w:rtl w:val="0"/>
-        </w:rPr>
-      </w:r>
-    </w:p>
-    <w:p>
-      <w:pPr>
-        <w:keepNext w:val="0"/>
-        <w:keepLines w:val="0"/>
-        <w:pageBreakBefore w:val="0"/>
-        <w:widowControl w:val="1"/>
-        <w:numPr>
-          <w:ilvl w:val="0"/>
-          <w:numId w:val="1"/>
-        </w:numPr>
-        <w:pBdr>
-          <w:top w:space="0" w:sz="0" w:val="nil"/>
-          <w:left w:space="0" w:sz="0" w:val="nil"/>
-          <w:bottom w:space="0" w:sz="0" w:val="nil"/>
-          <w:right w:space="0" w:sz="0" w:val="nil"/>
-          <w:between w:space="0" w:sz="0" w:val="nil"/>
-        </w:pBdr>
-        <w:shd w:fill="auto" w:val="clear"/>
-        <w:spacing w:after="0" w:before="0" w:line="240" w:lineRule="auto"/>
-        <w:ind w:left="720" w:right="0" w:hanging="360"/>
-        <w:jc w:val="left"/>
-        <w:rPr>
-          <w:rFonts w:ascii="Calibri" w:cs="Calibri" w:eastAsia="Calibri" w:hAnsi="Calibri"/>
-          <w:i w:val="0"/>
-          <w:smallCaps w:val="0"/>
-          <w:strike w:val="0"/>
-          <w:color w:val="000000"/>
-          <w:u w:val="none"/>
-          <w:shd w:fill="auto" w:val="clear"/>
-          <w:vertAlign w:val="baseline"/>
-        </w:rPr>
-      </w:pPr>
-      <w:r>
-        <w:rPr>
-          <w:rFonts w:ascii="Calibri" w:cs="Calibri" w:eastAsia="Calibri" w:hAnsi="Calibri"/>
-          <w:b w:val="0"/>
-          <w:i w:val="0"/>
-          <w:smallCaps w:val="0"/>
-          <w:strike w:val="0"/>
-          <w:color w:val="000000"/>
-          <w:sz w:val="24"/>
-          <w:szCs w:val="24"/>
-          <w:u w:val="none"/>
-          <w:shd w:fill="auto" w:val="clear"/>
-          <w:vertAlign w:val="baseline"/>
-          <w:rtl w:val="0"/>
-        </w:rPr>
-        <w:t xml:space="preserve">2014 </w:t>
-      </w:r>
-      <w:r>
-        <w:rPr>
-          <w:sz w:val="24"/>
-          <w:szCs w:val="24"/>
-          <w:rtl w:val="0"/>
-        </w:rPr>
-        <w:t xml:space="preserve">-</w:t>
-      </w:r>
-      <w:r>
-        <w:rPr>
-          <w:rFonts w:ascii="Calibri" w:cs="Calibri" w:eastAsia="Calibri" w:hAnsi="Calibri"/>
-          <w:b w:val="0"/>
-          <w:i w:val="0"/>
-          <w:smallCaps w:val="0"/>
-          <w:strike w:val="0"/>
-          <w:color w:val="000000"/>
-          <w:sz w:val="24"/>
-          <w:szCs w:val="24"/>
-          <w:u w:val="none"/>
-          <w:shd w:fill="auto" w:val="clear"/>
-          <w:vertAlign w:val="baseline"/>
-          <w:rtl w:val="0"/>
-        </w:rPr>
-        <w:t xml:space="preserve"> Design of microwave transport network.</w:t>
-      </w:r>
-      <w:r>
-        <w:rPr>
-          <w:rtl w:val="0"/>
-        </w:rPr>
-      </w:r>
-    </w:p>
-    <w:p>
-      <w:pPr>
-        <w:keepNext w:val="0"/>
-        <w:keepLines w:val="0"/>
-        <w:pageBreakBefore w:val="0"/>
-        <w:widowControl w:val="1"/>
-        <w:numPr>
-          <w:ilvl w:val="0"/>
-          <w:numId w:val="1"/>
-        </w:numPr>
-        <w:pBdr>
-          <w:top w:space="0" w:sz="0" w:val="nil"/>
-          <w:left w:space="0" w:sz="0" w:val="nil"/>
-          <w:bottom w:space="0" w:sz="0" w:val="nil"/>
-          <w:right w:space="0" w:sz="0" w:val="nil"/>
-          <w:between w:space="0" w:sz="0" w:val="nil"/>
-        </w:pBdr>
-        <w:shd w:fill="auto" w:val="clear"/>
-        <w:spacing w:after="0" w:before="0" w:line="240" w:lineRule="auto"/>
-        <w:ind w:left="720" w:right="0" w:hanging="360"/>
-        <w:jc w:val="left"/>
-        <w:rPr>
-          <w:rFonts w:ascii="Calibri" w:cs="Calibri" w:eastAsia="Calibri" w:hAnsi="Calibri"/>
-          <w:i w:val="0"/>
-          <w:smallCaps w:val="0"/>
-          <w:strike w:val="0"/>
-          <w:color w:val="000000"/>
-          <w:u w:val="none"/>
-          <w:shd w:fill="auto" w:val="clear"/>
-          <w:vertAlign w:val="baseline"/>
-        </w:rPr>
-      </w:pPr>
-      <w:r>
-        <w:rPr>
-          <w:rFonts w:ascii="Calibri" w:cs="Calibri" w:eastAsia="Calibri" w:hAnsi="Calibri"/>
-          <w:b w:val="0"/>
-          <w:i w:val="0"/>
-          <w:smallCaps w:val="0"/>
-          <w:strike w:val="0"/>
-          <w:color w:val="000000"/>
-          <w:sz w:val="24"/>
-          <w:szCs w:val="24"/>
-          <w:u w:val="none"/>
-          <w:shd w:fill="auto" w:val="clear"/>
-          <w:vertAlign w:val="baseline"/>
-          <w:rtl w:val="0"/>
-        </w:rPr>
-        <w:t xml:space="preserve">2015 </w:t>
-      </w:r>
-      <w:r>
-        <w:rPr>
-          <w:sz w:val="24"/>
-          <w:szCs w:val="24"/>
-          <w:rtl w:val="0"/>
-        </w:rPr>
-        <w:t xml:space="preserve">-</w:t>
-      </w:r>
-      <w:r>
-        <w:rPr>
-          <w:rFonts w:ascii="Calibri" w:cs="Calibri" w:eastAsia="Calibri" w:hAnsi="Calibri"/>
-          <w:b w:val="0"/>
-          <w:i w:val="0"/>
-          <w:smallCaps w:val="0"/>
-          <w:strike w:val="0"/>
-          <w:color w:val="000000"/>
-          <w:sz w:val="24"/>
-          <w:szCs w:val="24"/>
-          <w:u w:val="none"/>
-          <w:shd w:fill="auto" w:val="clear"/>
-          <w:vertAlign w:val="baseline"/>
-          <w:rtl w:val="0"/>
-        </w:rPr>
-        <w:t xml:space="preserve"> WCDMA protocols and RNC integration.</w:t>
-      </w:r>
-      <w:r>
-        <w:rPr>
-          <w:rtl w:val="0"/>
-        </w:rPr>
-      </w:r>
-    </w:p>
-    <w:p>
-      <w:pPr>
-        <w:keepNext w:val="0"/>
-        <w:keepLines w:val="0"/>
-        <w:pageBreakBefore w:val="0"/>
-        <w:widowControl w:val="1"/>
-        <w:numPr>
-          <w:ilvl w:val="0"/>
-          <w:numId w:val="1"/>
-        </w:numPr>
-        <w:pBdr>
-          <w:top w:space="0" w:sz="0" w:val="nil"/>
-          <w:left w:space="0" w:sz="0" w:val="nil"/>
-          <w:bottom w:space="0" w:sz="0" w:val="nil"/>
-          <w:right w:space="0" w:sz="0" w:val="nil"/>
-          <w:between w:space="0" w:sz="0" w:val="nil"/>
-        </w:pBdr>
-        <w:shd w:fill="auto" w:val="clear"/>
-        <w:spacing w:after="0" w:before="0" w:line="240" w:lineRule="auto"/>
-        <w:ind w:left="720" w:right="0" w:hanging="360"/>
-        <w:jc w:val="left"/>
-        <w:rPr>
-          <w:rFonts w:ascii="Calibri" w:cs="Calibri" w:eastAsia="Calibri" w:hAnsi="Calibri"/>
-          <w:i w:val="0"/>
-          <w:smallCaps w:val="0"/>
-          <w:strike w:val="0"/>
-          <w:color w:val="000000"/>
-          <w:u w:val="none"/>
-          <w:shd w:fill="auto" w:val="clear"/>
-          <w:vertAlign w:val="baseline"/>
-        </w:rPr>
-      </w:pPr>
-      <w:r>
-        <w:rPr>
-          <w:rFonts w:ascii="Calibri" w:cs="Calibri" w:eastAsia="Calibri" w:hAnsi="Calibri"/>
-          <w:b w:val="0"/>
-          <w:i w:val="0"/>
-          <w:smallCaps w:val="0"/>
-          <w:strike w:val="0"/>
-          <w:color w:val="000000"/>
-          <w:sz w:val="24"/>
-          <w:szCs w:val="24"/>
-          <w:u w:val="none"/>
-          <w:shd w:fill="auto" w:val="clear"/>
-          <w:vertAlign w:val="baseline"/>
-          <w:rtl w:val="0"/>
-        </w:rPr>
-        <w:t xml:space="preserve">2018 </w:t>
-      </w:r>
-      <w:r>
-        <w:rPr>
-          <w:sz w:val="24"/>
-          <w:szCs w:val="24"/>
-          <w:rtl w:val="0"/>
-        </w:rPr>
-        <w:t xml:space="preserve">-</w:t>
-      </w:r>
-      <w:r>
-        <w:rPr>
-          <w:rFonts w:ascii="Calibri" w:cs="Calibri" w:eastAsia="Calibri" w:hAnsi="Calibri"/>
-          <w:b w:val="0"/>
-          <w:i w:val="0"/>
-          <w:smallCaps w:val="0"/>
-          <w:strike w:val="0"/>
-          <w:color w:val="000000"/>
-          <w:sz w:val="24"/>
-          <w:szCs w:val="24"/>
-          <w:u w:val="none"/>
-          <w:shd w:fill="auto" w:val="clear"/>
-          <w:vertAlign w:val="baseline"/>
-          <w:rtl w:val="0"/>
-        </w:rPr>
-        <w:t xml:space="preserve"> conferences: GoLab, CoDe, OpenStack days.</w:t>
-      </w:r>
-      <w:r>
-        <w:rPr>
-          <w:rtl w:val="0"/>
-        </w:rPr>
-      </w:r>
-    </w:p>
-    <w:p>
-      <w:pPr>
-        <w:keepNext w:val="0"/>
-        <w:keepLines w:val="0"/>
-        <w:pageBreakBefore w:val="0"/>
-        <w:widowControl w:val="1"/>
-        <w:pBdr>
-          <w:top w:space="0" w:sz="0" w:val="nil"/>
-          <w:left w:space="0" w:sz="0" w:val="nil"/>
-          <w:bottom w:space="0" w:sz="0" w:val="nil"/>
-          <w:right w:space="0" w:sz="0" w:val="nil"/>
-          <w:between w:space="0" w:sz="0" w:val="nil"/>
-        </w:pBdr>
-        <w:shd w:fill="auto" w:val="clear"/>
-        <w:spacing w:after="0" w:before="0" w:line="240" w:lineRule="auto"/>
-        <w:ind w:left="0" w:right="0" w:firstLine="0"/>
-        <w:jc w:val="left"/>
-        <w:rPr>
-          <w:b w:val="1"/>
-          <w:sz w:val="28"/>
-          <w:szCs w:val="28"/>
-        </w:rPr>
-      </w:pPr>
-      <w:r>
-        <w:rPr>
-          <w:rtl w:val="0"/>
-        </w:rPr>
-      </w:r>
-    </w:p>
-    <w:p>
-      <w:pPr>
-        <w:keepNext w:val="0"/>
-        <w:keepLines w:val="0"/>
-        <w:pageBreakBefore w:val="0"/>
-        <w:widowControl w:val="1"/>
-        <w:pBdr>
-          <w:top w:space="0" w:sz="0" w:val="nil"/>
-          <w:left w:space="0" w:sz="0" w:val="nil"/>
-          <w:bottom w:space="0" w:sz="0" w:val="nil"/>
-          <w:right w:space="0" w:sz="0" w:val="nil"/>
-          <w:between w:space="0" w:sz="0" w:val="nil"/>
-        </w:pBdr>
-        <w:shd w:fill="auto" w:val="clear"/>
-        <w:spacing w:after="0" w:before="0" w:line="240" w:lineRule="auto"/>
-        <w:ind w:left="0" w:right="0" w:firstLine="0"/>
-        <w:jc w:val="left"/>
-        <w:rPr>
-          <w:rFonts w:ascii="Calibri" w:cs="Calibri" w:eastAsia="Calibri" w:hAnsi="Calibri"/>
-          <w:b w:val="0"/>
-          <w:i w:val="0"/>
-          <w:smallCaps w:val="0"/>
-          <w:strike w:val="0"/>
-          <w:color w:val="000000"/>
-          <w:sz w:val="22"/>
-          <w:szCs w:val="22"/>
-          <w:u w:val="none"/>
-          <w:shd w:fill="auto" w:val="clear"/>
-          <w:vertAlign w:val="baseline"/>
-        </w:rPr>
-      </w:pPr>
-      <w:r>
-        <w:rPr>
-          <w:rFonts w:ascii="Calibri" w:cs="Calibri" w:eastAsia="Calibri" w:hAnsi="Calibri"/>
-          <w:b w:val="1"/>
-          <w:i w:val="0"/>
-          <w:smallCaps w:val="0"/>
-          <w:strike w:val="0"/>
-          <w:color w:val="000000"/>
-          <w:sz w:val="28"/>
-          <w:szCs w:val="28"/>
-          <w:u w:val="none"/>
-          <w:shd w:fill="auto" w:val="clear"/>
-          <w:vertAlign w:val="baseline"/>
-          <w:rtl w:val="0"/>
-        </w:rPr>
-        <w:t xml:space="preserve">Languages:</w:t>
-      </w:r>
-      <w:r>
-        <w:rPr>
-          <w:rFonts w:ascii="Calibri" w:cs="Calibri" w:eastAsia="Calibri" w:hAnsi="Calibri"/>
-          <w:b w:val="0"/>
-          <w:i w:val="0"/>
-          <w:smallCaps w:val="0"/>
-          <w:strike w:val="0"/>
-          <w:color w:val="000000"/>
-          <w:sz w:val="28"/>
-          <w:szCs w:val="28"/>
-          <w:u w:val="none"/>
-          <w:shd w:fill="auto" w:val="clear"/>
-          <w:vertAlign w:val="baseline"/>
-          <w:rtl w:val="0"/>
-        </w:rPr>
-        <w:t xml:space="preserve"> </w:t>
-      </w:r>
-      <w:r>
-        <w:rPr>
-          <w:rtl w:val="0"/>
-        </w:rPr>
-      </w:r>
-    </w:p>
-    <w:p>
-      <w:pPr>
-        <w:keepNext w:val="0"/>
-        <w:keepLines w:val="0"/>
-        <w:pageBreakBefore w:val="0"/>
-        <w:widowControl w:val="1"/>
-        <w:numPr>
-          <w:ilvl w:val="0"/>
-          <w:numId w:val="1"/>
-        </w:numPr>
-        <w:pBdr>
-          <w:top w:space="0" w:sz="0" w:val="nil"/>
-          <w:left w:space="0" w:sz="0" w:val="nil"/>
-          <w:bottom w:space="0" w:sz="0" w:val="nil"/>
-          <w:right w:space="0" w:sz="0" w:val="nil"/>
-          <w:between w:space="0" w:sz="0" w:val="nil"/>
-        </w:pBdr>
-        <w:shd w:fill="auto" w:val="clear"/>
-        <w:spacing w:after="0" w:before="0" w:line="240" w:lineRule="auto"/>
-        <w:ind w:left="720" w:right="0" w:hanging="360"/>
-        <w:jc w:val="left"/>
-        <w:rPr>
-          <w:rFonts w:ascii="Calibri" w:cs="Calibri" w:eastAsia="Calibri" w:hAnsi="Calibri"/>
-          <w:i w:val="0"/>
-          <w:smallCaps w:val="0"/>
-          <w:strike w:val="0"/>
-          <w:color w:val="000000"/>
-          <w:u w:val="none"/>
-          <w:shd w:fill="auto" w:val="clear"/>
-          <w:vertAlign w:val="baseline"/>
-        </w:rPr>
-      </w:pPr>
-      <w:r>
-        <w:rPr>
-          <w:rFonts w:ascii="Calibri" w:cs="Calibri" w:eastAsia="Calibri" w:hAnsi="Calibri"/>
-          <w:b w:val="0"/>
-          <w:i w:val="0"/>
-          <w:smallCaps w:val="0"/>
-          <w:strike w:val="0"/>
-          <w:color w:val="000000"/>
-          <w:sz w:val="24"/>
-          <w:szCs w:val="24"/>
-          <w:u w:val="none"/>
-          <w:shd w:fill="auto" w:val="clear"/>
-          <w:vertAlign w:val="baseline"/>
-          <w:rtl w:val="0"/>
-        </w:rPr>
-        <w:t xml:space="preserve">Ukrainian</w:t>
-      </w:r>
-      <w:r>
-        <w:rPr>
-          <w:sz w:val="24"/>
-          <w:szCs w:val="24"/>
-          <w:rtl w:val="0"/>
-        </w:rPr>
-        <w:t xml:space="preserve"> - </w:t>
-      </w:r>
-      <w:r>
-        <w:rPr>
-          <w:rFonts w:ascii="Calibri" w:cs="Calibri" w:eastAsia="Calibri" w:hAnsi="Calibri"/>
-          <w:b w:val="0"/>
-          <w:i w:val="0"/>
-          <w:smallCaps w:val="0"/>
-          <w:strike w:val="0"/>
-          <w:color w:val="000000"/>
-          <w:sz w:val="24"/>
-          <w:szCs w:val="24"/>
-          <w:u w:val="none"/>
-          <w:shd w:fill="auto" w:val="clear"/>
-          <w:vertAlign w:val="baseline"/>
-          <w:rtl w:val="0"/>
-        </w:rPr>
-        <w:t xml:space="preserve">native speaker. </w:t>
-      </w:r>
-      <w:r>
-        <w:rPr>
-          <w:rtl w:val="0"/>
-        </w:rPr>
-      </w:r>
-    </w:p>
-    <w:p>
-      <w:pPr>
-        <w:keepNext w:val="0"/>
-        <w:keepLines w:val="0"/>
-        <w:pageBreakBefore w:val="0"/>
-        <w:widowControl w:val="1"/>
-        <w:numPr>
-          <w:ilvl w:val="0"/>
-          <w:numId w:val="1"/>
-        </w:numPr>
-        <w:pBdr>
-          <w:top w:space="0" w:sz="0" w:val="nil"/>
-          <w:left w:space="0" w:sz="0" w:val="nil"/>
-          <w:bottom w:space="0" w:sz="0" w:val="nil"/>
-          <w:right w:space="0" w:sz="0" w:val="nil"/>
-          <w:between w:space="0" w:sz="0" w:val="nil"/>
-        </w:pBdr>
-        <w:shd w:fill="auto" w:val="clear"/>
-        <w:spacing w:after="0" w:before="0" w:line="240" w:lineRule="auto"/>
-        <w:ind w:left="720" w:right="0" w:hanging="360"/>
-        <w:jc w:val="left"/>
-        <w:rPr>
-          <w:rFonts w:ascii="Calibri" w:cs="Calibri" w:eastAsia="Calibri" w:hAnsi="Calibri"/>
-          <w:i w:val="0"/>
-          <w:smallCaps w:val="0"/>
-          <w:strike w:val="0"/>
-          <w:color w:val="000000"/>
-          <w:u w:val="none"/>
-          <w:shd w:fill="auto" w:val="clear"/>
-          <w:vertAlign w:val="baseline"/>
-        </w:rPr>
-      </w:pPr>
-      <w:r>
-        <w:rPr>
-          <w:rFonts w:ascii="Calibri" w:cs="Calibri" w:eastAsia="Calibri" w:hAnsi="Calibri"/>
-          <w:b w:val="0"/>
-          <w:i w:val="0"/>
-          <w:smallCaps w:val="0"/>
-          <w:strike w:val="0"/>
-          <w:color w:val="000000"/>
-          <w:sz w:val="24"/>
-          <w:szCs w:val="24"/>
-          <w:u w:val="none"/>
-          <w:shd w:fill="auto" w:val="clear"/>
-          <w:vertAlign w:val="baseline"/>
-          <w:rtl w:val="0"/>
-        </w:rPr>
-        <w:t xml:space="preserve">English</w:t>
-      </w:r>
-      <w:r>
-        <w:rPr>
-          <w:sz w:val="24"/>
-          <w:szCs w:val="24"/>
-          <w:rtl w:val="0"/>
-        </w:rPr>
-        <w:t xml:space="preserve"> - upper-intermediate</w:t>
-      </w:r>
-      <w:r>
-        <w:rPr>
-          <w:rFonts w:ascii="Calibri" w:cs="Calibri" w:eastAsia="Calibri" w:hAnsi="Calibri"/>
-          <w:b w:val="0"/>
-          <w:i w:val="0"/>
-          <w:smallCaps w:val="0"/>
-          <w:strike w:val="0"/>
-          <w:color w:val="000000"/>
-          <w:sz w:val="24"/>
-          <w:szCs w:val="24"/>
-          <w:u w:val="none"/>
-          <w:shd w:fill="auto" w:val="clear"/>
-          <w:vertAlign w:val="baseline"/>
-          <w:rtl w:val="0"/>
-        </w:rPr>
-        <w:t xml:space="preserve">.</w:t>
-      </w:r>
-      <w:r>
-        <w:rPr>
-          <w:rtl w:val="0"/>
-        </w:rPr>
-      </w:r>
-    </w:p>
-    <w:p>
-      <w:pPr>
-        <w:keepNext w:val="0"/>
-        <w:keepLines w:val="0"/>
-        <w:pageBreakBefore w:val="0"/>
-        <w:widowControl w:val="1"/>
-        <w:numPr>
-          <w:ilvl w:val="0"/>
-          <w:numId w:val="1"/>
-        </w:numPr>
-        <w:pBdr>
-          <w:top w:space="0" w:sz="0" w:val="nil"/>
-          <w:left w:space="0" w:sz="0" w:val="nil"/>
-          <w:bottom w:space="0" w:sz="0" w:val="nil"/>
-          <w:right w:space="0" w:sz="0" w:val="nil"/>
-          <w:between w:space="0" w:sz="0" w:val="nil"/>
-        </w:pBdr>
-        <w:shd w:fill="auto" w:val="clear"/>
-        <w:spacing w:after="0" w:before="0" w:line="240" w:lineRule="auto"/>
-        <w:ind w:left="720" w:right="0" w:hanging="360"/>
-        <w:jc w:val="left"/>
-        <w:rPr>
-          <w:rFonts w:ascii="Calibri" w:cs="Calibri" w:eastAsia="Calibri" w:hAnsi="Calibri"/>
-          <w:i w:val="0"/>
-          <w:smallCaps w:val="0"/>
-          <w:strike w:val="0"/>
-          <w:color w:val="000000"/>
-          <w:u w:val="none"/>
-          <w:shd w:fill="auto" w:val="clear"/>
-          <w:vertAlign w:val="baseline"/>
-        </w:rPr>
-      </w:pPr>
-      <w:r>
-        <w:rPr>
-          <w:sz w:val="24"/>
-          <w:szCs w:val="24"/>
-          <w:rtl w:val="0"/>
-        </w:rPr>
-        <w:t xml:space="preserve">Polish - intermediate.</w:t>
-      </w:r>
-      <w:r>
-        <w:rPr>
-          <w:rtl w:val="0"/>
-        </w:rPr>
-      </w:r>
-    </w:p>
-    <w:p>
-      <w:pPr>
-        <w:keepNext w:val="0"/>
-        <w:keepLines w:val="0"/>
-        <w:pageBreakBefore w:val="0"/>
-        <w:widowControl w:val="1"/>
-        <w:pBdr>
-          <w:top w:space="0" w:sz="0" w:val="nil"/>
-          <w:left w:space="0" w:sz="0" w:val="nil"/>
-          <w:bottom w:space="0" w:sz="0" w:val="nil"/>
-          <w:right w:space="0" w:sz="0" w:val="nil"/>
-          <w:between w:space="0" w:sz="0" w:val="nil"/>
-        </w:pBdr>
-        <w:shd w:fill="auto" w:val="clear"/>
-        <w:spacing w:after="0" w:before="0" w:line="240" w:lineRule="auto"/>
-        <w:ind w:left="0" w:right="0" w:firstLine="0"/>
-        <w:jc w:val="left"/>
-        <w:rPr>
-          <w:b w:val="1"/>
-          <w:sz w:val="28"/>
-          <w:szCs w:val="28"/>
-        </w:rPr>
-      </w:pPr>
-      <w:r>
-        <w:rPr>
-          <w:rtl w:val="0"/>
-        </w:rPr>
-      </w:r>
-    </w:p>
-    <w:p>
-      <w:pPr>
-        <w:keepNext w:val="0"/>
-        <w:keepLines w:val="0"/>
-        <w:pageBreakBefore w:val="0"/>
-        <w:widowControl w:val="1"/>
-        <w:pBdr>
-          <w:top w:space="0" w:sz="0" w:val="nil"/>
-          <w:left w:space="0" w:sz="0" w:val="nil"/>
-          <w:bottom w:space="0" w:sz="0" w:val="nil"/>
-          <w:right w:space="0" w:sz="0" w:val="nil"/>
-          <w:between w:space="0" w:sz="0" w:val="nil"/>
-        </w:pBdr>
-        <w:shd w:fill="auto" w:val="clear"/>
-        <w:spacing w:after="0" w:before="0" w:line="240" w:lineRule="auto"/>
-        <w:ind w:left="0" w:right="0" w:firstLine="0"/>
-        <w:jc w:val="left"/>
-        <w:rPr>
-          <w:b w:val="1"/>
-          <w:sz w:val="28"/>
-          <w:szCs w:val="28"/>
-        </w:rPr>
-      </w:pPr>
-      <w:r>
-        <w:rPr>
-          <w:rtl w:val="0"/>
-        </w:rPr>
-      </w:r>
-    </w:p>
-    <w:p>
-      <w:pPr>
-        <w:keepNext w:val="0"/>
-        <w:keepLines w:val="0"/>
-        <w:pageBreakBefore w:val="0"/>
-        <w:widowControl w:val="1"/>
-        <w:pBdr>
-          <w:top w:space="0" w:sz="0" w:val="nil"/>
-          <w:left w:space="0" w:sz="0" w:val="nil"/>
-          <w:bottom w:space="0" w:sz="0" w:val="nil"/>
-          <w:right w:space="0" w:sz="0" w:val="nil"/>
-          <w:between w:space="0" w:sz="0" w:val="nil"/>
-        </w:pBdr>
-        <w:shd w:fill="auto" w:val="clear"/>
-        <w:spacing w:after="0" w:before="0" w:line="240" w:lineRule="auto"/>
-        <w:ind w:left="0" w:right="0" w:firstLine="0"/>
-        <w:jc w:val="left"/>
-        <w:rPr>
-          <w:b w:val="1"/>
-          <w:sz w:val="28"/>
-          <w:szCs w:val="28"/>
-        </w:rPr>
-      </w:pPr>
-      <w:r>
-        <w:rPr>
-          <w:rtl w:val="0"/>
-        </w:rPr>
-      </w:r>
-    </w:p>
-    <w:p>
-      <w:pPr>
-        <w:keepNext w:val="0"/>
-        <w:keepLines w:val="0"/>
-        <w:pageBreakBefore w:val="0"/>
-        <w:widowControl w:val="1"/>
-        <w:pBdr>
-          <w:top w:space="0" w:sz="0" w:val="nil"/>
-          <w:left w:space="0" w:sz="0" w:val="nil"/>
-          <w:bottom w:space="0" w:sz="0" w:val="nil"/>
-          <w:right w:space="0" w:sz="0" w:val="nil"/>
-          <w:between w:space="0" w:sz="0" w:val="nil"/>
-        </w:pBdr>
-        <w:shd w:fill="auto" w:val="clear"/>
-        <w:spacing w:after="0" w:before="0" w:line="240" w:lineRule="auto"/>
-        <w:ind w:left="0" w:right="0" w:firstLine="0"/>
-        <w:jc w:val="left"/>
-        <w:rPr>
-          <w:b w:val="1"/>
-          <w:sz w:val="28"/>
-          <w:szCs w:val="28"/>
-        </w:rPr>
-      </w:pPr>
-      <w:r>
-        <w:rPr>
-          <w:rtl w:val="0"/>
-        </w:rPr>
-      </w:r>
-    </w:p>
-    <w:p>
-      <w:pPr>
-        <w:keepNext w:val="0"/>
-        <w:keepLines w:val="0"/>
-        <w:pageBreakBefore w:val="0"/>
-        <w:widowControl w:val="1"/>
-        <w:pBdr>
-          <w:top w:space="0" w:sz="0" w:val="nil"/>
-          <w:left w:space="0" w:sz="0" w:val="nil"/>
-          <w:bottom w:space="0" w:sz="0" w:val="nil"/>
-          <w:right w:space="0" w:sz="0" w:val="nil"/>
-          <w:between w:space="0" w:sz="0" w:val="nil"/>
-        </w:pBdr>
-        <w:shd w:fill="auto" w:val="clear"/>
-        <w:spacing w:after="0" w:before="0" w:line="240" w:lineRule="auto"/>
-        <w:ind w:left="0" w:right="0" w:firstLine="0"/>
-        <w:jc w:val="left"/>
-        <w:rPr>
-          <w:b w:val="1"/>
-          <w:sz w:val="28"/>
-          <w:szCs w:val="28"/>
-        </w:rPr>
-      </w:pPr>
-      <w:r>
-        <w:rPr>
-          <w:rtl w:val="0"/>
-        </w:rPr>
-      </w:r>
-    </w:p>
-    <w:p>
-      <w:pPr>
-        <w:keepNext w:val="0"/>
-        <w:keepLines w:val="0"/>
-        <w:pageBreakBefore w:val="0"/>
-        <w:widowControl w:val="1"/>
-        <w:pBdr>
-          <w:top w:space="0" w:sz="0" w:val="nil"/>
-          <w:left w:space="0" w:sz="0" w:val="nil"/>
-          <w:bottom w:space="0" w:sz="0" w:val="nil"/>
-          <w:right w:space="0" w:sz="0" w:val="nil"/>
-          <w:between w:space="0" w:sz="0" w:val="nil"/>
-        </w:pBdr>
-        <w:shd w:fill="auto" w:val="clear"/>
-        <w:spacing w:after="0" w:before="0" w:line="240" w:lineRule="auto"/>
-        <w:ind w:left="0" w:right="0" w:firstLine="0"/>
-        <w:jc w:val="left"/>
-        <w:rPr>
-          <w:b w:val="1"/>
-          <w:sz w:val="28"/>
-          <w:szCs w:val="28"/>
-        </w:rPr>
-      </w:pPr>
-      <w:r>
-        <w:rPr>
-          <w:rtl w:val="0"/>
-        </w:rPr>
-      </w:r>
-    </w:p>
-    <w:p>
-      <w:pPr>
-        <w:keepNext w:val="0"/>
-        <w:keepLines w:val="0"/>
-        <w:pageBreakBefore w:val="0"/>
-        <w:widowControl w:val="1"/>
-        <w:pBdr>
-          <w:top w:space="0" w:sz="0" w:val="nil"/>
-          <w:left w:space="0" w:sz="0" w:val="nil"/>
-          <w:bottom w:space="0" w:sz="0" w:val="nil"/>
-          <w:right w:space="0" w:sz="0" w:val="nil"/>
-          <w:between w:space="0" w:sz="0" w:val="nil"/>
-        </w:pBdr>
-        <w:shd w:fill="auto" w:val="clear"/>
-        <w:spacing w:after="0" w:before="0" w:line="240" w:lineRule="auto"/>
-        <w:ind w:left="0" w:right="0" w:firstLine="0"/>
-        <w:jc w:val="left"/>
-        <w:rPr>
-          <w:b w:val="1"/>
-          <w:sz w:val="28"/>
-          <w:szCs w:val="28"/>
-        </w:rPr>
-      </w:pPr>
-      <w:r>
-        <w:rPr>
-          <w:rtl w:val="0"/>
-        </w:rPr>
-      </w:r>
-    </w:p>
-    <w:p>
-      <w:pPr>
-        <w:keepNext w:val="0"/>
-        <w:keepLines w:val="0"/>
-        <w:pageBreakBefore w:val="0"/>
-        <w:widowControl w:val="1"/>
-        <w:pBdr>
-          <w:top w:space="0" w:sz="0" w:val="nil"/>
-          <w:left w:space="0" w:sz="0" w:val="nil"/>
-          <w:bottom w:space="0" w:sz="0" w:val="nil"/>
-          <w:right w:space="0" w:sz="0" w:val="nil"/>
-          <w:between w:space="0" w:sz="0" w:val="nil"/>
-        </w:pBdr>
-        <w:shd w:fill="auto" w:val="clear"/>
-        <w:spacing w:after="0" w:before="0" w:line="240" w:lineRule="auto"/>
-        <w:ind w:left="0" w:right="0" w:firstLine="0"/>
-        <w:jc w:val="left"/>
-        <w:rPr>
-          <w:b w:val="1"/>
-          <w:sz w:val="28"/>
-          <w:szCs w:val="28"/>
-        </w:rPr>
-      </w:pPr>
-      <w:r>
-        <w:rPr>
-          <w:rtl w:val="0"/>
-        </w:rPr>
-      </w:r>
-    </w:p>
-    <w:p>
-      <w:pPr>
-        <w:keepNext w:val="0"/>
-        <w:keepLines w:val="0"/>
-        <w:pageBreakBefore w:val="0"/>
-        <w:widowControl w:val="1"/>
-        <w:pBdr>
-          <w:top w:space="0" w:sz="0" w:val="nil"/>
-          <w:left w:space="0" w:sz="0" w:val="nil"/>
-          <w:bottom w:space="0" w:sz="0" w:val="nil"/>
-          <w:right w:space="0" w:sz="0" w:val="nil"/>
-          <w:between w:space="0" w:sz="0" w:val="nil"/>
-        </w:pBdr>
-        <w:shd w:fill="auto" w:val="clear"/>
-        <w:spacing w:after="0" w:before="0" w:line="240" w:lineRule="auto"/>
-        <w:ind w:left="0" w:right="0" w:firstLine="0"/>
-        <w:jc w:val="left"/>
-        <w:rPr>
-          <w:b w:val="1"/>
-          <w:sz w:val="28"/>
-          <w:szCs w:val="28"/>
-        </w:rPr>
-      </w:pPr>
-      <w:r>
-        <w:rPr>
-          <w:rtl w:val="0"/>
-        </w:rPr>
-      </w:r>
-    </w:p>
-    <w:p>
-      <w:pPr>
-        <w:keepNext w:val="0"/>
-        <w:keepLines w:val="0"/>
-        <w:pageBreakBefore w:val="0"/>
-        <w:widowControl w:val="1"/>
-        <w:pBdr>
-          <w:top w:space="0" w:sz="0" w:val="nil"/>
-          <w:left w:space="0" w:sz="0" w:val="nil"/>
-          <w:bottom w:space="0" w:sz="0" w:val="nil"/>
-          <w:right w:space="0" w:sz="0" w:val="nil"/>
-          <w:between w:space="0" w:sz="0" w:val="nil"/>
-        </w:pBdr>
-        <w:shd w:fill="auto" w:val="clear"/>
-        <w:spacing w:after="0" w:before="0" w:line="240" w:lineRule="auto"/>
-        <w:ind w:left="0" w:right="0" w:firstLine="0"/>
-        <w:jc w:val="left"/>
-        <w:rPr>
-          <w:b w:val="1"/>
-          <w:sz w:val="28"/>
-          <w:szCs w:val="28"/>
-        </w:rPr>
-      </w:pPr>
-      <w:r>
-        <w:rPr>
-          <w:rtl w:val="0"/>
-        </w:rPr>
-      </w:r>
-    </w:p>
-    <w:p>
-      <w:pPr>
-        <w:keepNext w:val="0"/>
-        <w:keepLines w:val="0"/>
-        <w:pageBreakBefore w:val="0"/>
-        <w:widowControl w:val="1"/>
-        <w:pBdr>
-          <w:top w:space="0" w:sz="0" w:val="nil"/>
-          <w:left w:space="0" w:sz="0" w:val="nil"/>
-          <w:bottom w:space="0" w:sz="0" w:val="nil"/>
-          <w:right w:space="0" w:sz="0" w:val="nil"/>
-          <w:between w:space="0" w:sz="0" w:val="nil"/>
-        </w:pBdr>
-        <w:shd w:fill="auto" w:val="clear"/>
-        <w:spacing w:after="0" w:before="0" w:line="240" w:lineRule="auto"/>
-        <w:ind w:left="0" w:right="0" w:firstLine="0"/>
-        <w:jc w:val="left"/>
-        <w:rPr>
-          <w:rFonts w:ascii="Calibri" w:cs="Calibri" w:eastAsia="Calibri" w:hAnsi="Calibri"/>
-          <w:b w:val="1"/>
-          <w:i w:val="0"/>
-          <w:smallCaps w:val="0"/>
-          <w:strike w:val="0"/>
-          <w:color w:val="000000"/>
-          <w:sz w:val="28"/>
-          <w:szCs w:val="28"/>
-          <w:u w:val="none"/>
-          <w:shd w:fill="auto" w:val="clear"/>
-          <w:vertAlign w:val="baseline"/>
-        </w:rPr>
-      </w:pPr>
-      <w:r>
-        <w:rPr>
-          <w:rFonts w:ascii="Calibri" w:cs="Calibri" w:eastAsia="Calibri" w:hAnsi="Calibri"/>
-          <w:b w:val="1"/>
-          <w:i w:val="0"/>
-          <w:smallCaps w:val="0"/>
-          <w:strike w:val="0"/>
-          <w:color w:val="000000"/>
-          <w:sz w:val="28"/>
-          <w:szCs w:val="28"/>
-          <w:u w:val="none"/>
-          <w:shd w:fill="auto" w:val="clear"/>
-          <w:vertAlign w:val="baseline"/>
-          <w:rtl w:val="0"/>
-        </w:rPr>
-        <w:t xml:space="preserve">Working experience:</w:t>
-      </w:r>
-    </w:p>
-    <w:p>
-      <w:pPr>
-        <w:keepNext w:val="0"/>
-        <w:keepLines w:val="0"/>
-        <w:pageBreakBefore w:val="0"/>
-        <w:widowControl w:val="1"/>
-        <w:pBdr>
-          <w:top w:space="0" w:sz="0" w:val="nil"/>
-          <w:left w:space="0" w:sz="0" w:val="nil"/>
-          <w:bottom w:space="0" w:sz="0" w:val="nil"/>
-          <w:right w:space="0" w:sz="0" w:val="nil"/>
-          <w:between w:space="0" w:sz="0" w:val="nil"/>
-        </w:pBdr>
-        <w:shd w:fill="auto" w:val="clear"/>
-        <w:spacing w:after="0" w:before="0" w:line="240" w:lineRule="auto"/>
-        <w:ind w:left="0" w:right="0" w:firstLine="0"/>
-        <w:jc w:val="left"/>
-        <w:rPr>
-          <w:b w:val="1"/>
-          <w:sz w:val="28"/>
-          <w:szCs w:val="28"/>
         </w:rPr>
       </w:pPr>
       <w:r>
@@ -2683,131 +2823,306 @@
       <w:pPr>
         <w:spacing w:after="0" w:line="240" w:lineRule="auto"/>
         <w:jc w:val="both"/>
-        <w:rPr>
-          <w:b w:val="1"/>
-          <w:sz w:val="24"/>
-          <w:szCs w:val="24"/>
-        </w:rPr>
-      </w:pPr>
-      <w:r>
-        <w:rPr>
-          <w:b w:val="1"/>
-          <w:sz w:val="24"/>
-          <w:szCs w:val="24"/>
-          <w:rtl w:val="0"/>
-        </w:rPr>
-        <w:t xml:space="preserve">7) </w:t>
-      </w:r>
-      <w:r>
-        <w:rPr>
-          <w:sz w:val="24"/>
-          <w:szCs w:val="24"/>
-          <w:u w:val="single"/>
-          <w:rtl w:val="0"/>
-        </w:rPr>
-        <w:t xml:space="preserve">11.2022 - till now:</w:t>
-      </w:r>
-      <w:r>
-        <w:rPr>
-          <w:b w:val="1"/>
-          <w:sz w:val="24"/>
-          <w:szCs w:val="24"/>
-          <w:rtl w:val="0"/>
-        </w:rPr>
-        <w:t xml:space="preserve"> Senior DevOps engineer </w:t>
-      </w:r>
-      <w:r>
-        <w:rPr>
-          <w:sz w:val="24"/>
-          <w:szCs w:val="24"/>
-          <w:rtl w:val="0"/>
-        </w:rPr>
-        <w:t xml:space="preserve">in</w:t>
-      </w:r>
-      <w:r>
-        <w:rPr>
-          <w:b w:val="1"/>
-          <w:sz w:val="24"/>
-          <w:szCs w:val="24"/>
-          <w:rtl w:val="0"/>
-        </w:rPr>
-        <w:t xml:space="preserve"> a </w:t>
-      </w:r>
-      <w:r>
-        <w:rPr>
-          <w:b w:val="1"/>
-          <w:sz w:val="24"/>
-          <w:szCs w:val="24"/>
-          <w:rtl w:val="0"/>
-        </w:rPr>
-        <w:t xml:space="preserve">Siemens Digital Industries Software</w:t>
-      </w:r>
-    </w:p>
-    <w:p>
-      <w:pPr>
-        <w:spacing w:after="0" w:line="240" w:lineRule="auto"/>
-        <w:jc w:val="both"/>
-        <w:rPr>
-          <w:sz w:val="24"/>
-          <w:szCs w:val="24"/>
-        </w:rPr>
-      </w:pPr>
-      <w:r>
-        <w:rPr>
-          <w:rFonts w:ascii="Arial" w:cs="Arial" w:eastAsia="Arial" w:hAnsi="Arial"/>
-          <w:b w:val="1"/>
-          <w:color w:val="202122"/>
-          <w:sz w:val="21"/>
-          <w:szCs w:val="21"/>
-          <w:highlight w:val="white"/>
-          <w:rtl w:val="0"/>
-        </w:rPr>
-        <w:t xml:space="preserve"> </w:t>
-      </w:r>
-      <w:r>
-        <w:rPr>
-          <w:sz w:val="24"/>
-          <w:szCs w:val="24"/>
-          <w:rtl w:val="0"/>
-        </w:rPr>
-        <w:t xml:space="preserve">(Katowice, Poland). An </w:t>
-      </w:r>
-      <w:r>
         <w:rPr>
           <w:rFonts w:ascii="Arial" w:cs="Arial" w:eastAsia="Arial" w:hAnsi="Arial"/>
           <w:color w:val="202122"/>
           <w:sz w:val="21"/>
           <w:szCs w:val="21"/>
           <w:highlight w:val="white"/>
-          <w:rtl w:val="0"/>
-        </w:rPr>
-        <w:t xml:space="preserve">American computer software company specializing in 3D &amp; 2D Product Lifecycle Management (PLM) software.</w:t>
-      </w:r>
-      <w:r>
-        <w:rPr>
-          <w:rtl w:val="0"/>
-        </w:rPr>
-      </w:r>
-    </w:p>
-    <w:p>
-      <w:pPr>
-        <w:spacing w:after="0" w:line="240" w:lineRule="auto"/>
-        <w:jc w:val="both"/>
-        <w:rPr>
-          <w:b w:val="1"/>
-          <w:sz w:val="24"/>
-          <w:szCs w:val="24"/>
-        </w:rPr>
-      </w:pPr>
-      <w:r>
-        <w:rPr>
-          <w:b w:val="1"/>
-          <w:sz w:val="24"/>
-          <w:szCs w:val="24"/>
+        </w:rPr>
+      </w:pPr>
+      <w:r>
+        <w:rPr>
+          <w:b w:val="1"/>
+          <w:sz w:val="24"/>
+          <w:szCs w:val="24"/>
+          <w:rtl w:val="0"/>
+        </w:rPr>
+        <w:t xml:space="preserve">1) </w:t>
+      </w:r>
+      <w:r>
+        <w:rPr>
+          <w:b w:val="1"/>
+          <w:sz w:val="24"/>
+          <w:szCs w:val="24"/>
+          <w:u w:val="single"/>
+          <w:rtl w:val="0"/>
+        </w:rPr>
+        <w:t xml:space="preserve">10.2022 -  till now:</w:t>
+      </w:r>
+      <w:r>
+        <w:rPr>
+          <w:b w:val="1"/>
+          <w:sz w:val="24"/>
+          <w:szCs w:val="24"/>
+          <w:rtl w:val="0"/>
+        </w:rPr>
+        <w:t xml:space="preserve"> DevOps engineer </w:t>
+      </w:r>
+      <w:r>
+        <w:rPr>
+          <w:sz w:val="24"/>
+          <w:szCs w:val="24"/>
+          <w:rtl w:val="0"/>
+        </w:rPr>
+        <w:t xml:space="preserve">in</w:t>
+      </w:r>
+      <w:r>
+        <w:rPr>
+          <w:b w:val="1"/>
+          <w:sz w:val="24"/>
+          <w:szCs w:val="24"/>
+          <w:rtl w:val="0"/>
+        </w:rPr>
+        <w:t xml:space="preserve"> </w:t>
+      </w:r>
+      <w:r>
+        <w:rPr>
+          <w:rFonts w:ascii="Roboto" w:cs="Roboto" w:eastAsia="Roboto" w:hAnsi="Roboto"/>
+          <w:b w:val="1"/>
+          <w:sz w:val="21"/>
+          <w:szCs w:val="21"/>
+          <w:highlight w:val="white"/>
+          <w:rtl w:val="0"/>
+        </w:rPr>
+        <w:t xml:space="preserve">Siemens Digital Industries Software</w:t>
+      </w:r>
+      <w:r>
+        <w:rPr>
+          <w:b w:val="1"/>
+          <w:sz w:val="24"/>
+          <w:szCs w:val="24"/>
+          <w:rtl w:val="0"/>
+        </w:rPr>
+        <w:t xml:space="preserve"> </w:t>
+      </w:r>
+      <w:r>
+        <w:rPr>
+          <w:sz w:val="24"/>
+          <w:szCs w:val="24"/>
+          <w:rtl w:val="0"/>
+        </w:rPr>
+        <w:t xml:space="preserve">(Katowice, Poland) i</w:t>
+      </w:r>
+      <w:r>
+        <w:rPr>
+          <w:rFonts w:ascii="Arial" w:cs="Arial" w:eastAsia="Arial" w:hAnsi="Arial"/>
+          <w:color w:val="202122"/>
+          <w:sz w:val="21"/>
+          <w:szCs w:val="21"/>
+          <w:highlight w:val="white"/>
+          <w:rtl w:val="0"/>
+        </w:rPr>
+        <w:t xml:space="preserve">s an American </w:t>
+      </w:r>
+      <w:hyperlink r:id="rId9">
+        <w:r>
+          <w:rPr>
+            <w:rFonts w:ascii="Arial" w:cs="Arial" w:eastAsia="Arial" w:hAnsi="Arial"/>
+            <w:color w:val="0645ad"/>
+            <w:sz w:val="21"/>
+            <w:szCs w:val="21"/>
+            <w:highlight w:val="white"/>
+            <w:rtl w:val="0"/>
+          </w:rPr>
+          <w:t xml:space="preserve">computer software</w:t>
+        </w:r>
+      </w:hyperlink>
+      <w:r>
+        <w:rPr>
+          <w:rFonts w:ascii="Arial" w:cs="Arial" w:eastAsia="Arial" w:hAnsi="Arial"/>
+          <w:color w:val="202122"/>
+          <w:sz w:val="21"/>
+          <w:szCs w:val="21"/>
+          <w:highlight w:val="white"/>
+          <w:rtl w:val="0"/>
+        </w:rPr>
+        <w:t xml:space="preserve"> company specializing in 3D &amp; 2D </w:t>
+      </w:r>
+      <w:hyperlink r:id="rId10">
+        <w:r>
+          <w:rPr>
+            <w:rFonts w:ascii="Arial" w:cs="Arial" w:eastAsia="Arial" w:hAnsi="Arial"/>
+            <w:color w:val="0645ad"/>
+            <w:sz w:val="21"/>
+            <w:szCs w:val="21"/>
+            <w:highlight w:val="white"/>
+            <w:rtl w:val="0"/>
+          </w:rPr>
+          <w:t xml:space="preserve">Product Lifecycle Management</w:t>
+        </w:r>
+      </w:hyperlink>
+      <w:r>
+        <w:rPr>
+          <w:rFonts w:ascii="Arial" w:cs="Arial" w:eastAsia="Arial" w:hAnsi="Arial"/>
+          <w:color w:val="202122"/>
+          <w:sz w:val="21"/>
+          <w:szCs w:val="21"/>
+          <w:highlight w:val="white"/>
+          <w:rtl w:val="0"/>
+        </w:rPr>
+        <w:t xml:space="preserve"> (PLM) </w:t>
+      </w:r>
+      <w:hyperlink r:id="rId11">
+        <w:r>
+          <w:rPr>
+            <w:rFonts w:ascii="Arial" w:cs="Arial" w:eastAsia="Arial" w:hAnsi="Arial"/>
+            <w:color w:val="0645ad"/>
+            <w:sz w:val="21"/>
+            <w:szCs w:val="21"/>
+            <w:highlight w:val="white"/>
+            <w:rtl w:val="0"/>
+          </w:rPr>
+          <w:t xml:space="preserve">software</w:t>
+        </w:r>
+      </w:hyperlink>
+      <w:r>
+        <w:rPr>
+          <w:rFonts w:ascii="Arial" w:cs="Arial" w:eastAsia="Arial" w:hAnsi="Arial"/>
+          <w:color w:val="202122"/>
+          <w:sz w:val="21"/>
+          <w:szCs w:val="21"/>
+          <w:highlight w:val="white"/>
+          <w:rtl w:val="0"/>
+        </w:rPr>
+        <w:t xml:space="preserve">. The company is a </w:t>
+      </w:r>
+      <w:hyperlink r:id="rId12">
+        <w:r>
+          <w:rPr>
+            <w:rFonts w:ascii="Arial" w:cs="Arial" w:eastAsia="Arial" w:hAnsi="Arial"/>
+            <w:color w:val="0645ad"/>
+            <w:sz w:val="21"/>
+            <w:szCs w:val="21"/>
+            <w:highlight w:val="white"/>
+            <w:rtl w:val="0"/>
+          </w:rPr>
+          <w:t xml:space="preserve">business unit</w:t>
+        </w:r>
+      </w:hyperlink>
+      <w:r>
+        <w:rPr>
+          <w:rFonts w:ascii="Arial" w:cs="Arial" w:eastAsia="Arial" w:hAnsi="Arial"/>
+          <w:color w:val="202122"/>
+          <w:sz w:val="21"/>
+          <w:szCs w:val="21"/>
+          <w:highlight w:val="white"/>
+          <w:rtl w:val="0"/>
+        </w:rPr>
+        <w:t xml:space="preserve"> of </w:t>
+      </w:r>
+      <w:hyperlink r:id="rId13">
+        <w:r>
+          <w:rPr>
+            <w:rFonts w:ascii="Arial" w:cs="Arial" w:eastAsia="Arial" w:hAnsi="Arial"/>
+            <w:color w:val="0645ad"/>
+            <w:sz w:val="21"/>
+            <w:szCs w:val="21"/>
+            <w:highlight w:val="white"/>
+            <w:rtl w:val="0"/>
+          </w:rPr>
+          <w:t xml:space="preserve">Siemens</w:t>
+        </w:r>
+      </w:hyperlink>
+      <w:r>
+        <w:rPr>
+          <w:rFonts w:ascii="Arial" w:cs="Arial" w:eastAsia="Arial" w:hAnsi="Arial"/>
+          <w:color w:val="202122"/>
+          <w:sz w:val="21"/>
+          <w:szCs w:val="21"/>
+          <w:highlight w:val="white"/>
+          <w:rtl w:val="0"/>
+        </w:rPr>
+        <w:t xml:space="preserve">, operates under the legal name of </w:t>
+      </w:r>
+      <w:r>
+        <w:rPr>
+          <w:rFonts w:ascii="Arial" w:cs="Arial" w:eastAsia="Arial" w:hAnsi="Arial"/>
+          <w:b w:val="1"/>
+          <w:color w:val="202122"/>
+          <w:sz w:val="21"/>
+          <w:szCs w:val="21"/>
+          <w:highlight w:val="white"/>
+          <w:rtl w:val="0"/>
+        </w:rPr>
+        <w:t xml:space="preserve">Siemens Industry Software Inc</w:t>
+      </w:r>
+      <w:r>
+        <w:rPr>
+          <w:rFonts w:ascii="Arial" w:cs="Arial" w:eastAsia="Arial" w:hAnsi="Arial"/>
+          <w:color w:val="202122"/>
+          <w:sz w:val="21"/>
+          <w:szCs w:val="21"/>
+          <w:highlight w:val="white"/>
+          <w:rtl w:val="0"/>
+        </w:rPr>
+        <w:t xml:space="preserve">, and is headquartered in </w:t>
+      </w:r>
+      <w:hyperlink r:id="rId14">
+        <w:r>
+          <w:rPr>
+            <w:rFonts w:ascii="Arial" w:cs="Arial" w:eastAsia="Arial" w:hAnsi="Arial"/>
+            <w:color w:val="0645ad"/>
+            <w:sz w:val="21"/>
+            <w:szCs w:val="21"/>
+            <w:highlight w:val="white"/>
+            <w:rtl w:val="0"/>
+          </w:rPr>
+          <w:t xml:space="preserve">Plano, Texas</w:t>
+        </w:r>
+      </w:hyperlink>
+      <w:r>
+        <w:rPr>
+          <w:rFonts w:ascii="Arial" w:cs="Arial" w:eastAsia="Arial" w:hAnsi="Arial"/>
+          <w:color w:val="202122"/>
+          <w:sz w:val="21"/>
+          <w:szCs w:val="21"/>
+          <w:highlight w:val="white"/>
+          <w:rtl w:val="0"/>
+        </w:rPr>
+        <w:t xml:space="preserve">.</w:t>
+      </w:r>
+    </w:p>
+    <w:p>
+      <w:pPr>
+        <w:keepNext w:val="0"/>
+        <w:keepLines w:val="0"/>
+        <w:pageBreakBefore w:val="0"/>
+        <w:widowControl w:val="1"/>
+        <w:pBdr>
+          <w:top w:space="0" w:sz="0" w:val="nil"/>
+          <w:left w:space="0" w:sz="0" w:val="nil"/>
+          <w:bottom w:space="0" w:sz="0" w:val="nil"/>
+          <w:right w:space="0" w:sz="0" w:val="nil"/>
+          <w:between w:space="0" w:sz="0" w:val="nil"/>
+        </w:pBdr>
+        <w:shd w:fill="auto" w:val="clear"/>
+        <w:spacing w:after="0" w:before="0" w:line="240" w:lineRule="auto"/>
+        <w:ind w:left="0" w:right="0" w:firstLine="0"/>
+        <w:jc w:val="left"/>
+        <w:rPr>
+          <w:b w:val="1"/>
+          <w:sz w:val="24"/>
+          <w:szCs w:val="24"/>
+        </w:rPr>
+      </w:pPr>
+      <w:r>
+        <w:rPr>
+          <w:b w:val="1"/>
+          <w:sz w:val="28"/>
+          <w:szCs w:val="28"/>
           <w:rtl w:val="0"/>
         </w:rPr>
         <w:tab/>
-        <w:t xml:space="preserve">Responsibilities:</w:t>
+      </w:r>
+      <w:r>
+        <w:rPr>
+          <w:b w:val="1"/>
+          <w:sz w:val="24"/>
+          <w:szCs w:val="24"/>
+          <w:rtl w:val="0"/>
+        </w:rPr>
+        <w:t xml:space="preserve">Responsibilities: </w:t>
       </w:r>
     </w:p>
     <w:p>
@@ -2835,11 +3150,182 @@
           <w:szCs w:val="24"/>
           <w:rtl w:val="0"/>
         </w:rPr>
-        <w:t xml:space="preserve">Set up,</w:t>
-      </w:r>
-      <w:r>
-        <w:rPr>
-          <w:b w:val="1"/>
+        <w:t xml:space="preserve">Build</w:t>
+      </w:r>
+      <w:r>
+        <w:rPr>
+          <w:b w:val="1"/>
+          <w:sz w:val="24"/>
+          <w:szCs w:val="24"/>
+          <w:rtl w:val="0"/>
+        </w:rPr>
+        <w:t xml:space="preserve">, </w:t>
+      </w:r>
+      <w:r>
+        <w:rPr>
+          <w:sz w:val="24"/>
+          <w:szCs w:val="24"/>
+          <w:rtl w:val="0"/>
+        </w:rPr>
+        <w:t xml:space="preserve">implement, and support CI/CD processes and tools on all stages</w:t>
+      </w:r>
+    </w:p>
+    <w:p>
+      <w:pPr>
+        <w:spacing w:after="0" w:line="240" w:lineRule="auto"/>
+        <w:ind w:left="720" w:firstLine="0"/>
+        <w:jc w:val="both"/>
+        <w:rPr>
+          <w:sz w:val="24"/>
+          <w:szCs w:val="24"/>
+        </w:rPr>
+      </w:pPr>
+      <w:r>
+        <w:rPr>
+          <w:sz w:val="24"/>
+          <w:szCs w:val="24"/>
+          <w:rtl w:val="0"/>
+        </w:rPr>
+        <w:t xml:space="preserve">- Build  IaaS on AWS, using microservices on Docker containers.</w:t>
+      </w:r>
+    </w:p>
+    <w:p>
+      <w:pPr>
+        <w:spacing w:after="0" w:line="240" w:lineRule="auto"/>
+        <w:ind w:left="720" w:firstLine="0"/>
+        <w:jc w:val="both"/>
+        <w:rPr>
+          <w:sz w:val="24"/>
+          <w:szCs w:val="24"/>
+        </w:rPr>
+      </w:pPr>
+      <w:r>
+        <w:rPr>
+          <w:b w:val="1"/>
+          <w:sz w:val="24"/>
+          <w:szCs w:val="24"/>
+          <w:rtl w:val="0"/>
+        </w:rPr>
+        <w:t xml:space="preserve">- </w:t>
+      </w:r>
+      <w:r>
+        <w:rPr>
+          <w:sz w:val="24"/>
+          <w:szCs w:val="24"/>
+          <w:rtl w:val="0"/>
+        </w:rPr>
+        <w:t xml:space="preserve">Maintain dev/preprod/production infrastructure </w:t>
+      </w:r>
+    </w:p>
+    <w:p>
+      <w:pPr>
+        <w:spacing w:after="0" w:line="240" w:lineRule="auto"/>
+        <w:ind w:left="0" w:firstLine="720"/>
+        <w:jc w:val="both"/>
+        <w:rPr>
+          <w:sz w:val="24"/>
+          <w:szCs w:val="24"/>
+        </w:rPr>
+      </w:pPr>
+      <w:r>
+        <w:rPr>
+          <w:b w:val="1"/>
+          <w:sz w:val="24"/>
+          <w:szCs w:val="24"/>
+          <w:rtl w:val="0"/>
+        </w:rPr>
+        <w:t xml:space="preserve">Key achievements:</w:t>
+      </w:r>
+      <w:r>
+        <w:rPr>
+          <w:rtl w:val="0"/>
+        </w:rPr>
+      </w:r>
+    </w:p>
+    <w:p>
+      <w:pPr>
+        <w:spacing w:after="0" w:line="240" w:lineRule="auto"/>
+        <w:ind w:left="720" w:firstLine="0"/>
+        <w:jc w:val="both"/>
+        <w:rPr>
+          <w:b w:val="1"/>
+          <w:sz w:val="28"/>
+          <w:szCs w:val="28"/>
+        </w:rPr>
+      </w:pPr>
+      <w:r>
+        <w:rPr>
+          <w:sz w:val="24"/>
+          <w:szCs w:val="24"/>
+          <w:rtl w:val="0"/>
+        </w:rPr>
+        <w:t xml:space="preserve">- Deploy CI/CD pipelines from scratch</w:t>
+      </w:r>
+      <w:r>
+        <w:rPr>
+          <w:rtl w:val="0"/>
+        </w:rPr>
+      </w:r>
+    </w:p>
+    <w:p>
+      <w:pPr>
+        <w:keepNext w:val="0"/>
+        <w:keepLines w:val="0"/>
+        <w:pageBreakBefore w:val="0"/>
+        <w:widowControl w:val="1"/>
+        <w:pBdr>
+          <w:top w:space="0" w:sz="0" w:val="nil"/>
+          <w:left w:space="0" w:sz="0" w:val="nil"/>
+          <w:bottom w:space="0" w:sz="0" w:val="nil"/>
+          <w:right w:space="0" w:sz="0" w:val="nil"/>
+          <w:between w:space="0" w:sz="0" w:val="nil"/>
+        </w:pBdr>
+        <w:shd w:fill="auto" w:val="clear"/>
+        <w:spacing w:after="0" w:before="0" w:line="240" w:lineRule="auto"/>
+        <w:ind w:left="0" w:right="0" w:firstLine="0"/>
+        <w:jc w:val="left"/>
+        <w:rPr>
+          <w:b w:val="1"/>
+          <w:sz w:val="28"/>
+          <w:szCs w:val="28"/>
+        </w:rPr>
+      </w:pPr>
+      <w:r>
+        <w:rPr>
+          <w:rtl w:val="0"/>
+        </w:rPr>
+      </w:r>
+    </w:p>
+    <w:p>
+      <w:pPr>
+        <w:pageBreakBefore w:val="0"/>
+        <w:spacing w:after="0" w:line="240" w:lineRule="auto"/>
+        <w:jc w:val="both"/>
+        <w:rPr>
+          <w:sz w:val="24"/>
+          <w:szCs w:val="24"/>
+        </w:rPr>
+      </w:pPr>
+      <w:r>
+        <w:rPr>
+          <w:b w:val="1"/>
+          <w:sz w:val="24"/>
+          <w:szCs w:val="24"/>
+          <w:rtl w:val="0"/>
+        </w:rPr>
+        <w:t xml:space="preserve">2) </w:t>
+      </w:r>
+      <w:r>
+        <w:rPr>
+          <w:sz w:val="24"/>
+          <w:szCs w:val="24"/>
+          <w:u w:val="single"/>
+          <w:rtl w:val="0"/>
+        </w:rPr>
+        <w:t xml:space="preserve">08.2020 - 10.2022:</w:t>
+      </w:r>
+      <w:r>
+        <w:rPr>
           <w:sz w:val="24"/>
           <w:szCs w:val="24"/>
           <w:rtl w:val="0"/>
@@ -2848,15 +3334,147 @@
       </w:r>
       <w:r>
         <w:rPr>
-          <w:sz w:val="24"/>
-          <w:szCs w:val="24"/>
-          <w:rtl w:val="0"/>
-        </w:rPr>
-        <w:t xml:space="preserve">support, and maintain multiple AWS production environments.</w:t>
-      </w:r>
-    </w:p>
-    <w:p>
-      <w:pPr>
+          <w:b w:val="1"/>
+          <w:sz w:val="24"/>
+          <w:szCs w:val="24"/>
+          <w:rtl w:val="0"/>
+        </w:rPr>
+        <w:t xml:space="preserve">DevOps engineer </w:t>
+      </w:r>
+      <w:r>
+        <w:rPr>
+          <w:sz w:val="24"/>
+          <w:szCs w:val="24"/>
+          <w:rtl w:val="0"/>
+        </w:rPr>
+        <w:t xml:space="preserve">in</w:t>
+      </w:r>
+      <w:r>
+        <w:rPr>
+          <w:b w:val="1"/>
+          <w:sz w:val="24"/>
+          <w:szCs w:val="24"/>
+          <w:rtl w:val="0"/>
+        </w:rPr>
+        <w:t xml:space="preserve"> a Confidential company </w:t>
+      </w:r>
+      <w:r>
+        <w:rPr>
+          <w:sz w:val="24"/>
+          <w:szCs w:val="24"/>
+          <w:rtl w:val="0"/>
+        </w:rPr>
+        <w:t xml:space="preserve">(Abu Dhabi, UAE)</w:t>
+      </w:r>
+    </w:p>
+    <w:p>
+      <w:pPr>
+        <w:pageBreakBefore w:val="0"/>
+        <w:spacing w:after="0" w:line="240" w:lineRule="auto"/>
+        <w:jc w:val="both"/>
+        <w:rPr>
+          <w:b w:val="1"/>
+          <w:sz w:val="24"/>
+          <w:szCs w:val="24"/>
+        </w:rPr>
+      </w:pPr>
+      <w:r>
+        <w:rPr>
+          <w:b w:val="1"/>
+          <w:sz w:val="24"/>
+          <w:szCs w:val="24"/>
+          <w:rtl w:val="0"/>
+        </w:rPr>
+        <w:tab/>
+        <w:t xml:space="preserve">Responsibilities: </w:t>
+      </w:r>
+    </w:p>
+    <w:p>
+      <w:pPr>
+        <w:pageBreakBefore w:val="0"/>
+        <w:spacing w:after="0" w:line="240" w:lineRule="auto"/>
+        <w:ind w:left="720" w:firstLine="0"/>
+        <w:jc w:val="both"/>
+        <w:rPr>
+          <w:sz w:val="24"/>
+          <w:szCs w:val="24"/>
+        </w:rPr>
+      </w:pPr>
+      <w:r>
+        <w:rPr>
+          <w:b w:val="1"/>
+          <w:sz w:val="24"/>
+          <w:szCs w:val="24"/>
+          <w:rtl w:val="0"/>
+        </w:rPr>
+        <w:t xml:space="preserve">- </w:t>
+      </w:r>
+      <w:r>
+        <w:rPr>
+          <w:sz w:val="24"/>
+          <w:szCs w:val="24"/>
+          <w:rtl w:val="0"/>
+        </w:rPr>
+        <w:t xml:space="preserve">Build</w:t>
+      </w:r>
+      <w:r>
+        <w:rPr>
+          <w:b w:val="1"/>
+          <w:sz w:val="24"/>
+          <w:szCs w:val="24"/>
+          <w:rtl w:val="0"/>
+        </w:rPr>
+        <w:t xml:space="preserve">, </w:t>
+      </w:r>
+      <w:r>
+        <w:rPr>
+          <w:sz w:val="24"/>
+          <w:szCs w:val="24"/>
+          <w:rtl w:val="0"/>
+        </w:rPr>
+        <w:t xml:space="preserve">implement, and support CI/CD processes and tools on all stages. </w:t>
+      </w:r>
+    </w:p>
+    <w:p>
+      <w:pPr>
+        <w:pageBreakBefore w:val="0"/>
+        <w:spacing w:after="0" w:line="240" w:lineRule="auto"/>
+        <w:ind w:left="720" w:firstLine="0"/>
+        <w:jc w:val="both"/>
+        <w:rPr>
+          <w:sz w:val="24"/>
+          <w:szCs w:val="24"/>
+        </w:rPr>
+      </w:pPr>
+      <w:r>
+        <w:rPr>
+          <w:sz w:val="24"/>
+          <w:szCs w:val="24"/>
+          <w:rtl w:val="0"/>
+        </w:rPr>
+        <w:t xml:space="preserve">- Build  IaaS on Bare Metals, support legacy  ansible deployment</w:t>
+      </w:r>
+      <w:r>
+        <w:rPr>
+          <w:b w:val="1"/>
+          <w:sz w:val="24"/>
+          <w:szCs w:val="24"/>
+          <w:rtl w:val="0"/>
+        </w:rPr>
+        <w:t xml:space="preserve">, </w:t>
+      </w:r>
+      <w:r>
+        <w:rPr>
+          <w:sz w:val="24"/>
+          <w:szCs w:val="24"/>
+          <w:rtl w:val="0"/>
+        </w:rPr>
+        <w:t xml:space="preserve">microservices on Docker containers.</w:t>
+      </w:r>
+    </w:p>
+    <w:p>
+      <w:pPr>
+        <w:pageBreakBefore w:val="0"/>
         <w:spacing w:after="0" w:line="240" w:lineRule="auto"/>
         <w:ind w:left="720" w:firstLine="0"/>
         <w:jc w:val="both"/>
@@ -2877,33 +3495,26 @@
           <w:szCs w:val="24"/>
           <w:rtl w:val="0"/>
         </w:rPr>
-        <w:t xml:space="preserve">Build</w:t>
-      </w:r>
-      <w:r>
-        <w:rPr>
-          <w:b w:val="1"/>
-          <w:sz w:val="24"/>
-          <w:szCs w:val="24"/>
-          <w:rtl w:val="0"/>
-        </w:rPr>
-        <w:t xml:space="preserve">, </w:t>
-      </w:r>
-      <w:r>
-        <w:rPr>
-          <w:sz w:val="24"/>
-          <w:szCs w:val="24"/>
-          <w:rtl w:val="0"/>
-        </w:rPr>
-        <w:t xml:space="preserve">implement, and support CI/CD processes and tools at all stages. </w:t>
-      </w:r>
-      <w:r>
-        <w:rPr>
-          <w:rtl w:val="0"/>
-        </w:rPr>
-      </w:r>
-    </w:p>
-    <w:p>
-      <w:pPr>
+        <w:t xml:space="preserve">Maintain dev/staging/production infrastructure for four development teams.</w:t>
+      </w:r>
+      <w:r>
+        <w:rPr>
+          <w:b w:val="1"/>
+          <w:sz w:val="24"/>
+          <w:szCs w:val="24"/>
+          <w:rtl w:val="0"/>
+        </w:rPr>
+        <w:t xml:space="preserve"> </w:t>
+      </w:r>
+      <w:r>
+        <w:rPr>
+          <w:rtl w:val="0"/>
+        </w:rPr>
+      </w:r>
+    </w:p>
+    <w:p>
+      <w:pPr>
+        <w:pageBreakBefore w:val="0"/>
         <w:spacing w:after="0" w:line="240" w:lineRule="auto"/>
         <w:jc w:val="both"/>
         <w:rPr>
@@ -2925,6 +3536,7 @@
     </w:p>
     <w:p>
       <w:pPr>
+        <w:pageBreakBefore w:val="0"/>
         <w:spacing w:after="0" w:line="240" w:lineRule="auto"/>
         <w:jc w:val="both"/>
         <w:rPr>
@@ -2953,6 +3565,7 @@
     </w:p>
     <w:p>
       <w:pPr>
+        <w:pageBreakBefore w:val="0"/>
         <w:spacing w:after="0" w:line="240" w:lineRule="auto"/>
         <w:ind w:left="720" w:firstLine="0"/>
         <w:jc w:val="both"/>
@@ -2972,6 +3585,7 @@
     </w:p>
     <w:p>
       <w:pPr>
+        <w:pageBreakBefore w:val="0"/>
         <w:spacing w:after="0" w:line="240" w:lineRule="auto"/>
         <w:ind w:left="720" w:firstLine="0"/>
         <w:jc w:val="both"/>
@@ -2991,350 +3605,28 @@
     </w:p>
     <w:p>
       <w:pPr>
-        <w:keepNext w:val="0"/>
-        <w:keepLines w:val="0"/>
-        <w:pageBreakBefore w:val="0"/>
-        <w:widowControl w:val="1"/>
-        <w:pBdr>
-          <w:top w:space="0" w:sz="0" w:val="nil"/>
-          <w:left w:space="0" w:sz="0" w:val="nil"/>
-          <w:bottom w:space="0" w:sz="0" w:val="nil"/>
-          <w:right w:space="0" w:sz="0" w:val="nil"/>
-          <w:between w:space="0" w:sz="0" w:val="nil"/>
-        </w:pBdr>
-        <w:shd w:fill="auto" w:val="clear"/>
-        <w:spacing w:after="0" w:before="0" w:line="240" w:lineRule="auto"/>
-        <w:ind w:left="0" w:right="0" w:firstLine="0"/>
-        <w:jc w:val="left"/>
-        <w:rPr>
-          <w:b w:val="1"/>
-          <w:sz w:val="28"/>
-          <w:szCs w:val="28"/>
-        </w:rPr>
-      </w:pPr>
-      <w:r>
-        <w:rPr>
-          <w:rtl w:val="0"/>
-        </w:rPr>
-      </w:r>
-    </w:p>
-    <w:p>
-      <w:pPr>
-        <w:pageBreakBefore w:val="0"/>
-        <w:spacing w:after="0" w:line="240" w:lineRule="auto"/>
-        <w:jc w:val="both"/>
-        <w:rPr>
-          <w:sz w:val="24"/>
-          <w:szCs w:val="24"/>
-        </w:rPr>
-      </w:pPr>
-      <w:r>
-        <w:rPr>
-          <w:b w:val="1"/>
-          <w:sz w:val="24"/>
-          <w:szCs w:val="24"/>
-          <w:rtl w:val="0"/>
-        </w:rPr>
-        <w:t xml:space="preserve">6) </w:t>
-      </w:r>
-      <w:r>
-        <w:rPr>
-          <w:sz w:val="24"/>
-          <w:szCs w:val="24"/>
-          <w:u w:val="single"/>
-          <w:rtl w:val="0"/>
-        </w:rPr>
-        <w:t xml:space="preserve">08.2020 - 10.2022:</w:t>
-      </w:r>
-      <w:r>
-        <w:rPr>
-          <w:b w:val="1"/>
-          <w:sz w:val="24"/>
-          <w:szCs w:val="24"/>
-          <w:rtl w:val="0"/>
-        </w:rPr>
-        <w:t xml:space="preserve"> Senior DevOps engineer </w:t>
-      </w:r>
-      <w:r>
-        <w:rPr>
-          <w:sz w:val="24"/>
-          <w:szCs w:val="24"/>
-          <w:rtl w:val="0"/>
-        </w:rPr>
-        <w:t xml:space="preserve">in</w:t>
-      </w:r>
-      <w:r>
-        <w:rPr>
-          <w:b w:val="1"/>
-          <w:sz w:val="24"/>
-          <w:szCs w:val="24"/>
-          <w:rtl w:val="0"/>
-        </w:rPr>
-        <w:t xml:space="preserve"> a Confidential Company </w:t>
-      </w:r>
-      <w:r>
-        <w:rPr>
-          <w:sz w:val="24"/>
-          <w:szCs w:val="24"/>
-          <w:rtl w:val="0"/>
-        </w:rPr>
-        <w:t xml:space="preserve">(Abu Dhabi, UAE). A product-related company developing products related to mobile network security, drone detection systems, and IoT.</w:t>
-      </w:r>
-    </w:p>
-    <w:p>
-      <w:pPr>
-        <w:pageBreakBefore w:val="0"/>
-        <w:spacing w:after="0" w:line="240" w:lineRule="auto"/>
-        <w:jc w:val="both"/>
-        <w:rPr>
-          <w:b w:val="1"/>
-          <w:sz w:val="24"/>
-          <w:szCs w:val="24"/>
-        </w:rPr>
-      </w:pPr>
-      <w:r>
-        <w:rPr>
-          <w:b w:val="1"/>
-          <w:sz w:val="24"/>
-          <w:szCs w:val="24"/>
-          <w:rtl w:val="0"/>
-        </w:rPr>
-        <w:tab/>
-        <w:t xml:space="preserve">Responsibilities:</w:t>
-      </w:r>
-    </w:p>
-    <w:p>
-      <w:pPr>
         <w:pageBreakBefore w:val="0"/>
         <w:spacing w:after="0" w:line="240" w:lineRule="auto"/>
         <w:ind w:left="720" w:firstLine="0"/>
         <w:jc w:val="both"/>
         <w:rPr>
-          <w:sz w:val="24"/>
-          <w:szCs w:val="24"/>
-        </w:rPr>
-      </w:pPr>
-      <w:r>
-        <w:rPr>
-          <w:b w:val="1"/>
-          <w:sz w:val="24"/>
-          <w:szCs w:val="24"/>
-          <w:rtl w:val="0"/>
-        </w:rPr>
-        <w:t xml:space="preserve">- </w:t>
-      </w:r>
-      <w:r>
-        <w:rPr>
-          <w:sz w:val="24"/>
-          <w:szCs w:val="24"/>
-          <w:rtl w:val="0"/>
-        </w:rPr>
-        <w:t xml:space="preserve">Build</w:t>
-      </w:r>
-      <w:r>
-        <w:rPr>
-          <w:b w:val="1"/>
-          <w:sz w:val="24"/>
-          <w:szCs w:val="24"/>
-          <w:rtl w:val="0"/>
-        </w:rPr>
-        <w:t xml:space="preserve">, </w:t>
-      </w:r>
-      <w:r>
-        <w:rPr>
-          <w:sz w:val="24"/>
-          <w:szCs w:val="24"/>
-          <w:rtl w:val="0"/>
-        </w:rPr>
-        <w:t xml:space="preserve">implement, and support CI/CD processes and tools at all stages. </w:t>
-      </w:r>
-    </w:p>
-    <w:p>
-      <w:pPr>
-        <w:pageBreakBefore w:val="0"/>
-        <w:spacing w:after="0" w:line="240" w:lineRule="auto"/>
-        <w:ind w:left="720" w:firstLine="0"/>
-        <w:jc w:val="both"/>
-        <w:rPr>
-          <w:sz w:val="24"/>
-          <w:szCs w:val="24"/>
-        </w:rPr>
-      </w:pPr>
-      <w:r>
-        <w:rPr>
-          <w:sz w:val="24"/>
-          <w:szCs w:val="24"/>
-          <w:rtl w:val="0"/>
-        </w:rPr>
-        <w:t xml:space="preserve">- Build  IaaS on Bare Metals, support legacy ansible deployment</w:t>
-      </w:r>
-      <w:r>
-        <w:rPr>
-          <w:b w:val="1"/>
-          <w:sz w:val="24"/>
-          <w:szCs w:val="24"/>
-          <w:rtl w:val="0"/>
-        </w:rPr>
-        <w:t xml:space="preserve">, </w:t>
-      </w:r>
-      <w:r>
-        <w:rPr>
-          <w:sz w:val="24"/>
-          <w:szCs w:val="24"/>
-          <w:rtl w:val="0"/>
-        </w:rPr>
-        <w:t xml:space="preserve">microservices on Docker containers.</w:t>
-      </w:r>
-    </w:p>
-    <w:p>
-      <w:pPr>
-        <w:pageBreakBefore w:val="0"/>
-        <w:spacing w:after="0" w:line="240" w:lineRule="auto"/>
-        <w:ind w:left="720" w:firstLine="0"/>
-        <w:jc w:val="both"/>
-        <w:rPr/>
-      </w:pPr>
-      <w:r>
-        <w:rPr>
-          <w:b w:val="1"/>
-          <w:sz w:val="24"/>
-          <w:szCs w:val="24"/>
-          <w:rtl w:val="0"/>
-        </w:rPr>
-        <w:t xml:space="preserve">- </w:t>
-      </w:r>
-      <w:r>
-        <w:rPr>
-          <w:sz w:val="24"/>
-          <w:szCs w:val="24"/>
-          <w:rtl w:val="0"/>
-        </w:rPr>
-        <w:t xml:space="preserve">Maintain dev/staging/production infrastructure for four development teams.</w:t>
-      </w:r>
-      <w:r>
-        <w:rPr>
-          <w:b w:val="1"/>
-          <w:sz w:val="24"/>
-          <w:szCs w:val="24"/>
-          <w:rtl w:val="0"/>
-        </w:rPr>
-        <w:t xml:space="preserve"> </w:t>
-      </w:r>
-      <w:r>
-        <w:rPr>
-          <w:rtl w:val="0"/>
-        </w:rPr>
-      </w:r>
-    </w:p>
-    <w:p>
-      <w:pPr>
-        <w:pageBreakBefore w:val="0"/>
-        <w:spacing w:after="0" w:line="240" w:lineRule="auto"/>
-        <w:jc w:val="both"/>
-        <w:rPr>
-          <w:b w:val="1"/>
-          <w:sz w:val="24"/>
-          <w:szCs w:val="24"/>
-        </w:rPr>
-      </w:pPr>
-      <w:r>
-        <w:rPr>
-          <w:b w:val="1"/>
-          <w:sz w:val="24"/>
-          <w:szCs w:val="24"/>
-          <w:rtl w:val="0"/>
-        </w:rPr>
-        <w:tab/>
-        <w:t xml:space="preserve">Key achievements:</w:t>
-      </w:r>
-    </w:p>
-    <w:p>
-      <w:pPr>
-        <w:pageBreakBefore w:val="0"/>
-        <w:spacing w:after="0" w:line="240" w:lineRule="auto"/>
-        <w:jc w:val="both"/>
-        <w:rPr>
-          <w:sz w:val="24"/>
-          <w:szCs w:val="24"/>
-        </w:rPr>
-      </w:pPr>
-      <w:r>
-        <w:rPr>
-          <w:b w:val="1"/>
-          <w:sz w:val="24"/>
-          <w:szCs w:val="24"/>
-          <w:rtl w:val="0"/>
-        </w:rPr>
-        <w:tab/>
-        <w:t xml:space="preserve">- </w:t>
-      </w:r>
-      <w:r>
-        <w:rPr>
-          <w:sz w:val="24"/>
-          <w:szCs w:val="24"/>
-          <w:rtl w:val="0"/>
-        </w:rPr>
-        <w:t xml:space="preserve">Participate in recruiting process</w:t>
-      </w:r>
-    </w:p>
-    <w:p>
-      <w:pPr>
-        <w:pageBreakBefore w:val="0"/>
-        <w:spacing w:after="0" w:line="240" w:lineRule="auto"/>
-        <w:ind w:left="720" w:firstLine="0"/>
-        <w:jc w:val="both"/>
-        <w:rPr>
-          <w:sz w:val="24"/>
-          <w:szCs w:val="24"/>
-        </w:rPr>
-      </w:pPr>
-      <w:r>
-        <w:rPr>
-          <w:sz w:val="24"/>
-          <w:szCs w:val="24"/>
-          <w:rtl w:val="0"/>
-        </w:rPr>
-        <w:t xml:space="preserve">- Deploy CI/CD pipelines from scratch</w:t>
-      </w:r>
-    </w:p>
-    <w:p>
-      <w:pPr>
-        <w:pageBreakBefore w:val="0"/>
-        <w:spacing w:after="0" w:line="240" w:lineRule="auto"/>
-        <w:ind w:left="720" w:firstLine="0"/>
-        <w:jc w:val="both"/>
-        <w:rPr>
-          <w:sz w:val="24"/>
-          <w:szCs w:val="24"/>
-        </w:rPr>
-      </w:pPr>
-      <w:r>
-        <w:rPr>
-          <w:sz w:val="24"/>
-          <w:szCs w:val="24"/>
-          <w:rtl w:val="0"/>
-        </w:rPr>
-        <w:t xml:space="preserve">- Act as a Solution Architect and Network designer</w:t>
-      </w:r>
-    </w:p>
-    <w:p>
-      <w:pPr>
-        <w:pageBreakBefore w:val="0"/>
-        <w:spacing w:after="0" w:line="240" w:lineRule="auto"/>
-        <w:ind w:left="720" w:firstLine="0"/>
-        <w:jc w:val="both"/>
-        <w:rPr>
-          <w:sz w:val="24"/>
-          <w:szCs w:val="24"/>
-        </w:rPr>
-      </w:pPr>
-      <w:r>
-        <w:rPr>
-          <w:sz w:val="24"/>
-          <w:szCs w:val="24"/>
-          <w:rtl w:val="0"/>
-        </w:rPr>
-        <w:t xml:space="preserve">- Set up the K8s cluster on VMWare and migrate services to it.</w:t>
+          <w:b w:val="1"/>
+          <w:sz w:val="28"/>
+          <w:szCs w:val="28"/>
+        </w:rPr>
+      </w:pPr>
+      <w:r>
+        <w:rPr>
+          <w:sz w:val="24"/>
+          <w:szCs w:val="24"/>
+          <w:rtl w:val="0"/>
+        </w:rPr>
+        <w:t xml:space="preserve">- Setup K8s cluster on VMWare and migrate services to it.</w:t>
+      </w:r>
+      <w:r>
+        <w:rPr>
+          <w:rtl w:val="0"/>
+        </w:rPr>
       </w:r>
     </w:p>
     <w:p>
@@ -3370,6 +3662,23 @@
       </w:pPr>
       <w:r>
         <w:rPr>
+          <w:rFonts w:ascii="Calibri" w:cs="Calibri" w:eastAsia="Calibri" w:hAnsi="Calibri"/>
+          <w:b w:val="1"/>
+          <w:i w:val="0"/>
+          <w:smallCaps w:val="0"/>
+          <w:strike w:val="0"/>
+          <w:color w:val="000000"/>
+          <w:sz w:val="28"/>
+          <w:szCs w:val="28"/>
+          <w:u w:val="none"/>
+          <w:shd w:fill="auto" w:val="clear"/>
+          <w:vertAlign w:val="baseline"/>
+          <w:rtl w:val="0"/>
+        </w:rPr>
+        <w:t xml:space="preserve"> </w:t>
+      </w:r>
+      <w:r>
+        <w:rPr>
           <w:rtl w:val="0"/>
         </w:rPr>
       </w:r>
@@ -3403,7 +3712,7 @@
           <w:szCs w:val="24"/>
           <w:rtl w:val="0"/>
         </w:rPr>
-        <w:t xml:space="preserve">5</w:t>
+        <w:t xml:space="preserve">3</w:t>
       </w:r>
       <w:r>
         <w:rPr>
@@ -3611,7 +3920,7 @@
           <w:szCs w:val="24"/>
           <w:rtl w:val="0"/>
         </w:rPr>
-        <w:t xml:space="preserve">maintain CI/CD processes and tools at all stages. </w:t>
+        <w:t xml:space="preserve">maintain CI/CD processes and tools on all stages. </w:t>
       </w:r>
     </w:p>
     <w:p>
@@ -3732,7 +4041,7 @@
           <w:szCs w:val="24"/>
           <w:rtl w:val="0"/>
         </w:rPr>
-        <w:t xml:space="preserve">- Deploy and support the Kubernetes cluster on a staging environment.</w:t>
+        <w:t xml:space="preserve">- Deploy and support  Kubernetes cluster on a staging environment.</w:t>
       </w:r>
       <w:r>
         <w:rPr>
@@ -4016,7 +4325,7 @@
         </w:rPr>
         <w:t xml:space="preserve">  </w:t>
       </w:r>
-      <w:hyperlink r:id="rId9">
+      <w:hyperlink r:id="rId15">
         <w:r>
           <w:rPr>
             <w:rFonts w:ascii="Calibri" w:cs="Calibri" w:eastAsia="Calibri" w:hAnsi="Calibri"/>
@@ -4052,7 +4361,7 @@
         </w:rPr>
         <w:t xml:space="preserve"> </w:t>
       </w:r>
-      <w:hyperlink r:id="rId10">
+      <w:hyperlink r:id="rId16">
         <w:r>
           <w:rPr>
             <w:rFonts w:ascii="Calibri" w:cs="Calibri" w:eastAsia="Calibri" w:hAnsi="Calibri"/>
@@ -4088,7 +4397,7 @@
         </w:rPr>
         <w:t xml:space="preserve"> </w:t>
       </w:r>
-      <w:hyperlink r:id="rId11">
+      <w:hyperlink r:id="rId17">
         <w:r>
           <w:rPr>
             <w:rFonts w:ascii="Calibri" w:cs="Calibri" w:eastAsia="Calibri" w:hAnsi="Calibri"/>
@@ -4124,7 +4433,7 @@
         </w:rPr>
         <w:t xml:space="preserve"> and </w:t>
       </w:r>
-      <w:hyperlink r:id="rId12">
+      <w:hyperlink r:id="rId18">
         <w:r>
           <w:rPr>
             <w:rFonts w:ascii="Calibri" w:cs="Calibri" w:eastAsia="Calibri" w:hAnsi="Calibri"/>
@@ -5086,7 +5395,7 @@
           <w:szCs w:val="24"/>
           <w:rtl w:val="0"/>
         </w:rPr>
-        <w:t xml:space="preserve">3</w:t>
+        <w:t xml:space="preserve">5</w:t>
       </w:r>
       <w:r>
         <w:rPr>
@@ -6122,7 +6431,7 @@
           <w:szCs w:val="24"/>
           <w:rtl w:val="0"/>
         </w:rPr>
-        <w:t xml:space="preserve">2</w:t>
+        <w:t xml:space="preserve">6</w:t>
       </w:r>
       <w:r>
         <w:rPr>
@@ -6266,7 +6575,7 @@
           <w:szCs w:val="24"/>
           <w:rtl w:val="0"/>
         </w:rPr>
-        <w:t xml:space="preserve">, a </w:t>
+        <w:t xml:space="preserve">, </w:t>
       </w:r>
       <w:r>
         <w:rPr>
@@ -6386,32 +6695,32 @@
           <w:vertAlign w:val="baseline"/>
           <w:rtl w:val="0"/>
         </w:rPr>
-        <w:t xml:space="preserve">- Integration and maintenance of Ericsson products and services for mobile operators in </w:t>
-      </w:r>
-      <w:r>
-        <w:rPr>
-          <w:sz w:val="24"/>
-          <w:szCs w:val="24"/>
-          <w:rtl w:val="0"/>
-        </w:rPr>
-        <w:t xml:space="preserve">the </w:t>
-      </w:r>
-      <w:r>
-        <w:rPr>
-          <w:rFonts w:ascii="Calibri" w:cs="Calibri" w:eastAsia="Calibri" w:hAnsi="Calibri"/>
-          <w:b w:val="0"/>
-          <w:i w:val="0"/>
-          <w:smallCaps w:val="0"/>
-          <w:strike w:val="0"/>
-          <w:color w:val="000000"/>
-          <w:sz w:val="24"/>
-          <w:szCs w:val="24"/>
-          <w:u w:val="none"/>
-          <w:shd w:fill="auto" w:val="clear"/>
-          <w:vertAlign w:val="baseline"/>
-          <w:rtl w:val="0"/>
-        </w:rPr>
-        <w:t xml:space="preserve">EMEA region.</w:t>
+        <w:t xml:space="preserve">- Integration and maintenance of Ericsson products and services for mobile operators </w:t>
+      </w:r>
+      <w:r>
+        <w:rPr>
+          <w:sz w:val="24"/>
+          <w:szCs w:val="24"/>
+          <w:rtl w:val="0"/>
+        </w:rPr>
+        <w:t xml:space="preserve">in the EMEA</w:t>
+      </w:r>
+      <w:r>
+        <w:rPr>
+          <w:rFonts w:ascii="Calibri" w:cs="Calibri" w:eastAsia="Calibri" w:hAnsi="Calibri"/>
+          <w:b w:val="0"/>
+          <w:i w:val="0"/>
+          <w:smallCaps w:val="0"/>
+          <w:strike w:val="0"/>
+          <w:color w:val="000000"/>
+          <w:sz w:val="24"/>
+          <w:szCs w:val="24"/>
+          <w:u w:val="none"/>
+          <w:shd w:fill="auto" w:val="clear"/>
+          <w:vertAlign w:val="baseline"/>
+          <w:rtl w:val="0"/>
+        </w:rPr>
+        <w:t xml:space="preserve"> region.</w:t>
       </w:r>
       <w:r>
         <w:rPr>
@@ -6498,32 +6807,7 @@
           <w:vertAlign w:val="baseline"/>
           <w:rtl w:val="0"/>
         </w:rPr>
-        <w:t xml:space="preserve">such equipment as RNC, NodeB, TCU MiniLink-TN(CN,</w:t>
-      </w:r>
-      <w:r>
-        <w:rPr>
-          <w:sz w:val="24"/>
-          <w:szCs w:val="24"/>
-          <w:rtl w:val="0"/>
-        </w:rPr>
-        <w:t xml:space="preserve"> </w:t>
-      </w:r>
-      <w:r>
-        <w:rPr>
-          <w:rFonts w:ascii="Calibri" w:cs="Calibri" w:eastAsia="Calibri" w:hAnsi="Calibri"/>
-          <w:b w:val="0"/>
-          <w:i w:val="0"/>
-          <w:smallCaps w:val="0"/>
-          <w:strike w:val="0"/>
-          <w:color w:val="000000"/>
-          <w:sz w:val="24"/>
-          <w:szCs w:val="24"/>
-          <w:u w:val="none"/>
-          <w:shd w:fill="auto" w:val="clear"/>
-          <w:vertAlign w:val="baseline"/>
-          <w:rtl w:val="0"/>
-        </w:rPr>
-        <w:t xml:space="preserve">LH).</w:t>
+        <w:t xml:space="preserve">such equipment as RNC, NodeB, TCU MiniLink-TN(CN,LH).</w:t>
       </w:r>
     </w:p>
     <w:p>
@@ -6932,7 +7216,7 @@
           <w:szCs w:val="24"/>
           <w:rtl w:val="0"/>
         </w:rPr>
-        <w:t xml:space="preserve">1</w:t>
+        <w:t xml:space="preserve">7</w:t>
       </w:r>
       <w:r>
         <w:rPr>
@@ -7033,7 +7317,7 @@
           <w:szCs w:val="24"/>
           <w:rtl w:val="0"/>
         </w:rPr>
-        <w:t xml:space="preserve">, a U</w:t>
+        <w:t xml:space="preserve">, U</w:t>
       </w:r>
       <w:r>
         <w:rPr>
@@ -7450,32 +7734,7 @@
           <w:vertAlign w:val="baseline"/>
           <w:rtl w:val="0"/>
         </w:rPr>
-        <w:t xml:space="preserve">- My first working experience </w:t>
-      </w:r>
-      <w:r>
-        <w:rPr>
-          <w:sz w:val="24"/>
-          <w:szCs w:val="24"/>
-          <w:rtl w:val="0"/>
-        </w:rPr>
-        <w:t xml:space="preserve">was </w:t>
-      </w:r>
-      <w:r>
-        <w:rPr>
-          <w:rFonts w:ascii="Calibri" w:cs="Calibri" w:eastAsia="Calibri" w:hAnsi="Calibri"/>
-          <w:b w:val="0"/>
-          <w:i w:val="0"/>
-          <w:smallCaps w:val="0"/>
-          <w:strike w:val="0"/>
-          <w:color w:val="000000"/>
-          <w:sz w:val="24"/>
-          <w:szCs w:val="24"/>
-          <w:u w:val="none"/>
-          <w:shd w:fill="auto" w:val="clear"/>
-          <w:vertAlign w:val="baseline"/>
-          <w:rtl w:val="0"/>
-        </w:rPr>
-        <w:t xml:space="preserve">in a big telecom company where </w:t>
+        <w:t xml:space="preserve">- My first working experience in a big telecom company where </w:t>
       </w:r>
       <w:r>
         <w:rPr>
@@ -7500,15 +7759,15 @@
           <w:vertAlign w:val="baseline"/>
           <w:rtl w:val="0"/>
         </w:rPr>
-        <w:t xml:space="preserve"> one year </w:t>
-      </w:r>
-      <w:r>
-        <w:rPr>
-          <w:sz w:val="24"/>
-          <w:szCs w:val="24"/>
-          <w:rtl w:val="0"/>
-        </w:rPr>
-        <w:t xml:space="preserve">I made a pass </w:t>
+        <w:t xml:space="preserve"> one year I</w:t>
+      </w:r>
+      <w:r>
+        <w:rPr>
+          <w:sz w:val="24"/>
+          <w:szCs w:val="24"/>
+          <w:rtl w:val="0"/>
+        </w:rPr>
+        <w:t xml:space="preserve">’ve made a pass </w:t>
       </w:r>
       <w:r>
         <w:rPr>
@@ -7649,32 +7908,7 @@
           <w:vertAlign w:val="baseline"/>
           <w:rtl w:val="0"/>
         </w:rPr>
-        <w:t xml:space="preserve"> and modern </w:t>
-      </w:r>
-      <w:r>
-        <w:rPr>
-          <w:sz w:val="24"/>
-          <w:szCs w:val="24"/>
-          <w:rtl w:val="0"/>
-        </w:rPr>
-        <w:t xml:space="preserve">TV streaming service</w:t>
-      </w:r>
-      <w:r>
-        <w:rPr>
-          <w:rFonts w:ascii="Calibri" w:cs="Calibri" w:eastAsia="Calibri" w:hAnsi="Calibri"/>
-          <w:b w:val="0"/>
-          <w:i w:val="0"/>
-          <w:smallCaps w:val="0"/>
-          <w:strike w:val="0"/>
-          <w:color w:val="000000"/>
-          <w:sz w:val="24"/>
-          <w:szCs w:val="24"/>
-          <w:u w:val="none"/>
-          <w:shd w:fill="auto" w:val="clear"/>
-          <w:vertAlign w:val="baseline"/>
-          <w:rtl w:val="0"/>
-        </w:rPr>
-        <w:t xml:space="preserve"> for end users.</w:t>
+        <w:t xml:space="preserve"> and modern service of TV streaming for end users.</w:t>
       </w:r>
       <w:r>
         <w:rPr>
@@ -7692,8 +7926,100 @@
 </file>
 
 <file path=word/numbering.xml><?xml version="1.0" encoding="utf-8"?>
-<w:numbering xmlns:mc="http://schemas.openxmlformats.org/markup-compatibility/2006" xmlns:o="urn:schemas-microsoft-com:office:office" xmlns:r="http://schemas.openxmlformats.org/officeDocument/2006/relationships" xmlns:m="http://schemas.openxmlformats.org/officeDocument/2006/math" xmlns:v="urn:schemas-microsoft-com:vml" xmlns:wp="http://schemas.openxmlformats.org/drawingml/2006/wordprocessingDrawing" xmlns:w10="urn:schemas-microsoft-com:office:word" xmlns:w="http://schemas.openxmlformats.org/wordprocessingml/2006/main" xmlns:wne="http://schemas.microsoft.com/office/word/2006/wordml" xmlns:sl="http://schemas.openxmlformats.org/schemaLibrary/2006/main" xmlns:a="http://schemas.openxmlformats.org/drawingml/2006/main" xmlns:pic="http://schemas.openxmlformats.org/drawingml/2006/picture" xmlns:c="http://schemas.openxmlformats.org/drawingml/2006/chart" xmlns:lc="http://schemas.openxmlformats.org/drawingml/2006/lockedCanvas" xmlns:dgm="http://schemas.openxmlformats.org/drawingml/2006/diagram" xmlns:wps="http://schemas.microsoft.com/office/word/2010/wordprocessingShape" xmlns:wpg="http://schemas.microsoft.com/office/word/2010/wordprocessingGroup" xmlns:w14="http://schemas.microsoft.com/office/word/2010/wordml" xmlns:w15="http://schemas.microsoft.com/office/word/2012/wordml">
+<w:numbering xmlns:mc="http://schemas.openxmlformats.org/markup-compatibility/2006" xmlns:o="urn:schemas-microsoft-com:office:office" xmlns:r="http://schemas.openxmlformats.org/officeDocument/2006/relationships" xmlns:m="http://schemas.openxmlformats.org/officeDocument/2006/math" xmlns:v="urn:schemas-microsoft-com:vml" xmlns:wp="http://schemas.openxmlformats.org/drawingml/2006/wordprocessingDrawing" xmlns:w10="urn:schemas-microsoft-com:office:word" xmlns:w="http://schemas.openxmlformats.org/wordprocessingml/2006/main" xmlns:wne="http://schemas.microsoft.com/office/word/2006/wordml" xmlns:sl="http://schemas.openxmlformats.org/schemaLibrary/2006/main" xmlns:a="http://schemas.openxmlformats.org/drawingml/2006/main" xmlns:pic="http://schemas.openxmlformats.org/drawingml/2006/picture" xmlns:c="http://schemas.openxmlformats.org/drawingml/2006/chart" xmlns:lc="http://schemas.openxmlformats.org/drawingml/2006/lockedCanvas" xmlns:dgm="http://schemas.openxmlformats.org/drawingml/2006/diagram" xmlns:wps="http://schemas.microsoft.com/office/word/2010/wordprocessingShape" xmlns:wpg="http://schemas.microsoft.com/office/word/2010/wordprocessingGroup" xmlns:w14="http://schemas.microsoft.com/office/word/2010/wordml" xmlns:w15="http://schemas.microsoft.com/office/word/2012/wordml" xmlns:w16="http://schemas.microsoft.com/office/word/2018/wordml" xmlns:w16cex="http://schemas.microsoft.com/office/word/2018/wordml/cex" xmlns:w16cid="http://schemas.microsoft.com/office/word/2016/wordml/cid" xmlns="http://schemas.microsoft.com/office/tasks/2019/documenttasks" xmlns:cr="http://schemas.microsoft.com/office/comments/2020/reactions">
   <w:abstractNum w:abstractNumId="1">
+    <w:lvl w:ilvl="0">
+      <w:start w:val="1"/>
+      <w:numFmt w:val="decimal"/>
+      <w:lvlText w:val=""/>
+      <w:lvlJc w:val="left"/>
+      <w:pPr>
+        <w:ind w:left="432" w:firstLine="0"/>
+      </w:pPr>
+      <w:rPr/>
+    </w:lvl>
+    <w:lvl w:ilvl="1">
+      <w:start w:val="1"/>
+      <w:numFmt w:val="decimal"/>
+      <w:lvlText w:val=""/>
+      <w:lvlJc w:val="left"/>
+      <w:pPr>
+        <w:ind w:left="576" w:firstLine="0"/>
+      </w:pPr>
+      <w:rPr/>
+    </w:lvl>
+    <w:lvl w:ilvl="2">
+      <w:start w:val="1"/>
+      <w:numFmt w:val="decimal"/>
+      <w:lvlText w:val=""/>
+      <w:lvlJc w:val="left"/>
+      <w:pPr>
+        <w:ind w:left="720" w:firstLine="0"/>
+      </w:pPr>
+      <w:rPr/>
+    </w:lvl>
+    <w:lvl w:ilvl="3">
+      <w:start w:val="1"/>
+      <w:numFmt w:val="decimal"/>
+      <w:lvlText w:val=""/>
+      <w:lvlJc w:val="left"/>
+      <w:pPr>
+        <w:ind w:left="864" w:firstLine="0"/>
+      </w:pPr>
+      <w:rPr/>
+    </w:lvl>
+    <w:lvl w:ilvl="4">
+      <w:start w:val="1"/>
+      <w:numFmt w:val="decimal"/>
+      <w:lvlText w:val=""/>
+      <w:lvlJc w:val="left"/>
+      <w:pPr>
+        <w:ind w:left="1008" w:firstLine="0"/>
+      </w:pPr>
+      <w:rPr/>
+    </w:lvl>
+    <w:lvl w:ilvl="5">
+      <w:start w:val="1"/>
+      <w:numFmt w:val="decimal"/>
+      <w:lvlText w:val=""/>
+      <w:lvlJc w:val="left"/>
+      <w:pPr>
+        <w:ind w:left="1152" w:firstLine="0"/>
+      </w:pPr>
+      <w:rPr/>
+    </w:lvl>
+    <w:lvl w:ilvl="6">
+      <w:start w:val="1"/>
+      <w:numFmt w:val="decimal"/>
+      <w:lvlText w:val=""/>
+      <w:lvlJc w:val="left"/>
+      <w:pPr>
+        <w:ind w:left="1296" w:firstLine="0"/>
+      </w:pPr>
+      <w:rPr/>
+    </w:lvl>
+    <w:lvl w:ilvl="7">
+      <w:start w:val="1"/>
+      <w:numFmt w:val="decimal"/>
+      <w:lvlText w:val=""/>
+      <w:lvlJc w:val="left"/>
+      <w:pPr>
+        <w:ind w:left="1440" w:firstLine="0"/>
+      </w:pPr>
+      <w:rPr/>
+    </w:lvl>
+    <w:lvl w:ilvl="8">
+      <w:start w:val="1"/>
+      <w:numFmt w:val="decimal"/>
+      <w:lvlText w:val=""/>
+      <w:lvlJc w:val="left"/>
+      <w:pPr>
+        <w:ind w:left="1584" w:firstLine="0"/>
+      </w:pPr>
+      <w:rPr/>
+    </w:lvl>
+  </w:abstractNum>
+  <w:abstractNum w:abstractNumId="2">
     <w:lvl w:ilvl="0">
       <w:start w:val="5"/>
       <w:numFmt w:val="bullet"/>
@@ -7796,7 +8122,7 @@
       <w:rPr/>
     </w:lvl>
   </w:abstractNum>
-  <w:abstractNum w:abstractNumId="2">
+  <w:abstractNum w:abstractNumId="3">
     <w:lvl w:ilvl="0">
       <w:start w:val="1"/>
       <w:numFmt w:val="bullet"/>
@@ -7904,208 +8230,6 @@
       <w:rPr>
         <w:u w:val="none"/>
       </w:rPr>
-    </w:lvl>
-  </w:abstractNum>
-  <w:abstractNum w:abstractNumId="3">
-    <w:lvl w:ilvl="0">
-      <w:start w:val="1"/>
-      <w:numFmt w:val="bullet"/>
-      <w:lvlText w:val="-"/>
-      <w:lvlJc w:val="left"/>
-      <w:pPr>
-        <w:ind w:left="720" w:hanging="360"/>
-      </w:pPr>
-      <w:rPr>
-        <w:u w:val="none"/>
-      </w:rPr>
-    </w:lvl>
-    <w:lvl w:ilvl="1">
-      <w:start w:val="1"/>
-      <w:numFmt w:val="bullet"/>
-      <w:lvlText w:val="-"/>
-      <w:lvlJc w:val="left"/>
-      <w:pPr>
-        <w:ind w:left="1440" w:hanging="360"/>
-      </w:pPr>
-      <w:rPr>
-        <w:u w:val="none"/>
-      </w:rPr>
-    </w:lvl>
-    <w:lvl w:ilvl="2">
-      <w:start w:val="1"/>
-      <w:numFmt w:val="bullet"/>
-      <w:lvlText w:val="-"/>
-      <w:lvlJc w:val="left"/>
-      <w:pPr>
-        <w:ind w:left="2160" w:hanging="360"/>
-      </w:pPr>
-      <w:rPr>
-        <w:u w:val="none"/>
-      </w:rPr>
-    </w:lvl>
-    <w:lvl w:ilvl="3">
-      <w:start w:val="1"/>
-      <w:numFmt w:val="bullet"/>
-      <w:lvlText w:val="-"/>
-      <w:lvlJc w:val="left"/>
-      <w:pPr>
-        <w:ind w:left="2880" w:hanging="360"/>
-      </w:pPr>
-      <w:rPr>
-        <w:u w:val="none"/>
-      </w:rPr>
-    </w:lvl>
-    <w:lvl w:ilvl="4">
-      <w:start w:val="1"/>
-      <w:numFmt w:val="bullet"/>
-      <w:lvlText w:val="-"/>
-      <w:lvlJc w:val="left"/>
-      <w:pPr>
-        <w:ind w:left="3600" w:hanging="360"/>
-      </w:pPr>
-      <w:rPr>
-        <w:u w:val="none"/>
-      </w:rPr>
-    </w:lvl>
-    <w:lvl w:ilvl="5">
-      <w:start w:val="1"/>
-      <w:numFmt w:val="bullet"/>
-      <w:lvlText w:val="-"/>
-      <w:lvlJc w:val="left"/>
-      <w:pPr>
-        <w:ind w:left="4320" w:hanging="360"/>
-      </w:pPr>
-      <w:rPr>
-        <w:u w:val="none"/>
-      </w:rPr>
-    </w:lvl>
-    <w:lvl w:ilvl="6">
-      <w:start w:val="1"/>
-      <w:numFmt w:val="bullet"/>
-      <w:lvlText w:val="-"/>
-      <w:lvlJc w:val="left"/>
-      <w:pPr>
-        <w:ind w:left="5040" w:hanging="360"/>
-      </w:pPr>
-      <w:rPr>
-        <w:u w:val="none"/>
-      </w:rPr>
-    </w:lvl>
-    <w:lvl w:ilvl="7">
-      <w:start w:val="1"/>
-      <w:numFmt w:val="bullet"/>
-      <w:lvlText w:val="-"/>
-      <w:lvlJc w:val="left"/>
-      <w:pPr>
-        <w:ind w:left="5760" w:hanging="360"/>
-      </w:pPr>
-      <w:rPr>
-        <w:u w:val="none"/>
-      </w:rPr>
-    </w:lvl>
-    <w:lvl w:ilvl="8">
-      <w:start w:val="1"/>
-      <w:numFmt w:val="bullet"/>
-      <w:lvlText w:val="-"/>
-      <w:lvlJc w:val="left"/>
-      <w:pPr>
-        <w:ind w:left="6480" w:hanging="360"/>
-      </w:pPr>
-      <w:rPr>
-        <w:u w:val="none"/>
-      </w:rPr>
-    </w:lvl>
-  </w:abstractNum>
-  <w:abstractNum w:abstractNumId="4">
-    <w:lvl w:ilvl="0">
-      <w:start w:val="1"/>
-      <w:numFmt w:val="decimal"/>
-      <w:lvlText w:val=""/>
-      <w:lvlJc w:val="left"/>
-      <w:pPr>
-        <w:ind w:left="432" w:firstLine="0"/>
-      </w:pPr>
-      <w:rPr/>
-    </w:lvl>
-    <w:lvl w:ilvl="1">
-      <w:start w:val="1"/>
-      <w:numFmt w:val="decimal"/>
-      <w:lvlText w:val=""/>
-      <w:lvlJc w:val="left"/>
-      <w:pPr>
-        <w:ind w:left="576" w:firstLine="0"/>
-      </w:pPr>
-      <w:rPr/>
-    </w:lvl>
-    <w:lvl w:ilvl="2">
-      <w:start w:val="1"/>
-      <w:numFmt w:val="decimal"/>
-      <w:lvlText w:val=""/>
-      <w:lvlJc w:val="left"/>
-      <w:pPr>
-        <w:ind w:left="720" w:firstLine="0"/>
-      </w:pPr>
-      <w:rPr/>
-    </w:lvl>
-    <w:lvl w:ilvl="3">
-      <w:start w:val="1"/>
-      <w:numFmt w:val="decimal"/>
-      <w:lvlText w:val=""/>
-      <w:lvlJc w:val="left"/>
-      <w:pPr>
-        <w:ind w:left="864" w:firstLine="0"/>
-      </w:pPr>
-      <w:rPr/>
-    </w:lvl>
-    <w:lvl w:ilvl="4">
-      <w:start w:val="1"/>
-      <w:numFmt w:val="decimal"/>
-      <w:lvlText w:val=""/>
-      <w:lvlJc w:val="left"/>
-      <w:pPr>
-        <w:ind w:left="1008" w:firstLine="0"/>
-      </w:pPr>
-      <w:rPr/>
-    </w:lvl>
-    <w:lvl w:ilvl="5">
-      <w:start w:val="1"/>
-      <w:numFmt w:val="decimal"/>
-      <w:lvlText w:val=""/>
-      <w:lvlJc w:val="left"/>
-      <w:pPr>
-        <w:ind w:left="1152" w:firstLine="0"/>
-      </w:pPr>
-      <w:rPr/>
-    </w:lvl>
-    <w:lvl w:ilvl="6">
-      <w:start w:val="1"/>
-      <w:numFmt w:val="decimal"/>
-      <w:lvlText w:val=""/>
-      <w:lvlJc w:val="left"/>
-      <w:pPr>
-        <w:ind w:left="1296" w:firstLine="0"/>
-      </w:pPr>
-      <w:rPr/>
-    </w:lvl>
-    <w:lvl w:ilvl="7">
-      <w:start w:val="1"/>
-      <w:numFmt w:val="decimal"/>
-      <w:lvlText w:val=""/>
-      <w:lvlJc w:val="left"/>
-      <w:pPr>
-        <w:ind w:left="1440" w:firstLine="0"/>
-      </w:pPr>
-      <w:rPr/>
-    </w:lvl>
-    <w:lvl w:ilvl="8">
-      <w:start w:val="1"/>
-      <w:numFmt w:val="decimal"/>
-      <w:lvlText w:val=""/>
-      <w:lvlJc w:val="left"/>
-      <w:pPr>
-        <w:ind w:left="1584" w:firstLine="0"/>
-      </w:pPr>
-      <w:rPr/>
     </w:lvl>
   </w:abstractNum>
   <w:num w:numId="1">
@@ -8117,14 +8241,11 @@
   <w:num w:numId="3">
     <w:abstractNumId w:val="3"/>
   </w:num>
-  <w:num w:numId="4">
-    <w:abstractNumId w:val="4"/>
-  </w:num>
 </w:numbering>
 </file>
 
 <file path=word/styles.xml><?xml version="1.0" encoding="utf-8"?>
-<w:styles xmlns:mc="http://schemas.openxmlformats.org/markup-compatibility/2006" xmlns:o="urn:schemas-microsoft-com:office:office" xmlns:r="http://schemas.openxmlformats.org/officeDocument/2006/relationships" xmlns:m="http://schemas.openxmlformats.org/officeDocument/2006/math" xmlns:v="urn:schemas-microsoft-com:vml" xmlns:wp="http://schemas.openxmlformats.org/drawingml/2006/wordprocessingDrawing" xmlns:w10="urn:schemas-microsoft-com:office:word" xmlns:w="http://schemas.openxmlformats.org/wordprocessingml/2006/main" xmlns:wne="http://schemas.microsoft.com/office/word/2006/wordml" xmlns:sl="http://schemas.openxmlformats.org/schemaLibrary/2006/main" xmlns:a="http://schemas.openxmlformats.org/drawingml/2006/main" xmlns:pic="http://schemas.openxmlformats.org/drawingml/2006/picture" xmlns:c="http://schemas.openxmlformats.org/drawingml/2006/chart" xmlns:lc="http://schemas.openxmlformats.org/drawingml/2006/lockedCanvas" xmlns:dgm="http://schemas.openxmlformats.org/drawingml/2006/diagram" xmlns:wps="http://schemas.microsoft.com/office/word/2010/wordprocessingShape" xmlns:wpg="http://schemas.microsoft.com/office/word/2010/wordprocessingGroup" xmlns:w14="http://schemas.microsoft.com/office/word/2010/wordml" xmlns:w15="http://schemas.microsoft.com/office/word/2012/wordml">
+<w:styles xmlns:mc="http://schemas.openxmlformats.org/markup-compatibility/2006" xmlns:o="urn:schemas-microsoft-com:office:office" xmlns:r="http://schemas.openxmlformats.org/officeDocument/2006/relationships" xmlns:m="http://schemas.openxmlformats.org/officeDocument/2006/math" xmlns:v="urn:schemas-microsoft-com:vml" xmlns:wp="http://schemas.openxmlformats.org/drawingml/2006/wordprocessingDrawing" xmlns:w10="urn:schemas-microsoft-com:office:word" xmlns:w="http://schemas.openxmlformats.org/wordprocessingml/2006/main" xmlns:wne="http://schemas.microsoft.com/office/word/2006/wordml" xmlns:sl="http://schemas.openxmlformats.org/schemaLibrary/2006/main" xmlns:a="http://schemas.openxmlformats.org/drawingml/2006/main" xmlns:pic="http://schemas.openxmlformats.org/drawingml/2006/picture" xmlns:c="http://schemas.openxmlformats.org/drawingml/2006/chart" xmlns:lc="http://schemas.openxmlformats.org/drawingml/2006/lockedCanvas" xmlns:dgm="http://schemas.openxmlformats.org/drawingml/2006/diagram" xmlns:wps="http://schemas.microsoft.com/office/word/2010/wordprocessingShape" xmlns:wpg="http://schemas.microsoft.com/office/word/2010/wordprocessingGroup" xmlns:w14="http://schemas.microsoft.com/office/word/2010/wordml" xmlns:w15="http://schemas.microsoft.com/office/word/2012/wordml" xmlns:w16="http://schemas.microsoft.com/office/word/2018/wordml" xmlns:w16cex="http://schemas.microsoft.com/office/word/2018/wordml/cex" xmlns:w16cid="http://schemas.microsoft.com/office/word/2016/wordml/cid" xmlns="http://schemas.microsoft.com/office/tasks/2019/documenttasks" xmlns:cr="http://schemas.microsoft.com/office/comments/2020/reactions">
   <w:docDefaults>
     <w:rPrDefault>
       <w:rPr>
@@ -8144,7 +8265,7 @@
     <w:name w:val="normal"/>
   </w:style>
   <w:style w:type="table" w:styleId="TableNormal" w:default="1">
-    <w:name w:val="Table Normal"/>
+    <w:name w:val="TableNormal"/>
   </w:style>
   <w:style w:type="paragraph" w:styleId="Heading1">
     <w:name w:val="heading 1"/>
